--- a/IT_CoverLetterTemplate.docx
+++ b/IT_CoverLetterTemplate.docx
@@ -21,7 +21,6 @@
           <w:lang w:val="en-CA"/>
         </w:rPr>
       </w:pPr>
-      <w:proofErr w:type="gramStart"/>
       <w:r>
         <w:rPr>
           <w:rFonts w:ascii="Calibri Light" w:eastAsia="Cambria" w:hAnsi="Calibri Light" w:cs="Calibri Light"/>
@@ -30,9 +29,8 @@
           <w:szCs w:val="18"/>
           <w:lang w:val="en-CA"/>
         </w:rPr>
-        <w:t>{{ t</w:t>
-      </w:r>
-      <w:proofErr w:type="gramEnd"/>
+        <w:t>{{ todays_date }}</w:t>
+      </w:r>
       <w:r>
         <w:rPr>
           <w:rFonts w:ascii="Calibri Light" w:eastAsia="Cambria" w:hAnsi="Calibri Light" w:cs="Calibri Light"/>
@@ -41,7 +39,7 @@
           <w:szCs w:val="18"/>
           <w:lang w:val="en-CA"/>
         </w:rPr>
-        <w:t xml:space="preserve"> }} </w:t>
+        <w:br/>
       </w:r>
       <w:r>
         <w:rPr>
@@ -52,6 +50,7 @@
           <w:lang w:val="en-CA"/>
         </w:rPr>
         <w:br/>
+        <w:t>{{ company_name }}</w:t>
       </w:r>
       <w:r>
         <w:rPr>
@@ -62,8 +61,8 @@
           <w:lang w:val="en-CA"/>
         </w:rPr>
         <w:br/>
-      </w:r>
-      <w:proofErr w:type="gramStart"/>
+        <w:t xml:space="preserve">{{ company_address }} </w:t>
+      </w:r>
       <w:r>
         <w:rPr>
           <w:rFonts w:ascii="Calibri Light" w:eastAsia="Cambria" w:hAnsi="Calibri Light" w:cs="Calibri Light"/>
@@ -72,9 +71,9 @@
           <w:szCs w:val="18"/>
           <w:lang w:val="en-CA"/>
         </w:rPr>
-        <w:t>{{ company</w:t>
-      </w:r>
-      <w:proofErr w:type="gramEnd"/>
+        <w:br/>
+        <w:t>{{ company_city }}, {{ company_province }}</w:t>
+      </w:r>
       <w:r>
         <w:rPr>
           <w:rFonts w:ascii="Calibri Light" w:eastAsia="Cambria" w:hAnsi="Calibri Light" w:cs="Calibri Light"/>
@@ -83,7 +82,8 @@
           <w:szCs w:val="18"/>
           <w:lang w:val="en-CA"/>
         </w:rPr>
-        <w:t>_name }}</w:t>
+        <w:br/>
+        <w:t>{{ company_postal }}</w:t>
       </w:r>
       <w:r>
         <w:rPr>
@@ -95,178 +95,16 @@
         </w:rPr>
         <w:br/>
       </w:r>
-      <w:proofErr w:type="gramStart"/>
-      <w:r>
-        <w:rPr>
-          <w:rFonts w:ascii="Calibri Light" w:eastAsia="Cambria" w:hAnsi="Calibri Light" w:cs="Calibri Light"/>
-          <w:bCs/>
-          <w:sz w:val="18"/>
-          <w:szCs w:val="18"/>
-          <w:lang w:val="en-CA"/>
-        </w:rPr>
-        <w:t>{{ company</w:t>
-      </w:r>
-      <w:proofErr w:type="gramEnd"/>
-      <w:r>
-        <w:rPr>
-          <w:rFonts w:ascii="Calibri Light" w:eastAsia="Cambria" w:hAnsi="Calibri Light" w:cs="Calibri Light"/>
-          <w:bCs/>
-          <w:sz w:val="18"/>
-          <w:szCs w:val="18"/>
-          <w:lang w:val="en-CA"/>
-        </w:rPr>
-        <w:t>_</w:t>
-      </w:r>
-      <w:proofErr w:type="gramStart"/>
-      <w:r>
-        <w:rPr>
-          <w:rFonts w:ascii="Calibri Light" w:eastAsia="Cambria" w:hAnsi="Calibri Light" w:cs="Calibri Light"/>
-          <w:bCs/>
-          <w:sz w:val="18"/>
-          <w:szCs w:val="18"/>
-          <w:lang w:val="en-CA"/>
-        </w:rPr>
-        <w:t>address }</w:t>
-      </w:r>
-      <w:proofErr w:type="gramEnd"/>
-      <w:r>
-        <w:rPr>
-          <w:rFonts w:ascii="Calibri Light" w:eastAsia="Cambria" w:hAnsi="Calibri Light" w:cs="Calibri Light"/>
-          <w:bCs/>
-          <w:sz w:val="18"/>
-          <w:szCs w:val="18"/>
-          <w:lang w:val="en-CA"/>
-        </w:rPr>
-        <w:t xml:space="preserve">} </w:t>
-      </w:r>
-      <w:r>
-        <w:rPr>
-          <w:rFonts w:ascii="Calibri Light" w:eastAsia="Cambria" w:hAnsi="Calibri Light" w:cs="Calibri Light"/>
-          <w:bCs/>
-          <w:sz w:val="18"/>
-          <w:szCs w:val="18"/>
+      <w:r>
+        <w:rPr>
+          <w:rFonts w:ascii="Calibri Light" w:eastAsia="Cambria" w:hAnsi="Calibri Light" w:cs="Calibri Light"/>
+          <w:bCs/>
+          <w:sz w:val="19"/>
+          <w:szCs w:val="19"/>
           <w:lang w:val="en-CA"/>
         </w:rPr>
         <w:br/>
       </w:r>
-      <w:proofErr w:type="gramStart"/>
-      <w:r>
-        <w:rPr>
-          <w:rFonts w:ascii="Calibri Light" w:eastAsia="Cambria" w:hAnsi="Calibri Light" w:cs="Calibri Light"/>
-          <w:bCs/>
-          <w:sz w:val="18"/>
-          <w:szCs w:val="18"/>
-          <w:lang w:val="en-CA"/>
-        </w:rPr>
-        <w:t>{{ company</w:t>
-      </w:r>
-      <w:proofErr w:type="gramEnd"/>
-      <w:r>
-        <w:rPr>
-          <w:rFonts w:ascii="Calibri Light" w:eastAsia="Cambria" w:hAnsi="Calibri Light" w:cs="Calibri Light"/>
-          <w:bCs/>
-          <w:sz w:val="18"/>
-          <w:szCs w:val="18"/>
-          <w:lang w:val="en-CA"/>
-        </w:rPr>
-        <w:t>_</w:t>
-      </w:r>
-      <w:proofErr w:type="gramStart"/>
-      <w:r>
-        <w:rPr>
-          <w:rFonts w:ascii="Calibri Light" w:eastAsia="Cambria" w:hAnsi="Calibri Light" w:cs="Calibri Light"/>
-          <w:bCs/>
-          <w:sz w:val="18"/>
-          <w:szCs w:val="18"/>
-          <w:lang w:val="en-CA"/>
-        </w:rPr>
-        <w:t>city }</w:t>
-      </w:r>
-      <w:proofErr w:type="gramEnd"/>
-      <w:r>
-        <w:rPr>
-          <w:rFonts w:ascii="Calibri Light" w:eastAsia="Cambria" w:hAnsi="Calibri Light" w:cs="Calibri Light"/>
-          <w:bCs/>
-          <w:sz w:val="18"/>
-          <w:szCs w:val="18"/>
-          <w:lang w:val="en-CA"/>
-        </w:rPr>
-        <w:t xml:space="preserve">}, </w:t>
-      </w:r>
-      <w:proofErr w:type="gramStart"/>
-      <w:r>
-        <w:rPr>
-          <w:rFonts w:ascii="Calibri Light" w:eastAsia="Cambria" w:hAnsi="Calibri Light" w:cs="Calibri Light"/>
-          <w:bCs/>
-          <w:sz w:val="18"/>
-          <w:szCs w:val="18"/>
-          <w:lang w:val="en-CA"/>
-        </w:rPr>
-        <w:t>{{ company</w:t>
-      </w:r>
-      <w:proofErr w:type="gramEnd"/>
-      <w:r>
-        <w:rPr>
-          <w:rFonts w:ascii="Calibri Light" w:eastAsia="Cambria" w:hAnsi="Calibri Light" w:cs="Calibri Light"/>
-          <w:bCs/>
-          <w:sz w:val="18"/>
-          <w:szCs w:val="18"/>
-          <w:lang w:val="en-CA"/>
-        </w:rPr>
-        <w:t>_province }}</w:t>
-      </w:r>
-      <w:r>
-        <w:rPr>
-          <w:rFonts w:ascii="Calibri Light" w:eastAsia="Cambria" w:hAnsi="Calibri Light" w:cs="Calibri Light"/>
-          <w:bCs/>
-          <w:sz w:val="18"/>
-          <w:szCs w:val="18"/>
-          <w:lang w:val="en-CA"/>
-        </w:rPr>
-        <w:br/>
-      </w:r>
-      <w:proofErr w:type="gramStart"/>
-      <w:r>
-        <w:rPr>
-          <w:rFonts w:ascii="Calibri Light" w:eastAsia="Cambria" w:hAnsi="Calibri Light" w:cs="Calibri Light"/>
-          <w:bCs/>
-          <w:sz w:val="18"/>
-          <w:szCs w:val="18"/>
-          <w:lang w:val="en-CA"/>
-        </w:rPr>
-        <w:t>{{ company</w:t>
-      </w:r>
-      <w:proofErr w:type="gramEnd"/>
-      <w:r>
-        <w:rPr>
-          <w:rFonts w:ascii="Calibri Light" w:eastAsia="Cambria" w:hAnsi="Calibri Light" w:cs="Calibri Light"/>
-          <w:bCs/>
-          <w:sz w:val="18"/>
-          <w:szCs w:val="18"/>
-          <w:lang w:val="en-CA"/>
-        </w:rPr>
-        <w:t>_postal }}</w:t>
-      </w:r>
-      <w:r>
-        <w:rPr>
-          <w:rFonts w:ascii="Calibri Light" w:eastAsia="Cambria" w:hAnsi="Calibri Light" w:cs="Calibri Light"/>
-          <w:bCs/>
-          <w:sz w:val="18"/>
-          <w:szCs w:val="18"/>
-          <w:lang w:val="en-CA"/>
-        </w:rPr>
-        <w:br/>
-      </w:r>
-      <w:r>
-        <w:rPr>
-          <w:rFonts w:ascii="Calibri Light" w:eastAsia="Cambria" w:hAnsi="Calibri Light" w:cs="Calibri Light"/>
-          <w:bCs/>
-          <w:sz w:val="19"/>
-          <w:szCs w:val="19"/>
-          <w:lang w:val="en-CA"/>
-        </w:rPr>
-        <w:br/>
-      </w:r>
       <w:r>
         <w:rPr>
           <w:rFonts w:ascii="Calibri Light" w:eastAsia="Cambria" w:hAnsi="Calibri Light" w:cs="Calibri Light"/>
@@ -285,51 +123,7 @@
           <w:szCs w:val="19"/>
           <w:lang w:val="en-CA"/>
         </w:rPr>
-        <w:t xml:space="preserve"> </w:t>
-      </w:r>
-      <w:proofErr w:type="gramStart"/>
-      <w:r>
-        <w:rPr>
-          <w:rFonts w:ascii="Calibri Light" w:eastAsia="Cambria" w:hAnsi="Calibri Light" w:cs="Calibri Light"/>
-          <w:bCs/>
-          <w:sz w:val="19"/>
-          <w:szCs w:val="19"/>
-          <w:lang w:val="en-CA"/>
-        </w:rPr>
-        <w:t>{{ letter</w:t>
-      </w:r>
-      <w:proofErr w:type="gramEnd"/>
-      <w:r>
-        <w:rPr>
-          <w:rFonts w:ascii="Calibri Light" w:eastAsia="Cambria" w:hAnsi="Calibri Light" w:cs="Calibri Light"/>
-          <w:bCs/>
-          <w:sz w:val="19"/>
-          <w:szCs w:val="19"/>
-          <w:lang w:val="en-CA"/>
-        </w:rPr>
-        <w:t>_</w:t>
-      </w:r>
-      <w:proofErr w:type="gramStart"/>
-      <w:r>
-        <w:rPr>
-          <w:rFonts w:ascii="Calibri Light" w:eastAsia="Cambria" w:hAnsi="Calibri Light" w:cs="Calibri Light"/>
-          <w:bCs/>
-          <w:sz w:val="19"/>
-          <w:szCs w:val="19"/>
-          <w:lang w:val="en-CA"/>
-        </w:rPr>
-        <w:t>addressee }</w:t>
-      </w:r>
-      <w:proofErr w:type="gramEnd"/>
-      <w:r>
-        <w:rPr>
-          <w:rFonts w:ascii="Calibri Light" w:eastAsia="Cambria" w:hAnsi="Calibri Light" w:cs="Calibri Light"/>
-          <w:bCs/>
-          <w:sz w:val="19"/>
-          <w:szCs w:val="19"/>
-          <w:lang w:val="en-CA"/>
-        </w:rPr>
-        <w:t>},</w:t>
+        <w:t xml:space="preserve"> {{ letter_addressee }},</w:t>
       </w:r>
     </w:p>
     <w:p>
@@ -412,49 +206,15 @@
         </w:rPr>
         <w:t xml:space="preserve">the </w:t>
       </w:r>
-      <w:proofErr w:type="gramStart"/>
-      <w:r>
-        <w:rPr>
-          <w:rFonts w:ascii="Calibri Light" w:eastAsia="Cambria" w:hAnsi="Calibri Light" w:cs="Calibri Light"/>
-          <w:bCs/>
-          <w:sz w:val="19"/>
-          <w:szCs w:val="19"/>
-          <w:lang w:val="en-CA"/>
-        </w:rPr>
-        <w:t>{{ position</w:t>
-      </w:r>
-      <w:proofErr w:type="gramEnd"/>
-      <w:r>
-        <w:rPr>
-          <w:rFonts w:ascii="Calibri Light" w:eastAsia="Cambria" w:hAnsi="Calibri Light" w:cs="Calibri Light"/>
-          <w:bCs/>
-          <w:sz w:val="19"/>
-          <w:szCs w:val="19"/>
-          <w:lang w:val="en-CA"/>
-        </w:rPr>
-        <w:t>_</w:t>
-      </w:r>
-      <w:proofErr w:type="gramStart"/>
-      <w:r>
-        <w:rPr>
-          <w:rFonts w:ascii="Calibri Light" w:eastAsia="Cambria" w:hAnsi="Calibri Light" w:cs="Calibri Light"/>
-          <w:bCs/>
-          <w:sz w:val="19"/>
-          <w:szCs w:val="19"/>
-          <w:lang w:val="en-CA"/>
-        </w:rPr>
-        <w:t>name }</w:t>
-      </w:r>
-      <w:proofErr w:type="gramEnd"/>
-      <w:r>
-        <w:rPr>
-          <w:rFonts w:ascii="Calibri Light" w:eastAsia="Cambria" w:hAnsi="Calibri Light" w:cs="Calibri Light"/>
-          <w:bCs/>
-          <w:sz w:val="19"/>
-          <w:szCs w:val="19"/>
-          <w:lang w:val="en-CA"/>
-        </w:rPr>
-        <w:t>}</w:t>
+      <w:r>
+        <w:rPr>
+          <w:rFonts w:ascii="Calibri Light" w:eastAsia="Cambria" w:hAnsi="Calibri Light" w:cs="Calibri Light"/>
+          <w:bCs/>
+          <w:sz w:val="19"/>
+          <w:szCs w:val="19"/>
+          <w:lang w:val="en-CA"/>
+        </w:rPr>
+        <w:t>{{ position_name }}</w:t>
       </w:r>
       <w:r>
         <w:rPr>
@@ -466,27 +226,15 @@
         </w:rPr>
         <w:t xml:space="preserve"> position with </w:t>
       </w:r>
-      <w:proofErr w:type="gramStart"/>
-      <w:r>
-        <w:rPr>
-          <w:rFonts w:ascii="Calibri Light" w:eastAsia="Cambria" w:hAnsi="Calibri Light" w:cs="Calibri Light"/>
-          <w:bCs/>
-          <w:sz w:val="19"/>
-          <w:szCs w:val="19"/>
-          <w:lang w:val="en-CA"/>
-        </w:rPr>
-        <w:t>{{ company</w:t>
-      </w:r>
-      <w:proofErr w:type="gramEnd"/>
-      <w:r>
-        <w:rPr>
-          <w:rFonts w:ascii="Calibri Light" w:eastAsia="Cambria" w:hAnsi="Calibri Light" w:cs="Calibri Light"/>
-          <w:bCs/>
-          <w:sz w:val="19"/>
-          <w:szCs w:val="19"/>
-          <w:lang w:val="en-CA"/>
-        </w:rPr>
-        <w:t>_name}}</w:t>
+      <w:r>
+        <w:rPr>
+          <w:rFonts w:ascii="Calibri Light" w:eastAsia="Cambria" w:hAnsi="Calibri Light" w:cs="Calibri Light"/>
+          <w:bCs/>
+          <w:sz w:val="19"/>
+          <w:szCs w:val="19"/>
+          <w:lang w:val="en-CA"/>
+        </w:rPr>
+        <w:t>{{ company_name}}</w:t>
       </w:r>
       <w:r>
         <w:rPr>
@@ -558,49 +306,15 @@
         </w:rPr>
         <w:t xml:space="preserve"> current technical skillset and experiences to </w:t>
       </w:r>
-      <w:proofErr w:type="gramStart"/>
-      <w:r>
-        <w:rPr>
-          <w:rFonts w:ascii="Calibri Light" w:eastAsia="Cambria" w:hAnsi="Calibri Light" w:cs="Calibri Light"/>
-          <w:bCs/>
-          <w:sz w:val="19"/>
-          <w:szCs w:val="19"/>
-          <w:lang w:val="en-CA"/>
-        </w:rPr>
-        <w:t>{{ company</w:t>
-      </w:r>
-      <w:proofErr w:type="gramEnd"/>
-      <w:r>
-        <w:rPr>
-          <w:rFonts w:ascii="Calibri Light" w:eastAsia="Cambria" w:hAnsi="Calibri Light" w:cs="Calibri Light"/>
-          <w:bCs/>
-          <w:sz w:val="19"/>
-          <w:szCs w:val="19"/>
-          <w:lang w:val="en-CA"/>
-        </w:rPr>
-        <w:t>_</w:t>
-      </w:r>
-      <w:proofErr w:type="gramStart"/>
-      <w:r>
-        <w:rPr>
-          <w:rFonts w:ascii="Calibri Light" w:eastAsia="Cambria" w:hAnsi="Calibri Light" w:cs="Calibri Light"/>
-          <w:bCs/>
-          <w:sz w:val="19"/>
-          <w:szCs w:val="19"/>
-          <w:lang w:val="en-CA"/>
-        </w:rPr>
-        <w:t>name }</w:t>
-      </w:r>
-      <w:proofErr w:type="gramEnd"/>
-      <w:r>
-        <w:rPr>
-          <w:rFonts w:ascii="Calibri Light" w:eastAsia="Cambria" w:hAnsi="Calibri Light" w:cs="Calibri Light"/>
-          <w:bCs/>
-          <w:sz w:val="19"/>
-          <w:szCs w:val="19"/>
-          <w:lang w:val="en-CA"/>
-        </w:rPr>
-        <w:t>}</w:t>
+      <w:r>
+        <w:rPr>
+          <w:rFonts w:ascii="Calibri Light" w:eastAsia="Cambria" w:hAnsi="Calibri Light" w:cs="Calibri Light"/>
+          <w:bCs/>
+          <w:sz w:val="19"/>
+          <w:szCs w:val="19"/>
+          <w:lang w:val="en-CA"/>
+        </w:rPr>
+        <w:t>{{ company_name }}</w:t>
       </w:r>
       <w:r>
         <w:rPr>
@@ -632,49 +346,15 @@
         </w:rPr>
         <w:t xml:space="preserve">towards </w:t>
       </w:r>
-      <w:proofErr w:type="gramStart"/>
-      <w:r>
-        <w:rPr>
-          <w:rFonts w:ascii="Calibri Light" w:eastAsia="Cambria" w:hAnsi="Calibri Light" w:cs="Calibri Light"/>
-          <w:bCs/>
-          <w:sz w:val="19"/>
-          <w:szCs w:val="19"/>
-          <w:lang w:val="en-CA"/>
-        </w:rPr>
-        <w:t>{{ mission</w:t>
-      </w:r>
-      <w:proofErr w:type="gramEnd"/>
-      <w:r>
-        <w:rPr>
-          <w:rFonts w:ascii="Calibri Light" w:eastAsia="Cambria" w:hAnsi="Calibri Light" w:cs="Calibri Light"/>
-          <w:bCs/>
-          <w:sz w:val="19"/>
-          <w:szCs w:val="19"/>
-          <w:lang w:val="en-CA"/>
-        </w:rPr>
-        <w:t>_</w:t>
-      </w:r>
-      <w:proofErr w:type="gramStart"/>
-      <w:r>
-        <w:rPr>
-          <w:rFonts w:ascii="Calibri Light" w:eastAsia="Cambria" w:hAnsi="Calibri Light" w:cs="Calibri Light"/>
-          <w:bCs/>
-          <w:sz w:val="19"/>
-          <w:szCs w:val="19"/>
-          <w:lang w:val="en-CA"/>
-        </w:rPr>
-        <w:t>statement }</w:t>
-      </w:r>
-      <w:proofErr w:type="gramEnd"/>
-      <w:r>
-        <w:rPr>
-          <w:rFonts w:ascii="Calibri Light" w:eastAsia="Cambria" w:hAnsi="Calibri Light" w:cs="Calibri Light"/>
-          <w:bCs/>
-          <w:sz w:val="19"/>
-          <w:szCs w:val="19"/>
-          <w:lang w:val="en-CA"/>
-        </w:rPr>
-        <w:t>}</w:t>
+      <w:r>
+        <w:rPr>
+          <w:rFonts w:ascii="Calibri Light" w:eastAsia="Cambria" w:hAnsi="Calibri Light" w:cs="Calibri Light"/>
+          <w:bCs/>
+          <w:sz w:val="19"/>
+          <w:szCs w:val="19"/>
+          <w:lang w:val="en-CA"/>
+        </w:rPr>
+        <w:t>{{ mission_statement }}</w:t>
       </w:r>
       <w:r>
         <w:rPr>
@@ -796,59 +476,25 @@
         </w:rPr>
         <w:t xml:space="preserve"> I believe I have the skills, expertise and enthusiasm to contribute to </w:t>
       </w:r>
-      <w:proofErr w:type="gramStart"/>
-      <w:r>
-        <w:rPr>
-          <w:rFonts w:ascii="Calibri Light" w:eastAsia="Cambria" w:hAnsi="Calibri Light" w:cs="Calibri Light"/>
-          <w:bCs/>
-          <w:sz w:val="19"/>
-          <w:szCs w:val="19"/>
-          <w:lang w:val="en-CA"/>
-        </w:rPr>
-        <w:t>{{ company</w:t>
-      </w:r>
-      <w:proofErr w:type="gramEnd"/>
-      <w:r>
-        <w:rPr>
-          <w:rFonts w:ascii="Calibri Light" w:eastAsia="Cambria" w:hAnsi="Calibri Light" w:cs="Calibri Light"/>
-          <w:bCs/>
-          <w:sz w:val="19"/>
-          <w:szCs w:val="19"/>
-          <w:lang w:val="en-CA"/>
-        </w:rPr>
-        <w:t>_</w:t>
-      </w:r>
-      <w:proofErr w:type="gramStart"/>
-      <w:r>
-        <w:rPr>
-          <w:rFonts w:ascii="Calibri Light" w:eastAsia="Cambria" w:hAnsi="Calibri Light" w:cs="Calibri Light"/>
-          <w:bCs/>
-          <w:sz w:val="19"/>
-          <w:szCs w:val="19"/>
-          <w:lang w:val="en-CA"/>
-        </w:rPr>
-        <w:t>name }}</w:t>
-      </w:r>
-      <w:r>
-        <w:rPr>
-          <w:rFonts w:ascii="Calibri Light" w:eastAsia="Cambria" w:hAnsi="Calibri Light" w:cs="Calibri Light"/>
-          <w:bCs/>
-          <w:sz w:val="19"/>
-          <w:szCs w:val="19"/>
-          <w:lang w:val="en-CA"/>
-        </w:rPr>
-        <w:t>’</w:t>
-      </w:r>
-      <w:proofErr w:type="gramEnd"/>
-      <w:r>
-        <w:rPr>
-          <w:rFonts w:ascii="Calibri Light" w:eastAsia="Cambria" w:hAnsi="Calibri Light" w:cs="Calibri Light"/>
-          <w:bCs/>
-          <w:sz w:val="19"/>
-          <w:szCs w:val="19"/>
-          <w:lang w:val="en-CA"/>
-        </w:rPr>
-        <w:t>s success.</w:t>
+      <w:r>
+        <w:rPr>
+          <w:rFonts w:ascii="Calibri Light" w:eastAsia="Cambria" w:hAnsi="Calibri Light" w:cs="Calibri Light"/>
+          <w:bCs/>
+          <w:sz w:val="19"/>
+          <w:szCs w:val="19"/>
+          <w:lang w:val="en-CA"/>
+        </w:rPr>
+        <w:t>{{ company_name }}</w:t>
+      </w:r>
+      <w:r>
+        <w:rPr>
+          <w:rFonts w:ascii="Calibri Light" w:eastAsia="Cambria" w:hAnsi="Calibri Light" w:cs="Calibri Light"/>
+          <w:bCs/>
+          <w:sz w:val="19"/>
+          <w:szCs w:val="19"/>
+          <w:lang w:val="en-CA"/>
+        </w:rPr>
+        <w:t>’s success.</w:t>
       </w:r>
     </w:p>
     <w:p>
@@ -1254,25 +900,7 @@
           <w:sz w:val="19"/>
           <w:szCs w:val="19"/>
         </w:rPr>
-        <w:t xml:space="preserve">In my previous role as a clinical </w:t>
-      </w:r>
-      <w:proofErr w:type="gramStart"/>
-      <w:r>
-        <w:rPr>
-          <w:rFonts w:ascii="Calibri Light" w:hAnsi="Calibri Light" w:cs="Calibri Light"/>
-          <w:sz w:val="19"/>
-          <w:szCs w:val="19"/>
-        </w:rPr>
-        <w:t>genetics</w:t>
-      </w:r>
-      <w:proofErr w:type="gramEnd"/>
-      <w:r>
-        <w:rPr>
-          <w:rFonts w:ascii="Calibri Light" w:hAnsi="Calibri Light" w:cs="Calibri Light"/>
-          <w:sz w:val="19"/>
-          <w:szCs w:val="19"/>
-        </w:rPr>
-        <w:t xml:space="preserve"> technologist, I</w:t>
+        <w:t>In my previous role as a clinical genetics technologist, I</w:t>
       </w:r>
       <w:r>
         <w:rPr>
@@ -1616,25 +1244,7 @@
           <w:sz w:val="19"/>
           <w:szCs w:val="19"/>
         </w:rPr>
-        <w:t xml:space="preserve">an ability to deliver support that is both empathetic and </w:t>
-      </w:r>
-      <w:proofErr w:type="gramStart"/>
-      <w:r>
-        <w:rPr>
-          <w:rFonts w:ascii="Calibri Light" w:hAnsi="Calibri Light" w:cs="Calibri Light"/>
-          <w:sz w:val="19"/>
-          <w:szCs w:val="19"/>
-        </w:rPr>
-        <w:t>solutions</w:t>
-      </w:r>
-      <w:proofErr w:type="gramEnd"/>
-      <w:r>
-        <w:rPr>
-          <w:rFonts w:ascii="Calibri Light" w:hAnsi="Calibri Light" w:cs="Calibri Light"/>
-          <w:sz w:val="19"/>
-          <w:szCs w:val="19"/>
-        </w:rPr>
-        <w:t>-oriented.</w:t>
+        <w:t>an ability to deliver support that is both empathetic and solutions-oriented.</w:t>
       </w:r>
       <w:r>
         <w:rPr>
@@ -1733,32 +1343,13 @@
         </w:rPr>
         <w:t xml:space="preserve">and support your technical infrastructure at </w:t>
       </w:r>
-      <w:proofErr w:type="gramStart"/>
-      <w:r>
-        <w:rPr>
-          <w:rFonts w:ascii="Calibri Light" w:hAnsi="Calibri Light" w:cs="Calibri Light"/>
-          <w:sz w:val="19"/>
-          <w:szCs w:val="19"/>
-        </w:rPr>
-        <w:t>{{ company</w:t>
-      </w:r>
-      <w:proofErr w:type="gramEnd"/>
-      <w:r>
-        <w:rPr>
-          <w:rFonts w:ascii="Calibri Light" w:hAnsi="Calibri Light" w:cs="Calibri Light"/>
-          <w:sz w:val="19"/>
-          <w:szCs w:val="19"/>
-        </w:rPr>
-        <w:t>_</w:t>
-      </w:r>
-      <w:proofErr w:type="gramStart"/>
-      <w:r>
-        <w:rPr>
-          <w:rFonts w:ascii="Calibri Light" w:hAnsi="Calibri Light" w:cs="Calibri Light"/>
-          <w:sz w:val="19"/>
-          <w:szCs w:val="19"/>
-        </w:rPr>
-        <w:t>name }}</w:t>
+      <w:r>
+        <w:rPr>
+          <w:rFonts w:ascii="Calibri Light" w:hAnsi="Calibri Light" w:cs="Calibri Light"/>
+          <w:sz w:val="19"/>
+          <w:szCs w:val="19"/>
+        </w:rPr>
+        <w:t>{{ company_name }}</w:t>
       </w:r>
       <w:r>
         <w:rPr>
@@ -1774,16 +1365,7 @@
           <w:sz w:val="19"/>
           <w:szCs w:val="19"/>
         </w:rPr>
-        <w:t xml:space="preserve"> and</w:t>
-      </w:r>
-      <w:proofErr w:type="gramEnd"/>
-      <w:r>
-        <w:rPr>
-          <w:rFonts w:ascii="Calibri Light" w:hAnsi="Calibri Light" w:cs="Calibri Light"/>
-          <w:sz w:val="19"/>
-          <w:szCs w:val="19"/>
-        </w:rPr>
-        <w:t xml:space="preserve"> am motivated to help create real-world impact with your organization.</w:t>
+        <w:t xml:space="preserve"> and am motivated to help create real-world impact with your organization.</w:t>
       </w:r>
       <w:r>
         <w:rPr>
@@ -3090,7 +2672,6 @@
   <w:style w:type="character" w:default="1" w:styleId="DefaultParagraphFont">
     <w:name w:val="Default Paragraph Font"/>
     <w:uiPriority w:val="1"/>
-    <w:semiHidden/>
     <w:unhideWhenUsed/>
   </w:style>
   <w:style w:type="table" w:default="1" w:styleId="TableNormal">

--- a/IT_CoverLetterTemplate.docx
+++ b/IT_CoverLetterTemplate.docx
@@ -16,20 +16,54 @@
         <w:rPr>
           <w:rFonts w:ascii="Calibri Light" w:eastAsia="Cambria" w:hAnsi="Calibri Light" w:cs="Calibri Light"/>
           <w:bCs/>
-          <w:sz w:val="19"/>
-          <w:szCs w:val="19"/>
+          <w:sz w:val="18"/>
+          <w:szCs w:val="18"/>
           <w:lang w:val="en-CA"/>
         </w:rPr>
       </w:pPr>
-      <w:r>
-        <w:rPr>
-          <w:rFonts w:ascii="Calibri Light" w:eastAsia="Cambria" w:hAnsi="Calibri Light" w:cs="Calibri Light"/>
-          <w:bCs/>
-          <w:sz w:val="18"/>
-          <w:szCs w:val="18"/>
-          <w:lang w:val="en-CA"/>
-        </w:rPr>
-        <w:t>{{ todays_date }}</w:t>
+      <w:proofErr w:type="gramStart"/>
+      <w:r>
+        <w:rPr>
+          <w:rFonts w:ascii="Calibri Light" w:eastAsia="Cambria" w:hAnsi="Calibri Light" w:cs="Calibri Light"/>
+          <w:bCs/>
+          <w:sz w:val="18"/>
+          <w:szCs w:val="18"/>
+          <w:lang w:val="en-CA"/>
+        </w:rPr>
+        <w:t xml:space="preserve">{{ </w:t>
+      </w:r>
+      <w:proofErr w:type="spellStart"/>
+      <w:r>
+        <w:rPr>
+          <w:rFonts w:ascii="Calibri Light" w:eastAsia="Cambria" w:hAnsi="Calibri Light" w:cs="Calibri Light"/>
+          <w:bCs/>
+          <w:sz w:val="18"/>
+          <w:szCs w:val="18"/>
+          <w:lang w:val="en-CA"/>
+        </w:rPr>
+        <w:t>todays</w:t>
+      </w:r>
+      <w:proofErr w:type="gramEnd"/>
+      <w:r>
+        <w:rPr>
+          <w:rFonts w:ascii="Calibri Light" w:eastAsia="Cambria" w:hAnsi="Calibri Light" w:cs="Calibri Light"/>
+          <w:bCs/>
+          <w:sz w:val="18"/>
+          <w:szCs w:val="18"/>
+          <w:lang w:val="en-CA"/>
+        </w:rPr>
+        <w:t>_date</w:t>
+      </w:r>
+      <w:proofErr w:type="spellEnd"/>
+      <w:r>
+        <w:rPr>
+          <w:rFonts w:ascii="Calibri Light" w:eastAsia="Cambria" w:hAnsi="Calibri Light" w:cs="Calibri Light"/>
+          <w:bCs/>
+          <w:sz w:val="18"/>
+          <w:szCs w:val="18"/>
+          <w:lang w:val="en-CA"/>
+        </w:rPr>
+        <w:t xml:space="preserve"> }}</w:t>
       </w:r>
       <w:r>
         <w:rPr>
@@ -50,7 +84,50 @@
           <w:lang w:val="en-CA"/>
         </w:rPr>
         <w:br/>
-        <w:t>{{ company_name }}</w:t>
+      </w:r>
+      <w:proofErr w:type="gramStart"/>
+      <w:r>
+        <w:rPr>
+          <w:rFonts w:ascii="Calibri Light" w:eastAsia="Cambria" w:hAnsi="Calibri Light" w:cs="Calibri Light"/>
+          <w:bCs/>
+          <w:sz w:val="18"/>
+          <w:szCs w:val="18"/>
+          <w:lang w:val="en-CA"/>
+        </w:rPr>
+        <w:t xml:space="preserve">{{ </w:t>
+      </w:r>
+      <w:proofErr w:type="spellStart"/>
+      <w:r>
+        <w:rPr>
+          <w:rFonts w:ascii="Calibri Light" w:eastAsia="Cambria" w:hAnsi="Calibri Light" w:cs="Calibri Light"/>
+          <w:bCs/>
+          <w:sz w:val="18"/>
+          <w:szCs w:val="18"/>
+          <w:lang w:val="en-CA"/>
+        </w:rPr>
+        <w:t>company</w:t>
+      </w:r>
+      <w:proofErr w:type="gramEnd"/>
+      <w:r>
+        <w:rPr>
+          <w:rFonts w:ascii="Calibri Light" w:eastAsia="Cambria" w:hAnsi="Calibri Light" w:cs="Calibri Light"/>
+          <w:bCs/>
+          <w:sz w:val="18"/>
+          <w:szCs w:val="18"/>
+          <w:lang w:val="en-CA"/>
+        </w:rPr>
+        <w:t>_name</w:t>
+      </w:r>
+      <w:proofErr w:type="spellEnd"/>
+      <w:r>
+        <w:rPr>
+          <w:rFonts w:ascii="Calibri Light" w:eastAsia="Cambria" w:hAnsi="Calibri Light" w:cs="Calibri Light"/>
+          <w:bCs/>
+          <w:sz w:val="18"/>
+          <w:szCs w:val="18"/>
+          <w:lang w:val="en-CA"/>
+        </w:rPr>
+        <w:t xml:space="preserve"> }}</w:t>
       </w:r>
       <w:r>
         <w:rPr>
@@ -61,7 +138,72 @@
           <w:lang w:val="en-CA"/>
         </w:rPr>
         <w:br/>
-        <w:t xml:space="preserve">{{ company_address }} </w:t>
+      </w:r>
+      <w:proofErr w:type="gramStart"/>
+      <w:r>
+        <w:rPr>
+          <w:rFonts w:ascii="Calibri Light" w:eastAsia="Cambria" w:hAnsi="Calibri Light" w:cs="Calibri Light"/>
+          <w:bCs/>
+          <w:sz w:val="18"/>
+          <w:szCs w:val="18"/>
+          <w:lang w:val="en-CA"/>
+        </w:rPr>
+        <w:t xml:space="preserve">{{ </w:t>
+      </w:r>
+      <w:proofErr w:type="spellStart"/>
+      <w:r>
+        <w:rPr>
+          <w:rFonts w:ascii="Calibri Light" w:eastAsia="Cambria" w:hAnsi="Calibri Light" w:cs="Calibri Light"/>
+          <w:bCs/>
+          <w:sz w:val="18"/>
+          <w:szCs w:val="18"/>
+          <w:lang w:val="en-CA"/>
+        </w:rPr>
+        <w:t>company</w:t>
+      </w:r>
+      <w:proofErr w:type="gramEnd"/>
+      <w:r>
+        <w:rPr>
+          <w:rFonts w:ascii="Calibri Light" w:eastAsia="Cambria" w:hAnsi="Calibri Light" w:cs="Calibri Light"/>
+          <w:bCs/>
+          <w:sz w:val="18"/>
+          <w:szCs w:val="18"/>
+          <w:lang w:val="en-CA"/>
+        </w:rPr>
+        <w:t>_</w:t>
+      </w:r>
+      <w:proofErr w:type="gramStart"/>
+      <w:r>
+        <w:rPr>
+          <w:rFonts w:ascii="Calibri Light" w:eastAsia="Cambria" w:hAnsi="Calibri Light" w:cs="Calibri Light"/>
+          <w:bCs/>
+          <w:sz w:val="18"/>
+          <w:szCs w:val="18"/>
+          <w:lang w:val="en-CA"/>
+        </w:rPr>
+        <w:t>address</w:t>
+      </w:r>
+      <w:proofErr w:type="spellEnd"/>
+      <w:r>
+        <w:rPr>
+          <w:rFonts w:ascii="Calibri Light" w:eastAsia="Cambria" w:hAnsi="Calibri Light" w:cs="Calibri Light"/>
+          <w:bCs/>
+          <w:sz w:val="18"/>
+          <w:szCs w:val="18"/>
+          <w:lang w:val="en-CA"/>
+        </w:rPr>
+        <w:t xml:space="preserve"> }</w:t>
+      </w:r>
+      <w:proofErr w:type="gramEnd"/>
+      <w:r>
+        <w:rPr>
+          <w:rFonts w:ascii="Calibri Light" w:eastAsia="Cambria" w:hAnsi="Calibri Light" w:cs="Calibri Light"/>
+          <w:bCs/>
+          <w:sz w:val="18"/>
+          <w:szCs w:val="18"/>
+          <w:lang w:val="en-CA"/>
+        </w:rPr>
+        <w:t xml:space="preserve">} </w:t>
       </w:r>
       <w:r>
         <w:rPr>
@@ -72,7 +214,116 @@
           <w:lang w:val="en-CA"/>
         </w:rPr>
         <w:br/>
-        <w:t>{{ company_city }}, {{ company_province }}</w:t>
+      </w:r>
+      <w:proofErr w:type="gramStart"/>
+      <w:r>
+        <w:rPr>
+          <w:rFonts w:ascii="Calibri Light" w:eastAsia="Cambria" w:hAnsi="Calibri Light" w:cs="Calibri Light"/>
+          <w:bCs/>
+          <w:sz w:val="18"/>
+          <w:szCs w:val="18"/>
+          <w:lang w:val="en-CA"/>
+        </w:rPr>
+        <w:t xml:space="preserve">{{ </w:t>
+      </w:r>
+      <w:proofErr w:type="spellStart"/>
+      <w:r>
+        <w:rPr>
+          <w:rFonts w:ascii="Calibri Light" w:eastAsia="Cambria" w:hAnsi="Calibri Light" w:cs="Calibri Light"/>
+          <w:bCs/>
+          <w:sz w:val="18"/>
+          <w:szCs w:val="18"/>
+          <w:lang w:val="en-CA"/>
+        </w:rPr>
+        <w:t>company</w:t>
+      </w:r>
+      <w:proofErr w:type="gramEnd"/>
+      <w:r>
+        <w:rPr>
+          <w:rFonts w:ascii="Calibri Light" w:eastAsia="Cambria" w:hAnsi="Calibri Light" w:cs="Calibri Light"/>
+          <w:bCs/>
+          <w:sz w:val="18"/>
+          <w:szCs w:val="18"/>
+          <w:lang w:val="en-CA"/>
+        </w:rPr>
+        <w:t>_</w:t>
+      </w:r>
+      <w:proofErr w:type="gramStart"/>
+      <w:r>
+        <w:rPr>
+          <w:rFonts w:ascii="Calibri Light" w:eastAsia="Cambria" w:hAnsi="Calibri Light" w:cs="Calibri Light"/>
+          <w:bCs/>
+          <w:sz w:val="18"/>
+          <w:szCs w:val="18"/>
+          <w:lang w:val="en-CA"/>
+        </w:rPr>
+        <w:t>city</w:t>
+      </w:r>
+      <w:proofErr w:type="spellEnd"/>
+      <w:r>
+        <w:rPr>
+          <w:rFonts w:ascii="Calibri Light" w:eastAsia="Cambria" w:hAnsi="Calibri Light" w:cs="Calibri Light"/>
+          <w:bCs/>
+          <w:sz w:val="18"/>
+          <w:szCs w:val="18"/>
+          <w:lang w:val="en-CA"/>
+        </w:rPr>
+        <w:t xml:space="preserve"> }</w:t>
+      </w:r>
+      <w:proofErr w:type="gramEnd"/>
+      <w:r>
+        <w:rPr>
+          <w:rFonts w:ascii="Calibri Light" w:eastAsia="Cambria" w:hAnsi="Calibri Light" w:cs="Calibri Light"/>
+          <w:bCs/>
+          <w:sz w:val="18"/>
+          <w:szCs w:val="18"/>
+          <w:lang w:val="en-CA"/>
+        </w:rPr>
+        <w:t xml:space="preserve">}, </w:t>
+      </w:r>
+      <w:proofErr w:type="gramStart"/>
+      <w:r>
+        <w:rPr>
+          <w:rFonts w:ascii="Calibri Light" w:eastAsia="Cambria" w:hAnsi="Calibri Light" w:cs="Calibri Light"/>
+          <w:bCs/>
+          <w:sz w:val="18"/>
+          <w:szCs w:val="18"/>
+          <w:lang w:val="en-CA"/>
+        </w:rPr>
+        <w:t xml:space="preserve">{{ </w:t>
+      </w:r>
+      <w:proofErr w:type="spellStart"/>
+      <w:r>
+        <w:rPr>
+          <w:rFonts w:ascii="Calibri Light" w:eastAsia="Cambria" w:hAnsi="Calibri Light" w:cs="Calibri Light"/>
+          <w:bCs/>
+          <w:sz w:val="18"/>
+          <w:szCs w:val="18"/>
+          <w:lang w:val="en-CA"/>
+        </w:rPr>
+        <w:t>company</w:t>
+      </w:r>
+      <w:proofErr w:type="gramEnd"/>
+      <w:r>
+        <w:rPr>
+          <w:rFonts w:ascii="Calibri Light" w:eastAsia="Cambria" w:hAnsi="Calibri Light" w:cs="Calibri Light"/>
+          <w:bCs/>
+          <w:sz w:val="18"/>
+          <w:szCs w:val="18"/>
+          <w:lang w:val="en-CA"/>
+        </w:rPr>
+        <w:t>_province</w:t>
+      </w:r>
+      <w:proofErr w:type="spellEnd"/>
+      <w:r>
+        <w:rPr>
+          <w:rFonts w:ascii="Calibri Light" w:eastAsia="Cambria" w:hAnsi="Calibri Light" w:cs="Calibri Light"/>
+          <w:bCs/>
+          <w:sz w:val="18"/>
+          <w:szCs w:val="18"/>
+          <w:lang w:val="en-CA"/>
+        </w:rPr>
+        <w:t xml:space="preserve"> }}</w:t>
       </w:r>
       <w:r>
         <w:rPr>
@@ -83,7 +334,50 @@
           <w:lang w:val="en-CA"/>
         </w:rPr>
         <w:br/>
-        <w:t>{{ company_postal }}</w:t>
+      </w:r>
+      <w:proofErr w:type="gramStart"/>
+      <w:r>
+        <w:rPr>
+          <w:rFonts w:ascii="Calibri Light" w:eastAsia="Cambria" w:hAnsi="Calibri Light" w:cs="Calibri Light"/>
+          <w:bCs/>
+          <w:sz w:val="18"/>
+          <w:szCs w:val="18"/>
+          <w:lang w:val="en-CA"/>
+        </w:rPr>
+        <w:t xml:space="preserve">{{ </w:t>
+      </w:r>
+      <w:proofErr w:type="spellStart"/>
+      <w:r>
+        <w:rPr>
+          <w:rFonts w:ascii="Calibri Light" w:eastAsia="Cambria" w:hAnsi="Calibri Light" w:cs="Calibri Light"/>
+          <w:bCs/>
+          <w:sz w:val="18"/>
+          <w:szCs w:val="18"/>
+          <w:lang w:val="en-CA"/>
+        </w:rPr>
+        <w:t>company</w:t>
+      </w:r>
+      <w:proofErr w:type="gramEnd"/>
+      <w:r>
+        <w:rPr>
+          <w:rFonts w:ascii="Calibri Light" w:eastAsia="Cambria" w:hAnsi="Calibri Light" w:cs="Calibri Light"/>
+          <w:bCs/>
+          <w:sz w:val="18"/>
+          <w:szCs w:val="18"/>
+          <w:lang w:val="en-CA"/>
+        </w:rPr>
+        <w:t>_postal</w:t>
+      </w:r>
+      <w:proofErr w:type="spellEnd"/>
+      <w:r>
+        <w:rPr>
+          <w:rFonts w:ascii="Calibri Light" w:eastAsia="Cambria" w:hAnsi="Calibri Light" w:cs="Calibri Light"/>
+          <w:bCs/>
+          <w:sz w:val="18"/>
+          <w:szCs w:val="18"/>
+          <w:lang w:val="en-CA"/>
+        </w:rPr>
+        <w:t xml:space="preserve"> }}</w:t>
       </w:r>
       <w:r>
         <w:rPr>
@@ -99,8 +393,8 @@
         <w:rPr>
           <w:rFonts w:ascii="Calibri Light" w:eastAsia="Cambria" w:hAnsi="Calibri Light" w:cs="Calibri Light"/>
           <w:bCs/>
-          <w:sz w:val="19"/>
-          <w:szCs w:val="19"/>
+          <w:sz w:val="18"/>
+          <w:szCs w:val="18"/>
           <w:lang w:val="en-CA"/>
         </w:rPr>
         <w:br/>
@@ -109,8 +403,8 @@
         <w:rPr>
           <w:rFonts w:ascii="Calibri Light" w:eastAsia="Cambria" w:hAnsi="Calibri Light" w:cs="Calibri Light"/>
           <w:bCs/>
-          <w:sz w:val="19"/>
-          <w:szCs w:val="19"/>
+          <w:sz w:val="18"/>
+          <w:szCs w:val="18"/>
           <w:lang w:val="en-CA"/>
         </w:rPr>
         <w:t>Dear</w:t>
@@ -119,11 +413,77 @@
         <w:rPr>
           <w:rFonts w:ascii="Calibri Light" w:eastAsia="Cambria" w:hAnsi="Calibri Light" w:cs="Calibri Light"/>
           <w:bCs/>
-          <w:sz w:val="19"/>
-          <w:szCs w:val="19"/>
-          <w:lang w:val="en-CA"/>
-        </w:rPr>
-        <w:t xml:space="preserve"> {{ letter_addressee }},</w:t>
+          <w:sz w:val="18"/>
+          <w:szCs w:val="18"/>
+          <w:lang w:val="en-CA"/>
+        </w:rPr>
+        <w:t xml:space="preserve"> </w:t>
+      </w:r>
+      <w:proofErr w:type="gramStart"/>
+      <w:r>
+        <w:rPr>
+          <w:rFonts w:ascii="Calibri Light" w:eastAsia="Cambria" w:hAnsi="Calibri Light" w:cs="Calibri Light"/>
+          <w:bCs/>
+          <w:sz w:val="18"/>
+          <w:szCs w:val="18"/>
+          <w:lang w:val="en-CA"/>
+        </w:rPr>
+        <w:t xml:space="preserve">{{ </w:t>
+      </w:r>
+      <w:proofErr w:type="spellStart"/>
+      <w:r>
+        <w:rPr>
+          <w:rFonts w:ascii="Calibri Light" w:eastAsia="Cambria" w:hAnsi="Calibri Light" w:cs="Calibri Light"/>
+          <w:bCs/>
+          <w:sz w:val="18"/>
+          <w:szCs w:val="18"/>
+          <w:lang w:val="en-CA"/>
+        </w:rPr>
+        <w:t>letter</w:t>
+      </w:r>
+      <w:proofErr w:type="gramEnd"/>
+      <w:r>
+        <w:rPr>
+          <w:rFonts w:ascii="Calibri Light" w:eastAsia="Cambria" w:hAnsi="Calibri Light" w:cs="Calibri Light"/>
+          <w:bCs/>
+          <w:sz w:val="18"/>
+          <w:szCs w:val="18"/>
+          <w:lang w:val="en-CA"/>
+        </w:rPr>
+        <w:t>_</w:t>
+      </w:r>
+      <w:proofErr w:type="gramStart"/>
+      <w:r>
+        <w:rPr>
+          <w:rFonts w:ascii="Calibri Light" w:eastAsia="Cambria" w:hAnsi="Calibri Light" w:cs="Calibri Light"/>
+          <w:bCs/>
+          <w:sz w:val="18"/>
+          <w:szCs w:val="18"/>
+          <w:lang w:val="en-CA"/>
+        </w:rPr>
+        <w:t>addressee</w:t>
+      </w:r>
+      <w:proofErr w:type="spellEnd"/>
+      <w:r>
+        <w:rPr>
+          <w:rFonts w:ascii="Calibri Light" w:eastAsia="Cambria" w:hAnsi="Calibri Light" w:cs="Calibri Light"/>
+          <w:bCs/>
+          <w:sz w:val="18"/>
+          <w:szCs w:val="18"/>
+          <w:lang w:val="en-CA"/>
+        </w:rPr>
+        <w:t xml:space="preserve"> }</w:t>
+      </w:r>
+      <w:proofErr w:type="gramEnd"/>
+      <w:r>
+        <w:rPr>
+          <w:rFonts w:ascii="Calibri Light" w:eastAsia="Cambria" w:hAnsi="Calibri Light" w:cs="Calibri Light"/>
+          <w:bCs/>
+          <w:sz w:val="18"/>
+          <w:szCs w:val="18"/>
+          <w:lang w:val="en-CA"/>
+        </w:rPr>
+        <w:t>},</w:t>
       </w:r>
     </w:p>
     <w:p>
@@ -141,8 +501,8 @@
         <w:rPr>
           <w:rFonts w:ascii="Calibri Light" w:eastAsia="Cambria" w:hAnsi="Calibri Light" w:cs="Calibri Light"/>
           <w:bCs/>
-          <w:sz w:val="19"/>
-          <w:szCs w:val="19"/>
+          <w:sz w:val="18"/>
+          <w:szCs w:val="18"/>
           <w:lang w:val="en-CA"/>
         </w:rPr>
       </w:pPr>
@@ -150,8 +510,8 @@
         <w:rPr>
           <w:rFonts w:ascii="Calibri Light" w:eastAsia="Cambria" w:hAnsi="Calibri Light" w:cs="Calibri Light"/>
           <w:bCs/>
-          <w:sz w:val="19"/>
-          <w:szCs w:val="19"/>
+          <w:sz w:val="18"/>
+          <w:szCs w:val="18"/>
           <w:lang w:val="en-CA"/>
         </w:rPr>
         <w:t xml:space="preserve">I </w:t>
@@ -160,8 +520,8 @@
         <w:rPr>
           <w:rFonts w:ascii="Calibri Light" w:eastAsia="Cambria" w:hAnsi="Calibri Light" w:cs="Calibri Light"/>
           <w:bCs/>
-          <w:sz w:val="19"/>
-          <w:szCs w:val="19"/>
+          <w:sz w:val="18"/>
+          <w:szCs w:val="18"/>
           <w:lang w:val="en-CA"/>
         </w:rPr>
         <w:t>am writing to express my keen interest</w:t>
@@ -170,8 +530,8 @@
         <w:rPr>
           <w:rFonts w:ascii="Calibri Light" w:eastAsia="Cambria" w:hAnsi="Calibri Light" w:cs="Calibri Light"/>
           <w:bCs/>
-          <w:sz w:val="19"/>
-          <w:szCs w:val="19"/>
+          <w:sz w:val="18"/>
+          <w:szCs w:val="18"/>
           <w:lang w:val="en-CA"/>
         </w:rPr>
         <w:t xml:space="preserve"> </w:t>
@@ -180,8 +540,8 @@
         <w:rPr>
           <w:rFonts w:ascii="Calibri Light" w:eastAsia="Cambria" w:hAnsi="Calibri Light" w:cs="Calibri Light"/>
           <w:bCs/>
-          <w:sz w:val="19"/>
-          <w:szCs w:val="19"/>
+          <w:sz w:val="18"/>
+          <w:szCs w:val="18"/>
           <w:lang w:val="en-CA"/>
         </w:rPr>
         <w:t>in</w:t>
@@ -190,8 +550,8 @@
         <w:rPr>
           <w:rFonts w:ascii="Calibri Light" w:eastAsia="Cambria" w:hAnsi="Calibri Light" w:cs="Calibri Light"/>
           <w:bCs/>
-          <w:sz w:val="19"/>
-          <w:szCs w:val="19"/>
+          <w:sz w:val="18"/>
+          <w:szCs w:val="18"/>
           <w:lang w:val="en-CA"/>
         </w:rPr>
         <w:t xml:space="preserve"> </w:t>
@@ -200,48 +560,138 @@
         <w:rPr>
           <w:rFonts w:ascii="Calibri Light" w:eastAsia="Cambria" w:hAnsi="Calibri Light" w:cs="Calibri Light"/>
           <w:bCs/>
-          <w:sz w:val="19"/>
-          <w:szCs w:val="19"/>
+          <w:sz w:val="18"/>
+          <w:szCs w:val="18"/>
           <w:lang w:val="en-CA"/>
         </w:rPr>
         <w:t xml:space="preserve">the </w:t>
       </w:r>
-      <w:r>
-        <w:rPr>
-          <w:rFonts w:ascii="Calibri Light" w:eastAsia="Cambria" w:hAnsi="Calibri Light" w:cs="Calibri Light"/>
-          <w:bCs/>
-          <w:sz w:val="19"/>
-          <w:szCs w:val="19"/>
-          <w:lang w:val="en-CA"/>
-        </w:rPr>
-        <w:t>{{ position_name }}</w:t>
-      </w:r>
-      <w:r>
-        <w:rPr>
-          <w:rFonts w:ascii="Calibri Light" w:eastAsia="Cambria" w:hAnsi="Calibri Light" w:cs="Calibri Light"/>
-          <w:bCs/>
-          <w:sz w:val="19"/>
-          <w:szCs w:val="19"/>
+      <w:proofErr w:type="gramStart"/>
+      <w:r>
+        <w:rPr>
+          <w:rFonts w:ascii="Calibri Light" w:eastAsia="Cambria" w:hAnsi="Calibri Light" w:cs="Calibri Light"/>
+          <w:bCs/>
+          <w:sz w:val="18"/>
+          <w:szCs w:val="18"/>
+          <w:lang w:val="en-CA"/>
+        </w:rPr>
+        <w:t xml:space="preserve">{{ </w:t>
+      </w:r>
+      <w:proofErr w:type="spellStart"/>
+      <w:r>
+        <w:rPr>
+          <w:rFonts w:ascii="Calibri Light" w:eastAsia="Cambria" w:hAnsi="Calibri Light" w:cs="Calibri Light"/>
+          <w:bCs/>
+          <w:sz w:val="18"/>
+          <w:szCs w:val="18"/>
+          <w:lang w:val="en-CA"/>
+        </w:rPr>
+        <w:t>position</w:t>
+      </w:r>
+      <w:proofErr w:type="gramEnd"/>
+      <w:r>
+        <w:rPr>
+          <w:rFonts w:ascii="Calibri Light" w:eastAsia="Cambria" w:hAnsi="Calibri Light" w:cs="Calibri Light"/>
+          <w:bCs/>
+          <w:sz w:val="18"/>
+          <w:szCs w:val="18"/>
+          <w:lang w:val="en-CA"/>
+        </w:rPr>
+        <w:t>_</w:t>
+      </w:r>
+      <w:proofErr w:type="gramStart"/>
+      <w:r>
+        <w:rPr>
+          <w:rFonts w:ascii="Calibri Light" w:eastAsia="Cambria" w:hAnsi="Calibri Light" w:cs="Calibri Light"/>
+          <w:bCs/>
+          <w:sz w:val="18"/>
+          <w:szCs w:val="18"/>
+          <w:lang w:val="en-CA"/>
+        </w:rPr>
+        <w:t>name</w:t>
+      </w:r>
+      <w:proofErr w:type="spellEnd"/>
+      <w:r>
+        <w:rPr>
+          <w:rFonts w:ascii="Calibri Light" w:eastAsia="Cambria" w:hAnsi="Calibri Light" w:cs="Calibri Light"/>
+          <w:bCs/>
+          <w:sz w:val="18"/>
+          <w:szCs w:val="18"/>
+          <w:lang w:val="en-CA"/>
+        </w:rPr>
+        <w:t xml:space="preserve"> }</w:t>
+      </w:r>
+      <w:proofErr w:type="gramEnd"/>
+      <w:r>
+        <w:rPr>
+          <w:rFonts w:ascii="Calibri Light" w:eastAsia="Cambria" w:hAnsi="Calibri Light" w:cs="Calibri Light"/>
+          <w:bCs/>
+          <w:sz w:val="18"/>
+          <w:szCs w:val="18"/>
+          <w:lang w:val="en-CA"/>
+        </w:rPr>
+        <w:t>}</w:t>
+      </w:r>
+      <w:r>
+        <w:rPr>
+          <w:rFonts w:ascii="Calibri Light" w:eastAsia="Cambria" w:hAnsi="Calibri Light" w:cs="Calibri Light"/>
+          <w:bCs/>
+          <w:sz w:val="18"/>
+          <w:szCs w:val="18"/>
           <w:lang w:val="en-CA"/>
         </w:rPr>
         <w:t xml:space="preserve"> position with </w:t>
       </w:r>
-      <w:r>
-        <w:rPr>
-          <w:rFonts w:ascii="Calibri Light" w:eastAsia="Cambria" w:hAnsi="Calibri Light" w:cs="Calibri Light"/>
-          <w:bCs/>
-          <w:sz w:val="19"/>
-          <w:szCs w:val="19"/>
-          <w:lang w:val="en-CA"/>
-        </w:rPr>
-        <w:t>{{ company_name}}</w:t>
-      </w:r>
-      <w:r>
-        <w:rPr>
-          <w:rFonts w:ascii="Calibri Light" w:eastAsia="Cambria" w:hAnsi="Calibri Light" w:cs="Calibri Light"/>
-          <w:bCs/>
-          <w:sz w:val="19"/>
-          <w:szCs w:val="19"/>
+      <w:proofErr w:type="gramStart"/>
+      <w:r>
+        <w:rPr>
+          <w:rFonts w:ascii="Calibri Light" w:eastAsia="Cambria" w:hAnsi="Calibri Light" w:cs="Calibri Light"/>
+          <w:bCs/>
+          <w:sz w:val="18"/>
+          <w:szCs w:val="18"/>
+          <w:lang w:val="en-CA"/>
+        </w:rPr>
+        <w:t xml:space="preserve">{{ </w:t>
+      </w:r>
+      <w:proofErr w:type="spellStart"/>
+      <w:r>
+        <w:rPr>
+          <w:rFonts w:ascii="Calibri Light" w:eastAsia="Cambria" w:hAnsi="Calibri Light" w:cs="Calibri Light"/>
+          <w:bCs/>
+          <w:sz w:val="18"/>
+          <w:szCs w:val="18"/>
+          <w:lang w:val="en-CA"/>
+        </w:rPr>
+        <w:t>company</w:t>
+      </w:r>
+      <w:proofErr w:type="gramEnd"/>
+      <w:r>
+        <w:rPr>
+          <w:rFonts w:ascii="Calibri Light" w:eastAsia="Cambria" w:hAnsi="Calibri Light" w:cs="Calibri Light"/>
+          <w:bCs/>
+          <w:sz w:val="18"/>
+          <w:szCs w:val="18"/>
+          <w:lang w:val="en-CA"/>
+        </w:rPr>
+        <w:t>_name</w:t>
+      </w:r>
+      <w:proofErr w:type="spellEnd"/>
+      <w:r>
+        <w:rPr>
+          <w:rFonts w:ascii="Calibri Light" w:eastAsia="Cambria" w:hAnsi="Calibri Light" w:cs="Calibri Light"/>
+          <w:bCs/>
+          <w:sz w:val="18"/>
+          <w:szCs w:val="18"/>
+          <w:lang w:val="en-CA"/>
+        </w:rPr>
+        <w:t>}}</w:t>
+      </w:r>
+      <w:r>
+        <w:rPr>
+          <w:rFonts w:ascii="Calibri Light" w:eastAsia="Cambria" w:hAnsi="Calibri Light" w:cs="Calibri Light"/>
+          <w:bCs/>
+          <w:sz w:val="18"/>
+          <w:szCs w:val="18"/>
           <w:lang w:val="en-CA"/>
         </w:rPr>
         <w:t>.</w:t>
@@ -250,8 +700,8 @@
         <w:rPr>
           <w:rFonts w:ascii="Calibri Light" w:eastAsia="Cambria" w:hAnsi="Calibri Light" w:cs="Calibri Light"/>
           <w:bCs/>
-          <w:sz w:val="19"/>
-          <w:szCs w:val="19"/>
+          <w:sz w:val="18"/>
+          <w:szCs w:val="18"/>
           <w:lang w:val="en-CA"/>
         </w:rPr>
         <w:t xml:space="preserve"> </w:t>
@@ -260,8 +710,8 @@
         <w:rPr>
           <w:rFonts w:ascii="Calibri Light" w:eastAsia="Cambria" w:hAnsi="Calibri Light" w:cs="Calibri Light"/>
           <w:bCs/>
-          <w:sz w:val="19"/>
-          <w:szCs w:val="19"/>
+          <w:sz w:val="18"/>
+          <w:szCs w:val="18"/>
           <w:lang w:val="en-CA"/>
         </w:rPr>
         <w:t xml:space="preserve">As someone pivoting from a healthcare background into the technology sector, I </w:t>
@@ -270,8 +720,8 @@
         <w:rPr>
           <w:rFonts w:ascii="Calibri Light" w:eastAsia="Cambria" w:hAnsi="Calibri Light" w:cs="Calibri Light"/>
           <w:bCs/>
-          <w:sz w:val="19"/>
-          <w:szCs w:val="19"/>
+          <w:sz w:val="18"/>
+          <w:szCs w:val="18"/>
           <w:lang w:val="en-CA"/>
         </w:rPr>
         <w:t xml:space="preserve">bring a unique perspective that combines technical aptitude, structured problem-solving and people-focused communication to </w:t>
@@ -280,8 +730,8 @@
         <w:rPr>
           <w:rFonts w:ascii="Calibri Light" w:eastAsia="Cambria" w:hAnsi="Calibri Light" w:cs="Calibri Light"/>
           <w:bCs/>
-          <w:sz w:val="19"/>
-          <w:szCs w:val="19"/>
+          <w:sz w:val="18"/>
+          <w:szCs w:val="18"/>
           <w:lang w:val="en-CA"/>
         </w:rPr>
         <w:t xml:space="preserve">any task I am given. </w:t>
@@ -290,38 +740,94 @@
         <w:rPr>
           <w:rFonts w:ascii="Calibri Light" w:eastAsia="Cambria" w:hAnsi="Calibri Light" w:cs="Calibri Light"/>
           <w:bCs/>
-          <w:sz w:val="19"/>
-          <w:szCs w:val="19"/>
-          <w:lang w:val="en-CA"/>
-        </w:rPr>
-        <w:t>Having witnessed firsthand how outdated digital tools and inefficient workflows can lead to lowered patient outcomes, I hope to bring my</w:t>
-      </w:r>
-      <w:r>
-        <w:rPr>
-          <w:rFonts w:ascii="Calibri Light" w:eastAsia="Cambria" w:hAnsi="Calibri Light" w:cs="Calibri Light"/>
-          <w:bCs/>
-          <w:sz w:val="19"/>
-          <w:szCs w:val="19"/>
-          <w:lang w:val="en-CA"/>
-        </w:rPr>
-        <w:t xml:space="preserve"> current technical skillset and experiences to </w:t>
-      </w:r>
-      <w:r>
-        <w:rPr>
-          <w:rFonts w:ascii="Calibri Light" w:eastAsia="Cambria" w:hAnsi="Calibri Light" w:cs="Calibri Light"/>
-          <w:bCs/>
-          <w:sz w:val="19"/>
-          <w:szCs w:val="19"/>
-          <w:lang w:val="en-CA"/>
-        </w:rPr>
-        <w:t>{{ company_name }}</w:t>
-      </w:r>
-      <w:r>
-        <w:rPr>
-          <w:rFonts w:ascii="Calibri Light" w:eastAsia="Cambria" w:hAnsi="Calibri Light" w:cs="Calibri Light"/>
-          <w:bCs/>
-          <w:sz w:val="19"/>
-          <w:szCs w:val="19"/>
+          <w:sz w:val="18"/>
+          <w:szCs w:val="18"/>
+          <w:lang w:val="en-CA"/>
+        </w:rPr>
+        <w:t>Having witnessed firsthand how outdated tools and inefficient workflows can lead to lowered patient outcomes, I hope to bring my</w:t>
+      </w:r>
+      <w:r>
+        <w:rPr>
+          <w:rFonts w:ascii="Calibri Light" w:eastAsia="Cambria" w:hAnsi="Calibri Light" w:cs="Calibri Light"/>
+          <w:bCs/>
+          <w:sz w:val="18"/>
+          <w:szCs w:val="18"/>
+          <w:lang w:val="en-CA"/>
+        </w:rPr>
+        <w:t xml:space="preserve"> current skillset and experiences to </w:t>
+      </w:r>
+      <w:proofErr w:type="gramStart"/>
+      <w:r>
+        <w:rPr>
+          <w:rFonts w:ascii="Calibri Light" w:eastAsia="Cambria" w:hAnsi="Calibri Light" w:cs="Calibri Light"/>
+          <w:bCs/>
+          <w:sz w:val="18"/>
+          <w:szCs w:val="18"/>
+          <w:lang w:val="en-CA"/>
+        </w:rPr>
+        <w:t xml:space="preserve">{{ </w:t>
+      </w:r>
+      <w:proofErr w:type="spellStart"/>
+      <w:r>
+        <w:rPr>
+          <w:rFonts w:ascii="Calibri Light" w:eastAsia="Cambria" w:hAnsi="Calibri Light" w:cs="Calibri Light"/>
+          <w:bCs/>
+          <w:sz w:val="18"/>
+          <w:szCs w:val="18"/>
+          <w:lang w:val="en-CA"/>
+        </w:rPr>
+        <w:t>company</w:t>
+      </w:r>
+      <w:proofErr w:type="gramEnd"/>
+      <w:r>
+        <w:rPr>
+          <w:rFonts w:ascii="Calibri Light" w:eastAsia="Cambria" w:hAnsi="Calibri Light" w:cs="Calibri Light"/>
+          <w:bCs/>
+          <w:sz w:val="18"/>
+          <w:szCs w:val="18"/>
+          <w:lang w:val="en-CA"/>
+        </w:rPr>
+        <w:t>_</w:t>
+      </w:r>
+      <w:proofErr w:type="gramStart"/>
+      <w:r>
+        <w:rPr>
+          <w:rFonts w:ascii="Calibri Light" w:eastAsia="Cambria" w:hAnsi="Calibri Light" w:cs="Calibri Light"/>
+          <w:bCs/>
+          <w:sz w:val="18"/>
+          <w:szCs w:val="18"/>
+          <w:lang w:val="en-CA"/>
+        </w:rPr>
+        <w:t>name</w:t>
+      </w:r>
+      <w:proofErr w:type="spellEnd"/>
+      <w:r>
+        <w:rPr>
+          <w:rFonts w:ascii="Calibri Light" w:eastAsia="Cambria" w:hAnsi="Calibri Light" w:cs="Calibri Light"/>
+          <w:bCs/>
+          <w:sz w:val="18"/>
+          <w:szCs w:val="18"/>
+          <w:lang w:val="en-CA"/>
+        </w:rPr>
+        <w:t xml:space="preserve"> }</w:t>
+      </w:r>
+      <w:proofErr w:type="gramEnd"/>
+      <w:r>
+        <w:rPr>
+          <w:rFonts w:ascii="Calibri Light" w:eastAsia="Cambria" w:hAnsi="Calibri Light" w:cs="Calibri Light"/>
+          <w:bCs/>
+          <w:sz w:val="18"/>
+          <w:szCs w:val="18"/>
+          <w:lang w:val="en-CA"/>
+        </w:rPr>
+        <w:t>}</w:t>
+      </w:r>
+      <w:r>
+        <w:rPr>
+          <w:rFonts w:ascii="Calibri Light" w:eastAsia="Cambria" w:hAnsi="Calibri Light" w:cs="Calibri Light"/>
+          <w:bCs/>
+          <w:sz w:val="18"/>
+          <w:szCs w:val="18"/>
           <w:lang w:val="en-CA"/>
         </w:rPr>
         <w:t xml:space="preserve">. </w:t>
@@ -330,68 +836,94 @@
         <w:rPr>
           <w:rFonts w:ascii="Calibri Light" w:eastAsia="Cambria" w:hAnsi="Calibri Light" w:cs="Calibri Light"/>
           <w:bCs/>
-          <w:sz w:val="19"/>
-          <w:szCs w:val="19"/>
-          <w:lang w:val="en-CA"/>
-        </w:rPr>
-        <w:t xml:space="preserve">Your organization’s commitment </w:t>
-      </w:r>
-      <w:r>
-        <w:rPr>
-          <w:rFonts w:ascii="Calibri Light" w:eastAsia="Cambria" w:hAnsi="Calibri Light" w:cs="Calibri Light"/>
-          <w:bCs/>
-          <w:sz w:val="19"/>
-          <w:szCs w:val="19"/>
-          <w:lang w:val="en-CA"/>
-        </w:rPr>
-        <w:t xml:space="preserve">towards </w:t>
-      </w:r>
-      <w:r>
-        <w:rPr>
-          <w:rFonts w:ascii="Calibri Light" w:eastAsia="Cambria" w:hAnsi="Calibri Light" w:cs="Calibri Light"/>
-          <w:bCs/>
-          <w:sz w:val="19"/>
-          <w:szCs w:val="19"/>
-          <w:lang w:val="en-CA"/>
-        </w:rPr>
-        <w:t>{{ mission_statement }}</w:t>
-      </w:r>
-      <w:r>
-        <w:rPr>
-          <w:rFonts w:ascii="Calibri Light" w:eastAsia="Cambria" w:hAnsi="Calibri Light" w:cs="Calibri Light"/>
-          <w:bCs/>
-          <w:sz w:val="19"/>
-          <w:szCs w:val="19"/>
-          <w:lang w:val="en-CA"/>
-        </w:rPr>
-        <w:t xml:space="preserve"> is something that strongly resonates with my own </w:t>
-      </w:r>
-      <w:r>
-        <w:rPr>
-          <w:rFonts w:ascii="Calibri Light" w:eastAsia="Cambria" w:hAnsi="Calibri Light" w:cs="Calibri Light"/>
-          <w:bCs/>
-          <w:sz w:val="19"/>
-          <w:szCs w:val="19"/>
-          <w:lang w:val="en-CA"/>
-        </w:rPr>
-        <w:t>goals of utilizing technology to help make positive, lasting impacts in society,</w:t>
-      </w:r>
-      <w:r>
-        <w:rPr>
-          <w:rFonts w:ascii="Calibri Light" w:eastAsia="Cambria" w:hAnsi="Calibri Light" w:cs="Calibri Light"/>
-          <w:bCs/>
-          <w:sz w:val="19"/>
-          <w:szCs w:val="19"/>
-          <w:lang w:val="en-CA"/>
-        </w:rPr>
-        <w:t xml:space="preserve"> and I have been yearning for an opportunity t</w:t>
-      </w:r>
-      <w:r>
-        <w:rPr>
-          <w:rFonts w:ascii="Calibri Light" w:eastAsia="Cambria" w:hAnsi="Calibri Light" w:cs="Calibri Light"/>
-          <w:bCs/>
-          <w:sz w:val="19"/>
-          <w:szCs w:val="19"/>
+          <w:sz w:val="18"/>
+          <w:szCs w:val="18"/>
+          <w:lang w:val="en-CA"/>
+        </w:rPr>
+        <w:t xml:space="preserve">Your organization’s commitment towards </w:t>
+      </w:r>
+      <w:proofErr w:type="gramStart"/>
+      <w:r>
+        <w:rPr>
+          <w:rFonts w:ascii="Calibri Light" w:eastAsia="Cambria" w:hAnsi="Calibri Light" w:cs="Calibri Light"/>
+          <w:bCs/>
+          <w:sz w:val="18"/>
+          <w:szCs w:val="18"/>
+          <w:lang w:val="en-CA"/>
+        </w:rPr>
+        <w:t xml:space="preserve">{{ </w:t>
+      </w:r>
+      <w:proofErr w:type="spellStart"/>
+      <w:r>
+        <w:rPr>
+          <w:rFonts w:ascii="Calibri Light" w:eastAsia="Cambria" w:hAnsi="Calibri Light" w:cs="Calibri Light"/>
+          <w:bCs/>
+          <w:sz w:val="18"/>
+          <w:szCs w:val="18"/>
+          <w:lang w:val="en-CA"/>
+        </w:rPr>
+        <w:t>mission</w:t>
+      </w:r>
+      <w:proofErr w:type="gramEnd"/>
+      <w:r>
+        <w:rPr>
+          <w:rFonts w:ascii="Calibri Light" w:eastAsia="Cambria" w:hAnsi="Calibri Light" w:cs="Calibri Light"/>
+          <w:bCs/>
+          <w:sz w:val="18"/>
+          <w:szCs w:val="18"/>
+          <w:lang w:val="en-CA"/>
+        </w:rPr>
+        <w:t>_</w:t>
+      </w:r>
+      <w:proofErr w:type="gramStart"/>
+      <w:r>
+        <w:rPr>
+          <w:rFonts w:ascii="Calibri Light" w:eastAsia="Cambria" w:hAnsi="Calibri Light" w:cs="Calibri Light"/>
+          <w:bCs/>
+          <w:sz w:val="18"/>
+          <w:szCs w:val="18"/>
+          <w:lang w:val="en-CA"/>
+        </w:rPr>
+        <w:t>statement</w:t>
+      </w:r>
+      <w:proofErr w:type="spellEnd"/>
+      <w:r>
+        <w:rPr>
+          <w:rFonts w:ascii="Calibri Light" w:eastAsia="Cambria" w:hAnsi="Calibri Light" w:cs="Calibri Light"/>
+          <w:bCs/>
+          <w:sz w:val="18"/>
+          <w:szCs w:val="18"/>
+          <w:lang w:val="en-CA"/>
+        </w:rPr>
+        <w:t xml:space="preserve"> }</w:t>
+      </w:r>
+      <w:proofErr w:type="gramEnd"/>
+      <w:r>
+        <w:rPr>
+          <w:rFonts w:ascii="Calibri Light" w:eastAsia="Cambria" w:hAnsi="Calibri Light" w:cs="Calibri Light"/>
+          <w:bCs/>
+          <w:sz w:val="18"/>
+          <w:szCs w:val="18"/>
+          <w:lang w:val="en-CA"/>
+        </w:rPr>
+        <w:t>}</w:t>
+      </w:r>
+      <w:r>
+        <w:rPr>
+          <w:rFonts w:ascii="Calibri Light" w:eastAsia="Cambria" w:hAnsi="Calibri Light" w:cs="Calibri Light"/>
+          <w:bCs/>
+          <w:sz w:val="18"/>
+          <w:szCs w:val="18"/>
+          <w:lang w:val="en-CA"/>
+        </w:rPr>
+        <w:t xml:space="preserve"> is something that strongly resonates with my own goals of utilizing technology to help make positive, lasting impacts, and I have been yearning for an opportunity t</w:t>
+      </w:r>
+      <w:r>
+        <w:rPr>
+          <w:rFonts w:ascii="Calibri Light" w:eastAsia="Cambria" w:hAnsi="Calibri Light" w:cs="Calibri Light"/>
+          <w:bCs/>
+          <w:sz w:val="18"/>
+          <w:szCs w:val="18"/>
           <w:lang w:val="en-CA"/>
         </w:rPr>
         <w:t>o improve organizational infrastructure</w:t>
@@ -400,8 +932,8 @@
         <w:rPr>
           <w:rFonts w:ascii="Calibri Light" w:eastAsia="Cambria" w:hAnsi="Calibri Light" w:cs="Calibri Light"/>
           <w:bCs/>
-          <w:sz w:val="19"/>
-          <w:szCs w:val="19"/>
+          <w:sz w:val="18"/>
+          <w:szCs w:val="18"/>
           <w:lang w:val="en-CA"/>
         </w:rPr>
         <w:t xml:space="preserve"> from a technological perspective. Combined with my </w:t>
@@ -410,18 +942,18 @@
         <w:rPr>
           <w:rFonts w:ascii="Calibri Light" w:eastAsia="Cambria" w:hAnsi="Calibri Light" w:cs="Calibri Light"/>
           <w:bCs/>
-          <w:sz w:val="19"/>
-          <w:szCs w:val="19"/>
-          <w:lang w:val="en-CA"/>
-        </w:rPr>
-        <w:t>growing technical</w:t>
-      </w:r>
-      <w:r>
-        <w:rPr>
-          <w:rFonts w:ascii="Calibri Light" w:eastAsia="Cambria" w:hAnsi="Calibri Light" w:cs="Calibri Light"/>
-          <w:bCs/>
-          <w:sz w:val="19"/>
-          <w:szCs w:val="19"/>
+          <w:sz w:val="18"/>
+          <w:szCs w:val="18"/>
+          <w:lang w:val="en-CA"/>
+        </w:rPr>
+        <w:t>growing</w:t>
+      </w:r>
+      <w:r>
+        <w:rPr>
+          <w:rFonts w:ascii="Calibri Light" w:eastAsia="Cambria" w:hAnsi="Calibri Light" w:cs="Calibri Light"/>
+          <w:bCs/>
+          <w:sz w:val="18"/>
+          <w:szCs w:val="18"/>
           <w:lang w:val="en-CA"/>
         </w:rPr>
         <w:t xml:space="preserve"> skillset</w:t>
@@ -430,8 +962,8 @@
         <w:rPr>
           <w:rFonts w:ascii="Calibri Light" w:eastAsia="Cambria" w:hAnsi="Calibri Light" w:cs="Calibri Light"/>
           <w:bCs/>
-          <w:sz w:val="19"/>
-          <w:szCs w:val="19"/>
+          <w:sz w:val="18"/>
+          <w:szCs w:val="18"/>
           <w:lang w:val="en-CA"/>
         </w:rPr>
         <w:t xml:space="preserve">, </w:t>
@@ -440,8 +972,8 @@
         <w:rPr>
           <w:rFonts w:ascii="Calibri Light" w:eastAsia="Cambria" w:hAnsi="Calibri Light" w:cs="Calibri Light"/>
           <w:bCs/>
-          <w:sz w:val="19"/>
-          <w:szCs w:val="19"/>
+          <w:sz w:val="18"/>
+          <w:szCs w:val="18"/>
           <w:lang w:val="en-CA"/>
         </w:rPr>
         <w:t xml:space="preserve">a solutions-oriented mindset and a </w:t>
@@ -450,51 +982,137 @@
         <w:rPr>
           <w:rFonts w:ascii="Calibri Light" w:eastAsia="Cambria" w:hAnsi="Calibri Light" w:cs="Calibri Light"/>
           <w:bCs/>
-          <w:sz w:val="19"/>
-          <w:szCs w:val="19"/>
-          <w:lang w:val="en-CA"/>
-        </w:rPr>
-        <w:t xml:space="preserve">strong resolve towards fixing </w:t>
-      </w:r>
-      <w:r>
-        <w:rPr>
-          <w:rFonts w:ascii="Calibri Light" w:eastAsia="Cambria" w:hAnsi="Calibri Light" w:cs="Calibri Light"/>
-          <w:bCs/>
-          <w:sz w:val="19"/>
-          <w:szCs w:val="19"/>
-          <w:lang w:val="en-CA"/>
-        </w:rPr>
-        <w:t>complex problems,</w:t>
-      </w:r>
-      <w:r>
-        <w:rPr>
-          <w:rFonts w:ascii="Calibri Light" w:eastAsia="Cambria" w:hAnsi="Calibri Light" w:cs="Calibri Light"/>
-          <w:bCs/>
-          <w:sz w:val="19"/>
-          <w:szCs w:val="19"/>
-          <w:lang w:val="en-CA"/>
-        </w:rPr>
-        <w:t xml:space="preserve"> I believe I have the skills, expertise and enthusiasm to contribute to </w:t>
-      </w:r>
-      <w:r>
-        <w:rPr>
-          <w:rFonts w:ascii="Calibri Light" w:eastAsia="Cambria" w:hAnsi="Calibri Light" w:cs="Calibri Light"/>
-          <w:bCs/>
-          <w:sz w:val="19"/>
-          <w:szCs w:val="19"/>
-          <w:lang w:val="en-CA"/>
-        </w:rPr>
-        <w:t>{{ company_name }}</w:t>
-      </w:r>
-      <w:r>
-        <w:rPr>
-          <w:rFonts w:ascii="Calibri Light" w:eastAsia="Cambria" w:hAnsi="Calibri Light" w:cs="Calibri Light"/>
-          <w:bCs/>
-          <w:sz w:val="19"/>
-          <w:szCs w:val="19"/>
-          <w:lang w:val="en-CA"/>
-        </w:rPr>
-        <w:t>’s success.</w:t>
+          <w:sz w:val="18"/>
+          <w:szCs w:val="18"/>
+          <w:lang w:val="en-CA"/>
+        </w:rPr>
+        <w:t xml:space="preserve">strong </w:t>
+      </w:r>
+      <w:r>
+        <w:rPr>
+          <w:rFonts w:ascii="Calibri Light" w:eastAsia="Cambria" w:hAnsi="Calibri Light" w:cs="Calibri Light"/>
+          <w:bCs/>
+          <w:sz w:val="18"/>
+          <w:szCs w:val="18"/>
+          <w:lang w:val="en-CA"/>
+        </w:rPr>
+        <w:t>determination</w:t>
+      </w:r>
+      <w:r>
+        <w:rPr>
+          <w:rFonts w:ascii="Calibri Light" w:eastAsia="Cambria" w:hAnsi="Calibri Light" w:cs="Calibri Light"/>
+          <w:bCs/>
+          <w:sz w:val="18"/>
+          <w:szCs w:val="18"/>
+          <w:lang w:val="en-CA"/>
+        </w:rPr>
+        <w:t xml:space="preserve"> towards </w:t>
+      </w:r>
+      <w:r>
+        <w:rPr>
+          <w:rFonts w:ascii="Calibri Light" w:eastAsia="Cambria" w:hAnsi="Calibri Light" w:cs="Calibri Light"/>
+          <w:bCs/>
+          <w:sz w:val="18"/>
+          <w:szCs w:val="18"/>
+          <w:lang w:val="en-CA"/>
+        </w:rPr>
+        <w:t>resolving</w:t>
+      </w:r>
+      <w:r>
+        <w:rPr>
+          <w:rFonts w:ascii="Calibri Light" w:eastAsia="Cambria" w:hAnsi="Calibri Light" w:cs="Calibri Light"/>
+          <w:bCs/>
+          <w:sz w:val="18"/>
+          <w:szCs w:val="18"/>
+          <w:lang w:val="en-CA"/>
+        </w:rPr>
+        <w:t xml:space="preserve"> problems,</w:t>
+      </w:r>
+      <w:r>
+        <w:rPr>
+          <w:rFonts w:ascii="Calibri Light" w:eastAsia="Cambria" w:hAnsi="Calibri Light" w:cs="Calibri Light"/>
+          <w:bCs/>
+          <w:sz w:val="18"/>
+          <w:szCs w:val="18"/>
+          <w:lang w:val="en-CA"/>
+        </w:rPr>
+        <w:t xml:space="preserve"> I believe I have the expertise and enthusiasm to contribute to </w:t>
+      </w:r>
+      <w:proofErr w:type="gramStart"/>
+      <w:r>
+        <w:rPr>
+          <w:rFonts w:ascii="Calibri Light" w:eastAsia="Cambria" w:hAnsi="Calibri Light" w:cs="Calibri Light"/>
+          <w:bCs/>
+          <w:sz w:val="18"/>
+          <w:szCs w:val="18"/>
+          <w:lang w:val="en-CA"/>
+        </w:rPr>
+        <w:t xml:space="preserve">{{ </w:t>
+      </w:r>
+      <w:proofErr w:type="spellStart"/>
+      <w:r>
+        <w:rPr>
+          <w:rFonts w:ascii="Calibri Light" w:eastAsia="Cambria" w:hAnsi="Calibri Light" w:cs="Calibri Light"/>
+          <w:bCs/>
+          <w:sz w:val="18"/>
+          <w:szCs w:val="18"/>
+          <w:lang w:val="en-CA"/>
+        </w:rPr>
+        <w:t>company</w:t>
+      </w:r>
+      <w:proofErr w:type="gramEnd"/>
+      <w:r>
+        <w:rPr>
+          <w:rFonts w:ascii="Calibri Light" w:eastAsia="Cambria" w:hAnsi="Calibri Light" w:cs="Calibri Light"/>
+          <w:bCs/>
+          <w:sz w:val="18"/>
+          <w:szCs w:val="18"/>
+          <w:lang w:val="en-CA"/>
+        </w:rPr>
+        <w:t>_</w:t>
+      </w:r>
+      <w:proofErr w:type="gramStart"/>
+      <w:r>
+        <w:rPr>
+          <w:rFonts w:ascii="Calibri Light" w:eastAsia="Cambria" w:hAnsi="Calibri Light" w:cs="Calibri Light"/>
+          <w:bCs/>
+          <w:sz w:val="18"/>
+          <w:szCs w:val="18"/>
+          <w:lang w:val="en-CA"/>
+        </w:rPr>
+        <w:t>name</w:t>
+      </w:r>
+      <w:proofErr w:type="spellEnd"/>
+      <w:r>
+        <w:rPr>
+          <w:rFonts w:ascii="Calibri Light" w:eastAsia="Cambria" w:hAnsi="Calibri Light" w:cs="Calibri Light"/>
+          <w:bCs/>
+          <w:sz w:val="18"/>
+          <w:szCs w:val="18"/>
+          <w:lang w:val="en-CA"/>
+        </w:rPr>
+        <w:t xml:space="preserve"> }}</w:t>
+      </w:r>
+      <w:r>
+        <w:rPr>
+          <w:rFonts w:ascii="Calibri Light" w:eastAsia="Cambria" w:hAnsi="Calibri Light" w:cs="Calibri Light"/>
+          <w:bCs/>
+          <w:sz w:val="18"/>
+          <w:szCs w:val="18"/>
+          <w:lang w:val="en-CA"/>
+        </w:rPr>
+        <w:t>’</w:t>
+      </w:r>
+      <w:proofErr w:type="gramEnd"/>
+      <w:r>
+        <w:rPr>
+          <w:rFonts w:ascii="Calibri Light" w:eastAsia="Cambria" w:hAnsi="Calibri Light" w:cs="Calibri Light"/>
+          <w:bCs/>
+          <w:sz w:val="18"/>
+          <w:szCs w:val="18"/>
+          <w:lang w:val="en-CA"/>
+        </w:rPr>
+        <w:t>s success.</w:t>
       </w:r>
     </w:p>
     <w:p>
@@ -511,367 +1129,515 @@
         <w:jc w:val="both"/>
         <w:rPr>
           <w:rFonts w:ascii="Calibri Light" w:hAnsi="Calibri Light" w:cs="Calibri Light"/>
-          <w:sz w:val="19"/>
-          <w:szCs w:val="19"/>
+          <w:sz w:val="18"/>
+          <w:szCs w:val="18"/>
         </w:rPr>
       </w:pPr>
       <w:r>
         <w:rPr>
           <w:rFonts w:ascii="Calibri Light" w:hAnsi="Calibri Light" w:cs="Calibri Light"/>
-          <w:sz w:val="19"/>
-          <w:szCs w:val="19"/>
+          <w:sz w:val="18"/>
+          <w:szCs w:val="18"/>
         </w:rPr>
         <w:t xml:space="preserve">Although I am still building my experience with specific IT support tools, </w:t>
       </w:r>
       <w:r>
         <w:rPr>
           <w:rFonts w:ascii="Calibri Light" w:hAnsi="Calibri Light" w:cs="Calibri Light"/>
-          <w:sz w:val="19"/>
-          <w:szCs w:val="19"/>
-        </w:rPr>
-        <w:t>I have been actively growing my technical proficiency through coursework, personal projects and collaborative work.</w:t>
-      </w:r>
-      <w:r>
-        <w:rPr>
-          <w:rFonts w:ascii="Calibri Light" w:hAnsi="Calibri Light" w:cs="Calibri Light"/>
-          <w:sz w:val="19"/>
-          <w:szCs w:val="19"/>
-        </w:rPr>
-        <w:t xml:space="preserve"> I have strong familiarity with</w:t>
-      </w:r>
-      <w:r>
-        <w:rPr>
-          <w:rFonts w:ascii="Calibri Light" w:hAnsi="Calibri Light" w:cs="Calibri Light"/>
-          <w:sz w:val="19"/>
-          <w:szCs w:val="19"/>
-        </w:rPr>
-        <w:t xml:space="preserve"> Windows operating systems and Microsoft 365 tools such as Outlook and Teams, and I have also </w:t>
-      </w:r>
-      <w:r>
-        <w:rPr>
-          <w:rFonts w:ascii="Calibri Light" w:hAnsi="Calibri Light" w:cs="Calibri Light"/>
-          <w:sz w:val="19"/>
-          <w:szCs w:val="19"/>
-        </w:rPr>
-        <w:t>worked extensively with version control using Git and GitHub</w:t>
-      </w:r>
-      <w:r>
-        <w:rPr>
-          <w:rFonts w:ascii="Calibri Light" w:hAnsi="Calibri Light" w:cs="Calibri Light"/>
-          <w:sz w:val="19"/>
-          <w:szCs w:val="19"/>
+          <w:sz w:val="18"/>
+          <w:szCs w:val="18"/>
+        </w:rPr>
+        <w:t>I have been actively growing my technical proficiency through</w:t>
+      </w:r>
+      <w:r>
+        <w:rPr>
+          <w:rFonts w:ascii="Calibri Light" w:hAnsi="Calibri Light" w:cs="Calibri Light"/>
+          <w:sz w:val="18"/>
+          <w:szCs w:val="18"/>
+        </w:rPr>
+        <w:t xml:space="preserve"> my current </w:t>
+      </w:r>
+      <w:r>
+        <w:rPr>
+          <w:rFonts w:ascii="Calibri Light" w:hAnsi="Calibri Light" w:cs="Calibri Light"/>
+          <w:sz w:val="18"/>
+          <w:szCs w:val="18"/>
+        </w:rPr>
+        <w:t>co-op position,</w:t>
+      </w:r>
+      <w:r>
+        <w:rPr>
+          <w:rFonts w:ascii="Calibri Light" w:hAnsi="Calibri Light" w:cs="Calibri Light"/>
+          <w:sz w:val="18"/>
+          <w:szCs w:val="18"/>
+        </w:rPr>
+        <w:t xml:space="preserve"> personal projects</w:t>
+      </w:r>
+      <w:r>
+        <w:rPr>
+          <w:rFonts w:ascii="Calibri Light" w:hAnsi="Calibri Light" w:cs="Calibri Light"/>
+          <w:sz w:val="18"/>
+          <w:szCs w:val="18"/>
+        </w:rPr>
+        <w:t xml:space="preserve"> and</w:t>
+      </w:r>
+      <w:r>
+        <w:rPr>
+          <w:rFonts w:ascii="Calibri Light" w:hAnsi="Calibri Light" w:cs="Calibri Light"/>
+          <w:sz w:val="18"/>
+          <w:szCs w:val="18"/>
+        </w:rPr>
+        <w:t xml:space="preserve"> collaborative work.</w:t>
+      </w:r>
+      <w:r>
+        <w:rPr>
+          <w:rFonts w:ascii="Calibri Light" w:hAnsi="Calibri Light" w:cs="Calibri Light"/>
+          <w:sz w:val="18"/>
+          <w:szCs w:val="18"/>
         </w:rPr>
         <w:t xml:space="preserve"> </w:t>
       </w:r>
       <w:r>
         <w:rPr>
-          <w:rFonts w:ascii="Calibri Light" w:hAnsi="Calibri Light" w:cs="Calibri Light"/>
-          <w:sz w:val="19"/>
-          <w:szCs w:val="19"/>
+          <w:rFonts w:ascii="Calibri Light" w:eastAsia="Cambria" w:hAnsi="Calibri Light" w:cs="Calibri Light"/>
+          <w:bCs/>
+          <w:sz w:val="18"/>
+          <w:szCs w:val="18"/>
+          <w:lang w:val="en-CA"/>
+        </w:rPr>
+        <w:t>Currently, I am gaining practical experience as an Information Technology Analyst Co-op Student with Shared Service Canada, where I am supporting enterprise-level IT workflows in a federal government setting. This role is providing me with exposure to Linux-based operating systems, large-scale infrastructure, and is helping me develop many transferrable skills that are required in working in a large, client-facing Agile-style team, such as interpersonal communication, time management and task prioritization. In this role, I hope to identify potential opportunities for automation to streamline recurring processes and improve efficiency, building on my interest in scripting and workflow optimization.</w:t>
+      </w:r>
+      <w:r>
+        <w:rPr>
+          <w:rFonts w:ascii="Calibri Light" w:hAnsi="Calibri Light" w:cs="Calibri Light"/>
+          <w:sz w:val="18"/>
+          <w:szCs w:val="18"/>
+        </w:rPr>
+        <w:t xml:space="preserve"> </w:t>
+      </w:r>
+      <w:r>
+        <w:rPr>
+          <w:rFonts w:ascii="Calibri Light" w:hAnsi="Calibri Light" w:cs="Calibri Light"/>
+          <w:sz w:val="18"/>
+          <w:szCs w:val="18"/>
+        </w:rPr>
+        <w:t xml:space="preserve">Additionally, </w:t>
+      </w:r>
+      <w:r>
+        <w:rPr>
+          <w:rFonts w:ascii="Calibri Light" w:hAnsi="Calibri Light" w:cs="Calibri Light"/>
+          <w:sz w:val="18"/>
+          <w:szCs w:val="18"/>
+        </w:rPr>
+        <w:t>I have strong familiarity with</w:t>
+      </w:r>
+      <w:r>
+        <w:rPr>
+          <w:rFonts w:ascii="Calibri Light" w:hAnsi="Calibri Light" w:cs="Calibri Light"/>
+          <w:sz w:val="18"/>
+          <w:szCs w:val="18"/>
+        </w:rPr>
+        <w:t xml:space="preserve"> Windows operating systems and Microsoft 365 tools, and I have als</w:t>
+      </w:r>
+      <w:r>
+        <w:rPr>
+          <w:rFonts w:ascii="Calibri Light" w:hAnsi="Calibri Light" w:cs="Calibri Light"/>
+          <w:sz w:val="18"/>
+          <w:szCs w:val="18"/>
+        </w:rPr>
+        <w:t>o used</w:t>
+      </w:r>
+      <w:r>
+        <w:rPr>
+          <w:rFonts w:ascii="Calibri Light" w:hAnsi="Calibri Light" w:cs="Calibri Light"/>
+          <w:sz w:val="18"/>
+          <w:szCs w:val="18"/>
+        </w:rPr>
+        <w:t xml:space="preserve"> version control</w:t>
+      </w:r>
+      <w:r>
+        <w:rPr>
+          <w:rFonts w:ascii="Calibri Light" w:hAnsi="Calibri Light" w:cs="Calibri Light"/>
+          <w:sz w:val="18"/>
+          <w:szCs w:val="18"/>
+        </w:rPr>
+        <w:t xml:space="preserve"> software</w:t>
+      </w:r>
+      <w:r>
+        <w:rPr>
+          <w:rFonts w:ascii="Calibri Light" w:hAnsi="Calibri Light" w:cs="Calibri Light"/>
+          <w:sz w:val="18"/>
+          <w:szCs w:val="18"/>
+        </w:rPr>
+        <w:t xml:space="preserve"> </w:t>
+      </w:r>
+      <w:r>
+        <w:rPr>
+          <w:rFonts w:ascii="Calibri Light" w:hAnsi="Calibri Light" w:cs="Calibri Light"/>
+          <w:sz w:val="18"/>
+          <w:szCs w:val="18"/>
         </w:rPr>
         <w:t xml:space="preserve">for issue tracking. </w:t>
       </w:r>
       <w:r>
         <w:rPr>
           <w:rFonts w:ascii="Calibri Light" w:hAnsi="Calibri Light" w:cs="Calibri Light"/>
-          <w:sz w:val="19"/>
-          <w:szCs w:val="19"/>
-        </w:rPr>
-        <w:t xml:space="preserve">For </w:t>
-      </w:r>
-      <w:r>
-        <w:rPr>
-          <w:rFonts w:ascii="Calibri Light" w:hAnsi="Calibri Light" w:cs="Calibri Light"/>
-          <w:sz w:val="19"/>
-          <w:szCs w:val="19"/>
-        </w:rPr>
-        <w:t>instance</w:t>
-      </w:r>
-      <w:r>
-        <w:rPr>
-          <w:rFonts w:ascii="Calibri Light" w:hAnsi="Calibri Light" w:cs="Calibri Light"/>
-          <w:sz w:val="19"/>
-          <w:szCs w:val="19"/>
+          <w:sz w:val="18"/>
+          <w:szCs w:val="18"/>
+        </w:rPr>
+        <w:t>D</w:t>
+      </w:r>
+      <w:r>
+        <w:rPr>
+          <w:rFonts w:ascii="Calibri Light" w:hAnsi="Calibri Light" w:cs="Calibri Light"/>
+          <w:sz w:val="18"/>
+          <w:szCs w:val="18"/>
+        </w:rPr>
+        <w:t xml:space="preserve">uring BCS Hacks 2025, my team and I engineered </w:t>
+      </w:r>
+      <w:proofErr w:type="spellStart"/>
+      <w:r>
+        <w:rPr>
+          <w:rFonts w:ascii="Calibri Light" w:hAnsi="Calibri Light" w:cs="Calibri Light"/>
+          <w:sz w:val="18"/>
+          <w:szCs w:val="18"/>
+        </w:rPr>
+        <w:t>PantryPal</w:t>
+      </w:r>
+      <w:proofErr w:type="spellEnd"/>
+      <w:r>
+        <w:rPr>
+          <w:rFonts w:ascii="Calibri Light" w:hAnsi="Calibri Light" w:cs="Calibri Light"/>
+          <w:sz w:val="18"/>
+          <w:szCs w:val="18"/>
+        </w:rPr>
+        <w:t xml:space="preserve">, an AI-powered </w:t>
+      </w:r>
+      <w:r>
+        <w:rPr>
+          <w:rFonts w:ascii="Calibri Light" w:hAnsi="Calibri Light" w:cs="Calibri Light"/>
+          <w:sz w:val="18"/>
+          <w:szCs w:val="18"/>
+        </w:rPr>
+        <w:t>recipe generato</w:t>
+      </w:r>
+      <w:r>
+        <w:rPr>
+          <w:rFonts w:ascii="Calibri Light" w:hAnsi="Calibri Light" w:cs="Calibri Light"/>
+          <w:sz w:val="18"/>
+          <w:szCs w:val="18"/>
+        </w:rPr>
+        <w:t>r, built using the React and Vite framework and MongoDB Atlas.</w:t>
+      </w:r>
+      <w:r>
+        <w:rPr>
+          <w:rFonts w:ascii="Calibri Light" w:hAnsi="Calibri Light" w:cs="Calibri Light"/>
+          <w:sz w:val="18"/>
+          <w:szCs w:val="18"/>
+        </w:rPr>
+        <w:t xml:space="preserve"> While developing </w:t>
+      </w:r>
+      <w:proofErr w:type="spellStart"/>
+      <w:r>
+        <w:rPr>
+          <w:rFonts w:ascii="Calibri Light" w:hAnsi="Calibri Light" w:cs="Calibri Light"/>
+          <w:sz w:val="18"/>
+          <w:szCs w:val="18"/>
+        </w:rPr>
+        <w:t>PantryPal</w:t>
+      </w:r>
+      <w:proofErr w:type="spellEnd"/>
+      <w:r>
+        <w:rPr>
+          <w:rFonts w:ascii="Calibri Light" w:hAnsi="Calibri Light" w:cs="Calibri Light"/>
+          <w:sz w:val="18"/>
+          <w:szCs w:val="18"/>
         </w:rPr>
         <w:t>,</w:t>
       </w:r>
       <w:r>
         <w:rPr>
           <w:rFonts w:ascii="Calibri Light" w:hAnsi="Calibri Light" w:cs="Calibri Light"/>
-          <w:sz w:val="19"/>
-          <w:szCs w:val="19"/>
+          <w:sz w:val="18"/>
+          <w:szCs w:val="18"/>
         </w:rPr>
         <w:t xml:space="preserve"> </w:t>
       </w:r>
       <w:r>
         <w:rPr>
           <w:rFonts w:ascii="Calibri Light" w:hAnsi="Calibri Light" w:cs="Calibri Light"/>
-          <w:sz w:val="19"/>
-          <w:szCs w:val="19"/>
-        </w:rPr>
-        <w:t xml:space="preserve">during BCS Hacks 2025, my team and I engineered </w:t>
-      </w:r>
-      <w:r>
-        <w:rPr>
-          <w:rFonts w:ascii="Calibri Light" w:hAnsi="Calibri Light" w:cs="Calibri Light"/>
-          <w:sz w:val="19"/>
-          <w:szCs w:val="19"/>
-        </w:rPr>
-        <w:t xml:space="preserve">PantryPal, an AI-powered </w:t>
-      </w:r>
-      <w:r>
-        <w:rPr>
-          <w:rFonts w:ascii="Calibri Light" w:hAnsi="Calibri Light" w:cs="Calibri Light"/>
-          <w:sz w:val="19"/>
-          <w:szCs w:val="19"/>
-        </w:rPr>
-        <w:t>recipe generato</w:t>
-      </w:r>
-      <w:r>
-        <w:rPr>
-          <w:rFonts w:ascii="Calibri Light" w:hAnsi="Calibri Light" w:cs="Calibri Light"/>
-          <w:sz w:val="19"/>
-          <w:szCs w:val="19"/>
-        </w:rPr>
-        <w:t>r, built using the React and Vite framework and MongoDB Atlas.</w:t>
-      </w:r>
-      <w:r>
-        <w:rPr>
-          <w:rFonts w:ascii="Calibri Light" w:hAnsi="Calibri Light" w:cs="Calibri Light"/>
-          <w:sz w:val="19"/>
-          <w:szCs w:val="19"/>
-        </w:rPr>
-        <w:t xml:space="preserve"> While developing PantryPal,</w:t>
-      </w:r>
-      <w:r>
-        <w:rPr>
-          <w:rFonts w:ascii="Calibri Light" w:hAnsi="Calibri Light" w:cs="Calibri Light"/>
-          <w:sz w:val="19"/>
-          <w:szCs w:val="19"/>
+          <w:sz w:val="18"/>
+          <w:szCs w:val="18"/>
+        </w:rPr>
+        <w:t>I</w:t>
+      </w:r>
+      <w:r>
+        <w:rPr>
+          <w:rFonts w:ascii="Calibri Light" w:hAnsi="Calibri Light" w:cs="Calibri Light"/>
+          <w:sz w:val="18"/>
+          <w:szCs w:val="18"/>
         </w:rPr>
         <w:t xml:space="preserve"> </w:t>
       </w:r>
       <w:r>
         <w:rPr>
           <w:rFonts w:ascii="Calibri Light" w:hAnsi="Calibri Light" w:cs="Calibri Light"/>
-          <w:sz w:val="19"/>
-          <w:szCs w:val="19"/>
-        </w:rPr>
-        <w:t>I</w:t>
-      </w:r>
-      <w:r>
-        <w:rPr>
-          <w:rFonts w:ascii="Calibri Light" w:hAnsi="Calibri Light" w:cs="Calibri Light"/>
-          <w:sz w:val="19"/>
-          <w:szCs w:val="19"/>
+          <w:sz w:val="18"/>
+          <w:szCs w:val="18"/>
+        </w:rPr>
+        <w:t>assisted with</w:t>
+      </w:r>
+      <w:r>
+        <w:rPr>
+          <w:rFonts w:ascii="Calibri Light" w:hAnsi="Calibri Light" w:cs="Calibri Light"/>
+          <w:sz w:val="18"/>
+          <w:szCs w:val="18"/>
+        </w:rPr>
+        <w:t xml:space="preserve"> identifying and resolving backend integration issues </w:t>
+      </w:r>
+      <w:r>
+        <w:rPr>
+          <w:rFonts w:ascii="Calibri Light" w:hAnsi="Calibri Light" w:cs="Calibri Light"/>
+          <w:sz w:val="18"/>
+          <w:szCs w:val="18"/>
+        </w:rPr>
+        <w:t xml:space="preserve">between </w:t>
+      </w:r>
+      <w:r>
+        <w:rPr>
+          <w:rFonts w:ascii="Calibri Light" w:hAnsi="Calibri Light" w:cs="Calibri Light"/>
+          <w:sz w:val="18"/>
+          <w:szCs w:val="18"/>
+        </w:rPr>
+        <w:t xml:space="preserve">MongoDB and the </w:t>
+      </w:r>
+      <w:proofErr w:type="spellStart"/>
+      <w:r>
+        <w:rPr>
+          <w:rFonts w:ascii="Calibri Light" w:hAnsi="Calibri Light" w:cs="Calibri Light"/>
+          <w:sz w:val="18"/>
+          <w:szCs w:val="18"/>
+        </w:rPr>
+        <w:t>Groq</w:t>
+      </w:r>
+      <w:proofErr w:type="spellEnd"/>
+      <w:r>
+        <w:rPr>
+          <w:rFonts w:ascii="Calibri Light" w:hAnsi="Calibri Light" w:cs="Calibri Light"/>
+          <w:sz w:val="18"/>
+          <w:szCs w:val="18"/>
+        </w:rPr>
+        <w:t xml:space="preserve"> AI </w:t>
+      </w:r>
+      <w:r>
+        <w:rPr>
+          <w:rFonts w:ascii="Calibri Light" w:hAnsi="Calibri Light" w:cs="Calibri Light"/>
+          <w:sz w:val="18"/>
+          <w:szCs w:val="18"/>
+        </w:rPr>
+        <w:t xml:space="preserve">API, </w:t>
+      </w:r>
+      <w:r>
+        <w:rPr>
+          <w:rFonts w:ascii="Calibri Light" w:hAnsi="Calibri Light" w:cs="Calibri Light"/>
+          <w:sz w:val="18"/>
+          <w:szCs w:val="18"/>
+        </w:rPr>
+        <w:t xml:space="preserve">troubleshooting connectivity and response handling issues through debugging and </w:t>
+      </w:r>
+      <w:r>
+        <w:rPr>
+          <w:rFonts w:ascii="Calibri Light" w:hAnsi="Calibri Light" w:cs="Calibri Light"/>
+          <w:sz w:val="18"/>
+          <w:szCs w:val="18"/>
+        </w:rPr>
+        <w:t xml:space="preserve">structured </w:t>
+      </w:r>
+      <w:r>
+        <w:rPr>
+          <w:rFonts w:ascii="Calibri Light" w:hAnsi="Calibri Light" w:cs="Calibri Light"/>
+          <w:sz w:val="18"/>
+          <w:szCs w:val="18"/>
+        </w:rPr>
+        <w:t>documentation.</w:t>
+      </w:r>
+      <w:r>
+        <w:rPr>
+          <w:rFonts w:ascii="Calibri Light" w:hAnsi="Calibri Light" w:cs="Calibri Light"/>
+          <w:sz w:val="18"/>
+          <w:szCs w:val="18"/>
         </w:rPr>
         <w:t xml:space="preserve"> </w:t>
       </w:r>
       <w:r>
         <w:rPr>
           <w:rFonts w:ascii="Calibri Light" w:hAnsi="Calibri Light" w:cs="Calibri Light"/>
-          <w:sz w:val="19"/>
-          <w:szCs w:val="19"/>
-        </w:rPr>
-        <w:t>assisted with</w:t>
-      </w:r>
-      <w:r>
-        <w:rPr>
-          <w:rFonts w:ascii="Calibri Light" w:hAnsi="Calibri Light" w:cs="Calibri Light"/>
-          <w:sz w:val="19"/>
-          <w:szCs w:val="19"/>
-        </w:rPr>
-        <w:t xml:space="preserve"> identifying and resolving backend integration issues </w:t>
-      </w:r>
-      <w:r>
-        <w:rPr>
-          <w:rFonts w:ascii="Calibri Light" w:hAnsi="Calibri Light" w:cs="Calibri Light"/>
-          <w:sz w:val="19"/>
-          <w:szCs w:val="19"/>
-        </w:rPr>
-        <w:t xml:space="preserve">between </w:t>
-      </w:r>
-      <w:r>
-        <w:rPr>
-          <w:rFonts w:ascii="Calibri Light" w:hAnsi="Calibri Light" w:cs="Calibri Light"/>
-          <w:sz w:val="19"/>
-          <w:szCs w:val="19"/>
-        </w:rPr>
-        <w:t xml:space="preserve">MongoDB and the Groq AI </w:t>
-      </w:r>
-      <w:r>
-        <w:rPr>
-          <w:rFonts w:ascii="Calibri Light" w:hAnsi="Calibri Light" w:cs="Calibri Light"/>
-          <w:sz w:val="19"/>
-          <w:szCs w:val="19"/>
-        </w:rPr>
-        <w:t xml:space="preserve">API, </w:t>
-      </w:r>
-      <w:r>
-        <w:rPr>
-          <w:rFonts w:ascii="Calibri Light" w:hAnsi="Calibri Light" w:cs="Calibri Light"/>
-          <w:sz w:val="19"/>
-          <w:szCs w:val="19"/>
-        </w:rPr>
-        <w:t xml:space="preserve">troubleshooting connectivity and response handling issues through collaborative debugging and </w:t>
-      </w:r>
-      <w:r>
-        <w:rPr>
-          <w:rFonts w:ascii="Calibri Light" w:hAnsi="Calibri Light" w:cs="Calibri Light"/>
-          <w:sz w:val="19"/>
-          <w:szCs w:val="19"/>
-        </w:rPr>
-        <w:t xml:space="preserve">structured </w:t>
-      </w:r>
-      <w:r>
-        <w:rPr>
-          <w:rFonts w:ascii="Calibri Light" w:hAnsi="Calibri Light" w:cs="Calibri Light"/>
-          <w:sz w:val="19"/>
-          <w:szCs w:val="19"/>
-        </w:rPr>
-        <w:t>documentation.</w:t>
-      </w:r>
-      <w:r>
-        <w:rPr>
-          <w:rFonts w:ascii="Calibri Light" w:hAnsi="Calibri Light" w:cs="Calibri Light"/>
-          <w:sz w:val="19"/>
-          <w:szCs w:val="19"/>
-        </w:rPr>
-        <w:t xml:space="preserve"> </w:t>
-      </w:r>
-      <w:r>
-        <w:rPr>
-          <w:rFonts w:ascii="Calibri Light" w:hAnsi="Calibri Light" w:cs="Calibri Light"/>
-          <w:sz w:val="19"/>
-          <w:szCs w:val="19"/>
-        </w:rPr>
-        <w:t>Furthermore, my academic work reinforced my technical foundation, especially through DailySips, a Java-based beverage tracker</w:t>
-      </w:r>
-      <w:r>
-        <w:rPr>
-          <w:rFonts w:ascii="Calibri Light" w:hAnsi="Calibri Light" w:cs="Calibri Light"/>
-          <w:sz w:val="19"/>
-          <w:szCs w:val="19"/>
+          <w:sz w:val="18"/>
+          <w:szCs w:val="18"/>
+        </w:rPr>
+        <w:t xml:space="preserve">Furthermore, my academic work reinforced my technical foundation, especially through </w:t>
+      </w:r>
+      <w:proofErr w:type="spellStart"/>
+      <w:r>
+        <w:rPr>
+          <w:rFonts w:ascii="Calibri Light" w:hAnsi="Calibri Light" w:cs="Calibri Light"/>
+          <w:sz w:val="18"/>
+          <w:szCs w:val="18"/>
+        </w:rPr>
+        <w:t>DailySips</w:t>
+      </w:r>
+      <w:proofErr w:type="spellEnd"/>
+      <w:r>
+        <w:rPr>
+          <w:rFonts w:ascii="Calibri Light" w:hAnsi="Calibri Light" w:cs="Calibri Light"/>
+          <w:sz w:val="18"/>
+          <w:szCs w:val="18"/>
+        </w:rPr>
+        <w:t>, a Java-based beverage tracker</w:t>
+      </w:r>
+      <w:r>
+        <w:rPr>
+          <w:rFonts w:ascii="Calibri Light" w:hAnsi="Calibri Light" w:cs="Calibri Light"/>
+          <w:sz w:val="18"/>
+          <w:szCs w:val="18"/>
         </w:rPr>
         <w:t xml:space="preserve">. </w:t>
       </w:r>
       <w:r>
         <w:rPr>
           <w:rFonts w:ascii="Calibri Light" w:hAnsi="Calibri Light" w:cs="Calibri Light"/>
-          <w:sz w:val="19"/>
-          <w:szCs w:val="19"/>
+          <w:sz w:val="18"/>
+          <w:szCs w:val="18"/>
         </w:rPr>
         <w:t xml:space="preserve">While developing this application, I </w:t>
       </w:r>
       <w:r>
         <w:rPr>
           <w:rFonts w:ascii="Calibri Light" w:hAnsi="Calibri Light" w:cs="Calibri Light"/>
-          <w:sz w:val="19"/>
-          <w:szCs w:val="19"/>
+          <w:sz w:val="18"/>
+          <w:szCs w:val="18"/>
         </w:rPr>
         <w:t>experienced a multitude of challenges</w:t>
       </w:r>
       <w:r>
         <w:rPr>
           <w:rFonts w:ascii="Calibri Light" w:hAnsi="Calibri Light" w:cs="Calibri Light"/>
-          <w:sz w:val="19"/>
-          <w:szCs w:val="19"/>
+          <w:sz w:val="18"/>
+          <w:szCs w:val="18"/>
         </w:rPr>
         <w:t xml:space="preserve">, such as persistent JSON read/write errors and interface bugs. However, I approached each issue methodically, such as leveraging existing documentation, consulting external resources and systematically isolating problematic areas. </w:t>
       </w:r>
       <w:r>
         <w:rPr>
           <w:rFonts w:ascii="Calibri Light" w:hAnsi="Calibri Light" w:cs="Calibri Light"/>
-          <w:sz w:val="19"/>
-          <w:szCs w:val="19"/>
+          <w:sz w:val="18"/>
+          <w:szCs w:val="18"/>
         </w:rPr>
         <w:t xml:space="preserve">Ultimately, I was able to </w:t>
       </w:r>
       <w:r>
         <w:rPr>
           <w:rFonts w:ascii="Calibri Light" w:hAnsi="Calibri Light" w:cs="Calibri Light"/>
-          <w:sz w:val="19"/>
-          <w:szCs w:val="19"/>
-        </w:rPr>
-        <w:t>validate my application behaviour with JUnit Jupiter and successfully implemented JSON-based data persistence</w:t>
-      </w:r>
-      <w:r>
-        <w:rPr>
-          <w:rFonts w:ascii="Calibri Light" w:hAnsi="Calibri Light" w:cs="Calibri Light"/>
-          <w:sz w:val="19"/>
-          <w:szCs w:val="19"/>
+          <w:sz w:val="18"/>
+          <w:szCs w:val="18"/>
+        </w:rPr>
+        <w:t xml:space="preserve">validate my app </w:t>
+      </w:r>
+      <w:proofErr w:type="spellStart"/>
+      <w:r>
+        <w:rPr>
+          <w:rFonts w:ascii="Calibri Light" w:hAnsi="Calibri Light" w:cs="Calibri Light"/>
+          <w:sz w:val="18"/>
+          <w:szCs w:val="18"/>
+        </w:rPr>
+        <w:t>behaviour</w:t>
+      </w:r>
+      <w:proofErr w:type="spellEnd"/>
+      <w:r>
+        <w:rPr>
+          <w:rFonts w:ascii="Calibri Light" w:hAnsi="Calibri Light" w:cs="Calibri Light"/>
+          <w:sz w:val="18"/>
+          <w:szCs w:val="18"/>
+        </w:rPr>
+        <w:t xml:space="preserve"> with JUnit Jupiter and successfully implemented data persistence</w:t>
+      </w:r>
+      <w:r>
+        <w:rPr>
+          <w:rFonts w:ascii="Calibri Light" w:hAnsi="Calibri Light" w:cs="Calibri Light"/>
+          <w:sz w:val="18"/>
+          <w:szCs w:val="18"/>
         </w:rPr>
         <w:t xml:space="preserve">. </w:t>
       </w:r>
       <w:r>
         <w:rPr>
           <w:rFonts w:ascii="Calibri Light" w:hAnsi="Calibri Light" w:cs="Calibri Light"/>
-          <w:sz w:val="19"/>
-          <w:szCs w:val="19"/>
+          <w:sz w:val="18"/>
+          <w:szCs w:val="18"/>
         </w:rPr>
         <w:t>Through th</w:t>
       </w:r>
       <w:r>
         <w:rPr>
           <w:rFonts w:ascii="Calibri Light" w:hAnsi="Calibri Light" w:cs="Calibri Light"/>
-          <w:sz w:val="19"/>
-          <w:szCs w:val="19"/>
+          <w:sz w:val="18"/>
+          <w:szCs w:val="18"/>
         </w:rPr>
         <w:t>ese</w:t>
       </w:r>
       <w:r>
         <w:rPr>
           <w:rFonts w:ascii="Calibri Light" w:hAnsi="Calibri Light" w:cs="Calibri Light"/>
-          <w:sz w:val="19"/>
-          <w:szCs w:val="19"/>
+          <w:sz w:val="18"/>
+          <w:szCs w:val="18"/>
         </w:rPr>
         <w:t xml:space="preserve"> experience</w:t>
       </w:r>
       <w:r>
         <w:rPr>
           <w:rFonts w:ascii="Calibri Light" w:hAnsi="Calibri Light" w:cs="Calibri Light"/>
-          <w:sz w:val="19"/>
-          <w:szCs w:val="19"/>
+          <w:sz w:val="18"/>
+          <w:szCs w:val="18"/>
         </w:rPr>
         <w:t>s</w:t>
       </w:r>
       <w:r>
         <w:rPr>
           <w:rFonts w:ascii="Calibri Light" w:hAnsi="Calibri Light" w:cs="Calibri Light"/>
-          <w:sz w:val="19"/>
-          <w:szCs w:val="19"/>
+          <w:sz w:val="18"/>
+          <w:szCs w:val="18"/>
         </w:rPr>
         <w:t xml:space="preserve">, I strengthened my ability to </w:t>
       </w:r>
       <w:r>
         <w:rPr>
           <w:rFonts w:ascii="Calibri Light" w:hAnsi="Calibri Light" w:cs="Calibri Light"/>
-          <w:sz w:val="19"/>
-          <w:szCs w:val="19"/>
+          <w:sz w:val="18"/>
+          <w:szCs w:val="18"/>
         </w:rPr>
         <w:t>break down complex technical issues and see them through to resolution</w:t>
       </w:r>
       <w:r>
         <w:rPr>
           <w:rFonts w:ascii="Calibri Light" w:hAnsi="Calibri Light" w:cs="Calibri Light"/>
-          <w:sz w:val="19"/>
-          <w:szCs w:val="19"/>
+          <w:sz w:val="18"/>
+          <w:szCs w:val="18"/>
         </w:rPr>
         <w:t xml:space="preserve">, </w:t>
       </w:r>
       <w:r>
         <w:rPr>
           <w:rFonts w:ascii="Calibri Light" w:hAnsi="Calibri Light" w:cs="Calibri Light"/>
-          <w:sz w:val="19"/>
-          <w:szCs w:val="19"/>
+          <w:sz w:val="18"/>
+          <w:szCs w:val="18"/>
         </w:rPr>
         <w:t xml:space="preserve">even when working under </w:t>
       </w:r>
       <w:r>
         <w:rPr>
           <w:rFonts w:ascii="Calibri Light" w:hAnsi="Calibri Light" w:cs="Calibri Light"/>
-          <w:sz w:val="19"/>
-          <w:szCs w:val="19"/>
+          <w:sz w:val="18"/>
+          <w:szCs w:val="18"/>
         </w:rPr>
         <w:t xml:space="preserve">time constraints. </w:t>
       </w:r>
@@ -890,407 +1656,425 @@
         <w:jc w:val="both"/>
         <w:rPr>
           <w:rFonts w:ascii="Calibri Light" w:hAnsi="Calibri Light" w:cs="Calibri Light"/>
-          <w:sz w:val="19"/>
-          <w:szCs w:val="19"/>
+          <w:sz w:val="18"/>
+          <w:szCs w:val="18"/>
         </w:rPr>
       </w:pPr>
       <w:r>
         <w:rPr>
           <w:rFonts w:ascii="Calibri Light" w:hAnsi="Calibri Light" w:cs="Calibri Light"/>
-          <w:sz w:val="19"/>
-          <w:szCs w:val="19"/>
-        </w:rPr>
-        <w:t>In my previous role as a clinical genetics technologist, I</w:t>
-      </w:r>
-      <w:r>
-        <w:rPr>
-          <w:rFonts w:ascii="Calibri Light" w:hAnsi="Calibri Light" w:cs="Calibri Light"/>
-          <w:sz w:val="19"/>
-          <w:szCs w:val="19"/>
+          <w:sz w:val="18"/>
+          <w:szCs w:val="18"/>
+        </w:rPr>
+        <w:t xml:space="preserve">In my previous role as a clinical </w:t>
+      </w:r>
+      <w:proofErr w:type="gramStart"/>
+      <w:r>
+        <w:rPr>
+          <w:rFonts w:ascii="Calibri Light" w:hAnsi="Calibri Light" w:cs="Calibri Light"/>
+          <w:sz w:val="18"/>
+          <w:szCs w:val="18"/>
+        </w:rPr>
+        <w:t>genetics</w:t>
+      </w:r>
+      <w:proofErr w:type="gramEnd"/>
+      <w:r>
+        <w:rPr>
+          <w:rFonts w:ascii="Calibri Light" w:hAnsi="Calibri Light" w:cs="Calibri Light"/>
+          <w:sz w:val="18"/>
+          <w:szCs w:val="18"/>
+        </w:rPr>
+        <w:t xml:space="preserve"> technologist, I</w:t>
+      </w:r>
+      <w:r>
+        <w:rPr>
+          <w:rFonts w:ascii="Calibri Light" w:hAnsi="Calibri Light" w:cs="Calibri Light"/>
+          <w:sz w:val="18"/>
+          <w:szCs w:val="18"/>
         </w:rPr>
         <w:t xml:space="preserve"> also</w:t>
       </w:r>
       <w:r>
         <w:rPr>
           <w:rFonts w:ascii="Calibri Light" w:hAnsi="Calibri Light" w:cs="Calibri Light"/>
-          <w:sz w:val="19"/>
-          <w:szCs w:val="19"/>
+          <w:sz w:val="18"/>
+          <w:szCs w:val="18"/>
         </w:rPr>
         <w:t xml:space="preserve"> gained valuable experience with the Genome Diagnostics team with the Provincial Health Services Authority. In this high-stakes, detail-driven environment, I supported end-to-end diagnostics workflows. From patient specimen accessioning to interpreting results, I brought a passionate work ethic to every task involved, ensuring </w:t>
       </w:r>
       <w:r>
         <w:rPr>
           <w:rFonts w:ascii="Calibri Light" w:hAnsi="Calibri Light" w:cs="Calibri Light"/>
-          <w:sz w:val="19"/>
-          <w:szCs w:val="19"/>
+          <w:sz w:val="18"/>
+          <w:szCs w:val="18"/>
         </w:rPr>
         <w:t>timely delivery</w:t>
       </w:r>
       <w:r>
         <w:rPr>
           <w:rFonts w:ascii="Calibri Light" w:hAnsi="Calibri Light" w:cs="Calibri Light"/>
-          <w:sz w:val="19"/>
-          <w:szCs w:val="19"/>
+          <w:sz w:val="18"/>
+          <w:szCs w:val="18"/>
         </w:rPr>
         <w:t xml:space="preserve"> of </w:t>
       </w:r>
       <w:r>
         <w:rPr>
           <w:rFonts w:ascii="Calibri Light" w:hAnsi="Calibri Light" w:cs="Calibri Light"/>
-          <w:sz w:val="19"/>
-          <w:szCs w:val="19"/>
+          <w:sz w:val="18"/>
+          <w:szCs w:val="18"/>
         </w:rPr>
         <w:t xml:space="preserve">test results </w:t>
       </w:r>
       <w:r>
         <w:rPr>
           <w:rFonts w:ascii="Calibri Light" w:hAnsi="Calibri Light" w:cs="Calibri Light"/>
-          <w:sz w:val="19"/>
-          <w:szCs w:val="19"/>
+          <w:sz w:val="18"/>
+          <w:szCs w:val="18"/>
         </w:rPr>
         <w:t>to ordering physicians, consistently meeting strict turnaround times.</w:t>
       </w:r>
       <w:r>
         <w:rPr>
           <w:rFonts w:ascii="Calibri Light" w:hAnsi="Calibri Light" w:cs="Calibri Light"/>
-          <w:sz w:val="19"/>
-          <w:szCs w:val="19"/>
+          <w:sz w:val="18"/>
+          <w:szCs w:val="18"/>
         </w:rPr>
         <w:t xml:space="preserve"> </w:t>
       </w:r>
       <w:r>
         <w:rPr>
           <w:rFonts w:ascii="Calibri Light" w:hAnsi="Calibri Light" w:cs="Calibri Light"/>
-          <w:sz w:val="19"/>
-          <w:szCs w:val="19"/>
+          <w:sz w:val="18"/>
+          <w:szCs w:val="18"/>
         </w:rPr>
         <w:t xml:space="preserve">I </w:t>
       </w:r>
       <w:r>
         <w:rPr>
           <w:rFonts w:ascii="Calibri Light" w:hAnsi="Calibri Light" w:cs="Calibri Light"/>
-          <w:sz w:val="19"/>
-          <w:szCs w:val="19"/>
+          <w:sz w:val="18"/>
+          <w:szCs w:val="18"/>
         </w:rPr>
         <w:t>was also responsible for operating, maintaining and troubleshooting diagnostic laboratory instruments</w:t>
       </w:r>
       <w:r>
         <w:rPr>
           <w:rFonts w:ascii="Calibri Light" w:hAnsi="Calibri Light" w:cs="Calibri Light"/>
-          <w:sz w:val="19"/>
-          <w:szCs w:val="19"/>
+          <w:sz w:val="18"/>
+          <w:szCs w:val="18"/>
         </w:rPr>
         <w:t xml:space="preserve"> and </w:t>
       </w:r>
       <w:r>
         <w:rPr>
           <w:rFonts w:ascii="Calibri Light" w:hAnsi="Calibri Light" w:cs="Calibri Light"/>
-          <w:sz w:val="19"/>
-          <w:szCs w:val="19"/>
+          <w:sz w:val="18"/>
+          <w:szCs w:val="18"/>
         </w:rPr>
         <w:t>relevant assays</w:t>
       </w:r>
       <w:r>
         <w:rPr>
           <w:rFonts w:ascii="Calibri Light" w:hAnsi="Calibri Light" w:cs="Calibri Light"/>
-          <w:sz w:val="19"/>
-          <w:szCs w:val="19"/>
+          <w:sz w:val="18"/>
+          <w:szCs w:val="18"/>
         </w:rPr>
         <w:t>, collaborating effectively with our relevant vendors</w:t>
       </w:r>
       <w:r>
         <w:rPr>
           <w:rFonts w:ascii="Calibri Light" w:hAnsi="Calibri Light" w:cs="Calibri Light"/>
-          <w:sz w:val="19"/>
-          <w:szCs w:val="19"/>
+          <w:sz w:val="18"/>
+          <w:szCs w:val="18"/>
         </w:rPr>
         <w:t xml:space="preserve">, </w:t>
       </w:r>
       <w:r>
         <w:rPr>
           <w:rFonts w:ascii="Calibri Light" w:hAnsi="Calibri Light" w:cs="Calibri Light"/>
-          <w:sz w:val="19"/>
-          <w:szCs w:val="19"/>
+          <w:sz w:val="18"/>
+          <w:szCs w:val="18"/>
         </w:rPr>
         <w:t>scientists</w:t>
       </w:r>
       <w:r>
         <w:rPr>
           <w:rFonts w:ascii="Calibri Light" w:hAnsi="Calibri Light" w:cs="Calibri Light"/>
-          <w:sz w:val="19"/>
-          <w:szCs w:val="19"/>
+          <w:sz w:val="18"/>
+          <w:szCs w:val="18"/>
         </w:rPr>
         <w:t xml:space="preserve"> </w:t>
       </w:r>
       <w:r>
         <w:rPr>
           <w:rFonts w:ascii="Calibri Light" w:hAnsi="Calibri Light" w:cs="Calibri Light"/>
-          <w:sz w:val="19"/>
-          <w:szCs w:val="19"/>
+          <w:sz w:val="18"/>
+          <w:szCs w:val="18"/>
         </w:rPr>
         <w:t xml:space="preserve">and </w:t>
       </w:r>
       <w:r>
         <w:rPr>
           <w:rFonts w:ascii="Calibri Light" w:hAnsi="Calibri Light" w:cs="Calibri Light"/>
-          <w:sz w:val="19"/>
-          <w:szCs w:val="19"/>
+          <w:sz w:val="18"/>
+          <w:szCs w:val="18"/>
         </w:rPr>
         <w:t xml:space="preserve">IT </w:t>
       </w:r>
       <w:r>
         <w:rPr>
           <w:rFonts w:ascii="Calibri Light" w:hAnsi="Calibri Light" w:cs="Calibri Light"/>
-          <w:sz w:val="19"/>
-          <w:szCs w:val="19"/>
+          <w:sz w:val="18"/>
+          <w:szCs w:val="18"/>
         </w:rPr>
         <w:t>teams</w:t>
       </w:r>
       <w:r>
         <w:rPr>
           <w:rFonts w:ascii="Calibri Light" w:hAnsi="Calibri Light" w:cs="Calibri Light"/>
-          <w:sz w:val="19"/>
-          <w:szCs w:val="19"/>
+          <w:sz w:val="18"/>
+          <w:szCs w:val="18"/>
         </w:rPr>
         <w:t xml:space="preserve"> </w:t>
       </w:r>
       <w:r>
         <w:rPr>
           <w:rFonts w:ascii="Calibri Light" w:hAnsi="Calibri Light" w:cs="Calibri Light"/>
-          <w:sz w:val="19"/>
-          <w:szCs w:val="19"/>
+          <w:sz w:val="18"/>
+          <w:szCs w:val="18"/>
         </w:rPr>
         <w:t>to ensure that downtime was minimized</w:t>
       </w:r>
       <w:r>
         <w:rPr>
           <w:rFonts w:ascii="Calibri Light" w:hAnsi="Calibri Light" w:cs="Calibri Light"/>
-          <w:sz w:val="19"/>
-          <w:szCs w:val="19"/>
+          <w:sz w:val="18"/>
+          <w:szCs w:val="18"/>
         </w:rPr>
         <w:t xml:space="preserve"> as much as possible</w:t>
       </w:r>
       <w:r>
         <w:rPr>
           <w:rFonts w:ascii="Calibri Light" w:hAnsi="Calibri Light" w:cs="Calibri Light"/>
-          <w:sz w:val="19"/>
-          <w:szCs w:val="19"/>
+          <w:sz w:val="18"/>
+          <w:szCs w:val="18"/>
         </w:rPr>
         <w:t xml:space="preserve"> so</w:t>
       </w:r>
       <w:r>
         <w:rPr>
           <w:rFonts w:ascii="Calibri Light" w:hAnsi="Calibri Light" w:cs="Calibri Light"/>
-          <w:sz w:val="19"/>
-          <w:szCs w:val="19"/>
+          <w:sz w:val="18"/>
+          <w:szCs w:val="18"/>
         </w:rPr>
         <w:t xml:space="preserve"> critical</w:t>
       </w:r>
       <w:r>
         <w:rPr>
           <w:rFonts w:ascii="Calibri Light" w:hAnsi="Calibri Light" w:cs="Calibri Light"/>
-          <w:sz w:val="19"/>
-          <w:szCs w:val="19"/>
+          <w:sz w:val="18"/>
+          <w:szCs w:val="18"/>
         </w:rPr>
         <w:t xml:space="preserve"> processes could continue running</w:t>
       </w:r>
       <w:r>
         <w:rPr>
           <w:rFonts w:ascii="Calibri Light" w:hAnsi="Calibri Light" w:cs="Calibri Light"/>
-          <w:sz w:val="19"/>
-          <w:szCs w:val="19"/>
+          <w:sz w:val="18"/>
+          <w:szCs w:val="18"/>
         </w:rPr>
         <w:t>.</w:t>
       </w:r>
       <w:r>
         <w:rPr>
           <w:rFonts w:ascii="Calibri Light" w:hAnsi="Calibri Light" w:cs="Calibri Light"/>
-          <w:sz w:val="19"/>
-          <w:szCs w:val="19"/>
+          <w:sz w:val="18"/>
+          <w:szCs w:val="18"/>
         </w:rPr>
         <w:t xml:space="preserve"> </w:t>
       </w:r>
       <w:r>
         <w:rPr>
           <w:rFonts w:ascii="Calibri Light" w:hAnsi="Calibri Light" w:cs="Calibri Light"/>
-          <w:sz w:val="19"/>
-          <w:szCs w:val="19"/>
-        </w:rPr>
-        <w:t xml:space="preserve">Just as importantly, I also </w:t>
-      </w:r>
-      <w:r>
-        <w:rPr>
-          <w:rFonts w:ascii="Calibri Light" w:hAnsi="Calibri Light" w:cs="Calibri Light"/>
-          <w:sz w:val="19"/>
-          <w:szCs w:val="19"/>
+          <w:sz w:val="18"/>
+          <w:szCs w:val="18"/>
+        </w:rPr>
+        <w:t xml:space="preserve">I also </w:t>
+      </w:r>
+      <w:r>
+        <w:rPr>
+          <w:rFonts w:ascii="Calibri Light" w:hAnsi="Calibri Light" w:cs="Calibri Light"/>
+          <w:sz w:val="18"/>
+          <w:szCs w:val="18"/>
         </w:rPr>
         <w:t>took on mentorship responsibilities, training incoming junior technologists and practicum students, helping to foster a collaborative, harmonious learning environment</w:t>
       </w:r>
       <w:r>
         <w:rPr>
           <w:rFonts w:ascii="Calibri Light" w:hAnsi="Calibri Light" w:cs="Calibri Light"/>
-          <w:sz w:val="19"/>
-          <w:szCs w:val="19"/>
+          <w:sz w:val="18"/>
+          <w:szCs w:val="18"/>
         </w:rPr>
         <w:t>: an experience that required clear communication of complex</w:t>
       </w:r>
       <w:r>
         <w:rPr>
           <w:rFonts w:ascii="Calibri Light" w:hAnsi="Calibri Light" w:cs="Calibri Light"/>
-          <w:sz w:val="19"/>
-          <w:szCs w:val="19"/>
+          <w:sz w:val="18"/>
+          <w:szCs w:val="18"/>
         </w:rPr>
         <w:t xml:space="preserve"> technical</w:t>
       </w:r>
       <w:r>
         <w:rPr>
           <w:rFonts w:ascii="Calibri Light" w:hAnsi="Calibri Light" w:cs="Calibri Light"/>
-          <w:sz w:val="19"/>
-          <w:szCs w:val="19"/>
+          <w:sz w:val="18"/>
+          <w:szCs w:val="18"/>
         </w:rPr>
         <w:t xml:space="preserve"> concepts and patience.</w:t>
       </w:r>
       <w:r>
         <w:rPr>
           <w:rFonts w:ascii="Calibri Light" w:hAnsi="Calibri Light" w:cs="Calibri Light"/>
-          <w:sz w:val="19"/>
-          <w:szCs w:val="19"/>
-        </w:rPr>
-        <w:t xml:space="preserve"> This role had strengthened my interpersonal skills, analytical thinking and ability to stay calm and focused under </w:t>
-      </w:r>
-      <w:r>
-        <w:rPr>
-          <w:rFonts w:ascii="Calibri Light" w:hAnsi="Calibri Light" w:cs="Calibri Light"/>
-          <w:sz w:val="19"/>
-          <w:szCs w:val="19"/>
+          <w:sz w:val="18"/>
+          <w:szCs w:val="18"/>
+        </w:rPr>
+        <w:t xml:space="preserve"> This role had strengthened my interpersonal skills, analytical thinking and ability to stay calm under </w:t>
+      </w:r>
+      <w:r>
+        <w:rPr>
+          <w:rFonts w:ascii="Calibri Light" w:hAnsi="Calibri Light" w:cs="Calibri Light"/>
+          <w:sz w:val="18"/>
+          <w:szCs w:val="18"/>
         </w:rPr>
         <w:t>pressure</w:t>
       </w:r>
       <w:r>
         <w:rPr>
           <w:rFonts w:ascii="Calibri Light" w:hAnsi="Calibri Light" w:cs="Calibri Light"/>
-          <w:sz w:val="19"/>
-          <w:szCs w:val="19"/>
+          <w:sz w:val="18"/>
+          <w:szCs w:val="18"/>
         </w:rPr>
         <w:t xml:space="preserve">. </w:t>
       </w:r>
       <w:r>
         <w:rPr>
           <w:rFonts w:ascii="Calibri Light" w:hAnsi="Calibri Light" w:cs="Calibri Light"/>
-          <w:sz w:val="19"/>
-          <w:szCs w:val="19"/>
+          <w:sz w:val="18"/>
+          <w:szCs w:val="18"/>
         </w:rPr>
         <w:t xml:space="preserve">Combined with my </w:t>
       </w:r>
       <w:r>
         <w:rPr>
           <w:rFonts w:ascii="Calibri Light" w:hAnsi="Calibri Light" w:cs="Calibri Light"/>
-          <w:sz w:val="19"/>
-          <w:szCs w:val="19"/>
+          <w:sz w:val="18"/>
+          <w:szCs w:val="18"/>
         </w:rPr>
         <w:t xml:space="preserve">prior experience in </w:t>
       </w:r>
       <w:r>
         <w:rPr>
           <w:rFonts w:ascii="Calibri Light" w:hAnsi="Calibri Light" w:cs="Calibri Light"/>
-          <w:sz w:val="19"/>
-          <w:szCs w:val="19"/>
+          <w:sz w:val="18"/>
+          <w:szCs w:val="18"/>
         </w:rPr>
         <w:t xml:space="preserve">client-facing </w:t>
       </w:r>
       <w:r>
         <w:rPr>
           <w:rFonts w:ascii="Calibri Light" w:hAnsi="Calibri Light" w:cs="Calibri Light"/>
-          <w:sz w:val="19"/>
-          <w:szCs w:val="19"/>
+          <w:sz w:val="18"/>
+          <w:szCs w:val="18"/>
         </w:rPr>
         <w:t>environment</w:t>
       </w:r>
       <w:r>
         <w:rPr>
           <w:rFonts w:ascii="Calibri Light" w:hAnsi="Calibri Light" w:cs="Calibri Light"/>
-          <w:sz w:val="19"/>
-          <w:szCs w:val="19"/>
+          <w:sz w:val="18"/>
+          <w:szCs w:val="18"/>
         </w:rPr>
         <w:t>s</w:t>
       </w:r>
       <w:r>
         <w:rPr>
           <w:rFonts w:ascii="Calibri Light" w:hAnsi="Calibri Light" w:cs="Calibri Light"/>
-          <w:sz w:val="19"/>
-          <w:szCs w:val="19"/>
+          <w:sz w:val="18"/>
+          <w:szCs w:val="18"/>
         </w:rPr>
         <w:t xml:space="preserve">, I </w:t>
       </w:r>
       <w:r>
         <w:rPr>
           <w:rFonts w:ascii="Calibri Light" w:hAnsi="Calibri Light" w:cs="Calibri Light"/>
-          <w:sz w:val="19"/>
-          <w:szCs w:val="19"/>
+          <w:sz w:val="18"/>
+          <w:szCs w:val="18"/>
         </w:rPr>
         <w:t xml:space="preserve">have </w:t>
       </w:r>
       <w:r>
         <w:rPr>
           <w:rFonts w:ascii="Calibri Light" w:hAnsi="Calibri Light" w:cs="Calibri Light"/>
-          <w:sz w:val="19"/>
-          <w:szCs w:val="19"/>
+          <w:sz w:val="18"/>
+          <w:szCs w:val="18"/>
         </w:rPr>
         <w:t xml:space="preserve">developed strong communication skills and </w:t>
       </w:r>
       <w:r>
         <w:rPr>
           <w:rFonts w:ascii="Calibri Light" w:hAnsi="Calibri Light" w:cs="Calibri Light"/>
-          <w:sz w:val="19"/>
-          <w:szCs w:val="19"/>
-        </w:rPr>
-        <w:t>an ability to deliver support that is both empathetic and solutions-oriented.</w:t>
-      </w:r>
-      <w:r>
-        <w:rPr>
-          <w:rFonts w:ascii="Calibri Light" w:hAnsi="Calibri Light" w:cs="Calibri Light"/>
-          <w:sz w:val="19"/>
-          <w:szCs w:val="19"/>
+          <w:sz w:val="18"/>
+          <w:szCs w:val="18"/>
+        </w:rPr>
+        <w:t>an ability to deliver support that is empathetic and solutions-oriented.</w:t>
+      </w:r>
+      <w:r>
+        <w:rPr>
+          <w:rFonts w:ascii="Calibri Light" w:hAnsi="Calibri Light" w:cs="Calibri Light"/>
+          <w:sz w:val="18"/>
+          <w:szCs w:val="18"/>
         </w:rPr>
         <w:t xml:space="preserve"> </w:t>
       </w:r>
       <w:r>
         <w:rPr>
           <w:rFonts w:ascii="Calibri Light" w:hAnsi="Calibri Light" w:cs="Calibri Light"/>
-          <w:sz w:val="19"/>
-          <w:szCs w:val="19"/>
-        </w:rPr>
-        <w:t xml:space="preserve">It also instilled in me a strong sense of responsibility, diligence and attention to detail: all of which are now carried over into my approaches </w:t>
-      </w:r>
-      <w:r>
-        <w:rPr>
-          <w:rFonts w:ascii="Calibri Light" w:hAnsi="Calibri Light" w:cs="Calibri Light"/>
-          <w:sz w:val="19"/>
-          <w:szCs w:val="19"/>
+          <w:sz w:val="18"/>
+          <w:szCs w:val="18"/>
+        </w:rPr>
+        <w:t xml:space="preserve">It also instilled in me a strong sense of responsibility and attention to detail: all of which are now carried over into my approaches </w:t>
+      </w:r>
+      <w:r>
+        <w:rPr>
+          <w:rFonts w:ascii="Calibri Light" w:hAnsi="Calibri Light" w:cs="Calibri Light"/>
+          <w:sz w:val="18"/>
+          <w:szCs w:val="18"/>
         </w:rPr>
         <w:t>to</w:t>
       </w:r>
       <w:r>
         <w:rPr>
           <w:rFonts w:ascii="Calibri Light" w:hAnsi="Calibri Light" w:cs="Calibri Light"/>
-          <w:sz w:val="19"/>
-          <w:szCs w:val="19"/>
+          <w:sz w:val="18"/>
+          <w:szCs w:val="18"/>
         </w:rPr>
         <w:t xml:space="preserve"> technology-related experiences</w:t>
       </w:r>
       <w:r>
         <w:rPr>
           <w:rFonts w:ascii="Calibri Light" w:hAnsi="Calibri Light" w:cs="Calibri Light"/>
-          <w:sz w:val="19"/>
-          <w:szCs w:val="19"/>
+          <w:sz w:val="18"/>
+          <w:szCs w:val="18"/>
         </w:rPr>
         <w:t>.</w:t>
       </w:r>
       <w:r>
         <w:rPr>
           <w:rFonts w:ascii="Calibri Light" w:hAnsi="Calibri Light" w:cs="Calibri Light"/>
-          <w:sz w:val="19"/>
-          <w:szCs w:val="19"/>
+          <w:sz w:val="18"/>
+          <w:szCs w:val="18"/>
         </w:rPr>
         <w:t xml:space="preserve"> </w:t>
       </w:r>
@@ -1302,8 +2086,8 @@
         <w:jc w:val="both"/>
         <w:rPr>
           <w:rFonts w:ascii="Calibri Light" w:hAnsi="Calibri Light" w:cs="Calibri Light"/>
-          <w:sz w:val="19"/>
-          <w:szCs w:val="19"/>
+          <w:sz w:val="18"/>
+          <w:szCs w:val="18"/>
         </w:rPr>
       </w:pPr>
     </w:p>
@@ -1315,103 +2099,141 @@
         <w:rPr>
           <w:rFonts w:ascii="Calibri Light" w:hAnsi="Calibri Light" w:cs="Calibri Light"/>
           <w:color w:val="111111"/>
-          <w:sz w:val="19"/>
-          <w:szCs w:val="19"/>
+          <w:sz w:val="18"/>
+          <w:szCs w:val="18"/>
         </w:rPr>
       </w:pPr>
       <w:r>
         <w:rPr>
           <w:rFonts w:ascii="Calibri Light" w:hAnsi="Calibri Light" w:cs="Calibri Light"/>
-          <w:sz w:val="19"/>
-          <w:szCs w:val="19"/>
-        </w:rPr>
-        <w:t xml:space="preserve">Conclusively, </w:t>
-      </w:r>
-      <w:r>
-        <w:rPr>
-          <w:rFonts w:ascii="Calibri Light" w:hAnsi="Calibri Light" w:cs="Calibri Light"/>
-          <w:sz w:val="19"/>
-          <w:szCs w:val="19"/>
+          <w:sz w:val="18"/>
+          <w:szCs w:val="18"/>
         </w:rPr>
         <w:t xml:space="preserve">I am eager to contribute </w:t>
       </w:r>
       <w:r>
         <w:rPr>
           <w:rFonts w:ascii="Calibri Light" w:hAnsi="Calibri Light" w:cs="Calibri Light"/>
-          <w:sz w:val="19"/>
-          <w:szCs w:val="19"/>
+          <w:sz w:val="18"/>
+          <w:szCs w:val="18"/>
         </w:rPr>
         <w:t xml:space="preserve">and support your technical infrastructure at </w:t>
       </w:r>
-      <w:r>
-        <w:rPr>
-          <w:rFonts w:ascii="Calibri Light" w:hAnsi="Calibri Light" w:cs="Calibri Light"/>
-          <w:sz w:val="19"/>
-          <w:szCs w:val="19"/>
-        </w:rPr>
-        <w:t>{{ company_name }}</w:t>
-      </w:r>
-      <w:r>
-        <w:rPr>
-          <w:rFonts w:ascii="Calibri Light" w:hAnsi="Calibri Light" w:cs="Calibri Light"/>
-          <w:sz w:val="19"/>
-          <w:szCs w:val="19"/>
+      <w:proofErr w:type="gramStart"/>
+      <w:r>
+        <w:rPr>
+          <w:rFonts w:ascii="Calibri Light" w:hAnsi="Calibri Light" w:cs="Calibri Light"/>
+          <w:sz w:val="18"/>
+          <w:szCs w:val="18"/>
+        </w:rPr>
+        <w:t xml:space="preserve">{{ </w:t>
+      </w:r>
+      <w:proofErr w:type="spellStart"/>
+      <w:r>
+        <w:rPr>
+          <w:rFonts w:ascii="Calibri Light" w:hAnsi="Calibri Light" w:cs="Calibri Light"/>
+          <w:sz w:val="18"/>
+          <w:szCs w:val="18"/>
+        </w:rPr>
+        <w:t>company</w:t>
+      </w:r>
+      <w:proofErr w:type="gramEnd"/>
+      <w:r>
+        <w:rPr>
+          <w:rFonts w:ascii="Calibri Light" w:hAnsi="Calibri Light" w:cs="Calibri Light"/>
+          <w:sz w:val="18"/>
+          <w:szCs w:val="18"/>
+        </w:rPr>
+        <w:t>_</w:t>
+      </w:r>
+      <w:proofErr w:type="gramStart"/>
+      <w:r>
+        <w:rPr>
+          <w:rFonts w:ascii="Calibri Light" w:hAnsi="Calibri Light" w:cs="Calibri Light"/>
+          <w:sz w:val="18"/>
+          <w:szCs w:val="18"/>
+        </w:rPr>
+        <w:t>name</w:t>
+      </w:r>
+      <w:proofErr w:type="spellEnd"/>
+      <w:r>
+        <w:rPr>
+          <w:rFonts w:ascii="Calibri Light" w:hAnsi="Calibri Light" w:cs="Calibri Light"/>
+          <w:sz w:val="18"/>
+          <w:szCs w:val="18"/>
+        </w:rPr>
+        <w:t xml:space="preserve"> }}</w:t>
+      </w:r>
+      <w:r>
+        <w:rPr>
+          <w:rFonts w:ascii="Calibri Light" w:hAnsi="Calibri Light" w:cs="Calibri Light"/>
+          <w:sz w:val="18"/>
+          <w:szCs w:val="18"/>
         </w:rPr>
         <w:t>,</w:t>
       </w:r>
       <w:r>
         <w:rPr>
           <w:rFonts w:ascii="Calibri Light" w:hAnsi="Calibri Light" w:cs="Calibri Light"/>
-          <w:sz w:val="19"/>
-          <w:szCs w:val="19"/>
-        </w:rPr>
-        <w:t xml:space="preserve"> and am motivated to help create real-world impact with your organization.</w:t>
-      </w:r>
-      <w:r>
-        <w:rPr>
-          <w:rFonts w:ascii="Calibri Light" w:hAnsi="Calibri Light" w:cs="Calibri Light"/>
-          <w:sz w:val="19"/>
-          <w:szCs w:val="19"/>
+          <w:sz w:val="18"/>
+          <w:szCs w:val="18"/>
+        </w:rPr>
+        <w:t xml:space="preserve"> and</w:t>
+      </w:r>
+      <w:proofErr w:type="gramEnd"/>
+      <w:r>
+        <w:rPr>
+          <w:rFonts w:ascii="Calibri Light" w:hAnsi="Calibri Light" w:cs="Calibri Light"/>
+          <w:sz w:val="18"/>
+          <w:szCs w:val="18"/>
+        </w:rPr>
+        <w:t xml:space="preserve"> am motivated to help create real-world impact with your organization.</w:t>
+      </w:r>
+      <w:r>
+        <w:rPr>
+          <w:rFonts w:ascii="Calibri Light" w:hAnsi="Calibri Light" w:cs="Calibri Light"/>
+          <w:sz w:val="18"/>
+          <w:szCs w:val="18"/>
         </w:rPr>
         <w:t xml:space="preserve"> </w:t>
       </w:r>
       <w:r>
         <w:rPr>
           <w:rFonts w:ascii="Calibri Light" w:hAnsi="Calibri Light" w:cs="Calibri Light"/>
-          <w:sz w:val="19"/>
-          <w:szCs w:val="19"/>
+          <w:sz w:val="18"/>
+          <w:szCs w:val="18"/>
         </w:rPr>
         <w:t>This</w:t>
       </w:r>
       <w:r>
         <w:rPr>
           <w:rFonts w:ascii="Calibri Light" w:hAnsi="Calibri Light" w:cs="Calibri Light"/>
-          <w:sz w:val="19"/>
-          <w:szCs w:val="19"/>
+          <w:sz w:val="18"/>
+          <w:szCs w:val="18"/>
         </w:rPr>
         <w:t xml:space="preserve"> co-op opportunity is both rewarding and challenging, and as a hard-working individual who thrives on overcoming challenges,</w:t>
       </w:r>
       <w:r>
         <w:rPr>
           <w:rFonts w:ascii="Calibri Light" w:hAnsi="Calibri Light" w:cs="Calibri Light"/>
-          <w:sz w:val="19"/>
-          <w:szCs w:val="19"/>
+          <w:sz w:val="18"/>
+          <w:szCs w:val="18"/>
         </w:rPr>
         <w:t xml:space="preserve"> </w:t>
       </w:r>
       <w:r>
         <w:rPr>
           <w:rFonts w:ascii="Calibri Light" w:hAnsi="Calibri Light" w:cs="Calibri Light"/>
-          <w:sz w:val="19"/>
-          <w:szCs w:val="19"/>
+          <w:sz w:val="18"/>
+          <w:szCs w:val="18"/>
         </w:rPr>
         <w:t>I hope to contribute</w:t>
       </w:r>
       <w:r>
         <w:rPr>
           <w:rFonts w:ascii="Calibri Light" w:hAnsi="Calibri Light" w:cs="Calibri Light"/>
-          <w:sz w:val="19"/>
-          <w:szCs w:val="19"/>
+          <w:sz w:val="18"/>
+          <w:szCs w:val="18"/>
         </w:rPr>
         <w:t xml:space="preserve"> </w:t>
       </w:r>
@@ -1419,17 +2241,26 @@
         <w:rPr>
           <w:rFonts w:ascii="Calibri Light" w:hAnsi="Calibri Light" w:cs="Calibri Light"/>
           <w:color w:val="111111"/>
-          <w:sz w:val="19"/>
-          <w:szCs w:val="19"/>
-        </w:rPr>
-        <w:t>my problem-solving mindset</w:t>
+          <w:sz w:val="18"/>
+          <w:szCs w:val="18"/>
+        </w:rPr>
+        <w:t xml:space="preserve">my </w:t>
       </w:r>
       <w:r>
         <w:rPr>
           <w:rFonts w:ascii="Calibri Light" w:hAnsi="Calibri Light" w:cs="Calibri Light"/>
           <w:color w:val="111111"/>
-          <w:sz w:val="19"/>
-          <w:szCs w:val="19"/>
+          <w:sz w:val="18"/>
+          <w:szCs w:val="18"/>
+        </w:rPr>
+        <w:t>efforts</w:t>
+      </w:r>
+      <w:r>
+        <w:rPr>
+          <w:rFonts w:ascii="Calibri Light" w:hAnsi="Calibri Light" w:cs="Calibri Light"/>
+          <w:color w:val="111111"/>
+          <w:sz w:val="18"/>
+          <w:szCs w:val="18"/>
         </w:rPr>
         <w:t xml:space="preserve"> </w:t>
       </w:r>
@@ -1437,64 +2268,35 @@
         <w:rPr>
           <w:rFonts w:ascii="Calibri Light" w:hAnsi="Calibri Light" w:cs="Calibri Light"/>
           <w:color w:val="111111"/>
-          <w:sz w:val="19"/>
-          <w:szCs w:val="19"/>
-        </w:rPr>
-        <w:t xml:space="preserve">and </w:t>
+          <w:sz w:val="18"/>
+          <w:szCs w:val="18"/>
+        </w:rPr>
+        <w:t>to your team.</w:t>
       </w:r>
       <w:r>
         <w:rPr>
           <w:rFonts w:ascii="Calibri Light" w:hAnsi="Calibri Light" w:cs="Calibri Light"/>
           <w:color w:val="111111"/>
-          <w:sz w:val="19"/>
-          <w:szCs w:val="19"/>
-        </w:rPr>
-        <w:t>motivated</w:t>
+          <w:sz w:val="18"/>
+          <w:szCs w:val="18"/>
+        </w:rPr>
+        <w:t xml:space="preserve"> </w:t>
       </w:r>
       <w:r>
         <w:rPr>
           <w:rFonts w:ascii="Calibri Light" w:hAnsi="Calibri Light" w:cs="Calibri Light"/>
           <w:color w:val="111111"/>
-          <w:sz w:val="19"/>
-          <w:szCs w:val="19"/>
-        </w:rPr>
-        <w:t xml:space="preserve"> work ethic to your team.</w:t>
-      </w:r>
-    </w:p>
-    <w:p>
-      <w:pPr>
-        <w:pBdr>
-          <w:top w:val="nil"/>
-          <w:left w:val="nil"/>
-          <w:bottom w:val="nil"/>
-          <w:right w:val="nil"/>
-          <w:between w:val="nil"/>
-        </w:pBdr>
-        <w:spacing w:before="175" w:line="276" w:lineRule="auto"/>
-        <w:ind w:right="113"/>
-        <w:jc w:val="both"/>
+          <w:sz w:val="18"/>
+          <w:szCs w:val="18"/>
+        </w:rPr>
+        <w:t xml:space="preserve">Thank you for your consideration of my application. If you have any further questions, please do not hesitate to contact me. I </w:t>
+      </w:r>
+      <w:r>
         <w:rPr>
           <w:rFonts w:ascii="Calibri Light" w:hAnsi="Calibri Light" w:cs="Calibri Light"/>
           <w:color w:val="111111"/>
-          <w:sz w:val="19"/>
-          <w:szCs w:val="19"/>
-        </w:rPr>
-      </w:pPr>
-      <w:r>
-        <w:rPr>
-          <w:rFonts w:ascii="Calibri Light" w:hAnsi="Calibri Light" w:cs="Calibri Light"/>
-          <w:color w:val="111111"/>
-          <w:sz w:val="19"/>
-          <w:szCs w:val="19"/>
-        </w:rPr>
-        <w:t xml:space="preserve">Thank you for your consideration of my application. If you have any further questions, please do not hesitate to contact me. I </w:t>
-      </w:r>
-      <w:r>
-        <w:rPr>
-          <w:rFonts w:ascii="Calibri Light" w:hAnsi="Calibri Light" w:cs="Calibri Light"/>
-          <w:color w:val="111111"/>
-          <w:sz w:val="19"/>
-          <w:szCs w:val="19"/>
+          <w:sz w:val="18"/>
+          <w:szCs w:val="18"/>
         </w:rPr>
         <w:t>look forward to hearing back from you.</w:t>
       </w:r>
@@ -1513,53 +2315,61 @@
         <w:rPr>
           <w:rFonts w:ascii="Calibri Light" w:hAnsi="Calibri Light" w:cs="Calibri Light"/>
           <w:color w:val="111111"/>
-          <w:sz w:val="19"/>
-          <w:szCs w:val="19"/>
+          <w:sz w:val="18"/>
+          <w:szCs w:val="18"/>
         </w:rPr>
       </w:pPr>
       <w:r>
         <w:rPr>
           <w:rFonts w:ascii="Calibri Light" w:hAnsi="Calibri Light" w:cs="Calibri Light"/>
           <w:color w:val="111111"/>
-          <w:sz w:val="19"/>
-          <w:szCs w:val="19"/>
+          <w:sz w:val="18"/>
+          <w:szCs w:val="18"/>
         </w:rPr>
         <w:t>Best regards,</w:t>
       </w:r>
-    </w:p>
-    <w:p>
-      <w:pPr>
-        <w:pBdr>
-          <w:top w:val="nil"/>
-          <w:left w:val="nil"/>
-          <w:bottom w:val="nil"/>
-          <w:right w:val="nil"/>
-          <w:between w:val="nil"/>
-        </w:pBdr>
-        <w:spacing w:before="175" w:line="235" w:lineRule="auto"/>
-        <w:ind w:right="391"/>
+      <w:r>
+        <w:rPr>
+          <w:rFonts w:ascii="Calibri Light" w:hAnsi="Calibri Light" w:cs="Calibri Light"/>
+          <w:color w:val="111111"/>
+          <w:sz w:val="18"/>
+          <w:szCs w:val="18"/>
+        </w:rPr>
+        <w:br/>
+      </w:r>
+      <w:r>
+        <w:rPr>
+          <w:rFonts w:ascii="Calibri Light" w:hAnsi="Calibri Light" w:cs="Calibri Light"/>
+          <w:color w:val="111111"/>
+          <w:sz w:val="18"/>
+          <w:szCs w:val="18"/>
+        </w:rPr>
+        <w:br/>
+      </w:r>
+      <w:r>
+        <w:rPr>
+          <w:rFonts w:ascii="Calibri Light" w:hAnsi="Calibri Light" w:cs="Calibri Light"/>
+          <w:color w:val="111111"/>
+          <w:sz w:val="18"/>
+          <w:szCs w:val="18"/>
+        </w:rPr>
+        <w:br/>
+      </w:r>
+      <w:r>
+        <w:rPr>
+          <w:rFonts w:ascii="Calibri Light" w:hAnsi="Calibri Light" w:cs="Calibri Light"/>
+          <w:color w:val="111111"/>
+          <w:sz w:val="18"/>
+          <w:szCs w:val="18"/>
+        </w:rPr>
+        <w:t>Sam Lui</w:t>
+      </w:r>
+      <w:r>
         <w:rPr>
           <w:rFonts w:asciiTheme="majorHAnsi" w:hAnsiTheme="majorHAnsi" w:cstheme="majorHAnsi"/>
           <w:color w:val="111111"/>
-          <w:sz w:val="19"/>
-          <w:szCs w:val="19"/>
-        </w:rPr>
-      </w:pPr>
-      <w:r>
-        <w:rPr>
-          <w:rFonts w:ascii="Calibri Light" w:hAnsi="Calibri Light" w:cs="Calibri Light"/>
-          <w:color w:val="111111"/>
-          <w:sz w:val="19"/>
-          <w:szCs w:val="19"/>
-        </w:rPr>
-        <w:t>Sam Lui</w:t>
-      </w:r>
-      <w:r>
-        <w:rPr>
-          <w:rFonts w:asciiTheme="majorHAnsi" w:hAnsiTheme="majorHAnsi" w:cstheme="majorHAnsi"/>
-          <w:color w:val="111111"/>
-          <w:sz w:val="19"/>
-          <w:szCs w:val="19"/>
+          <w:sz w:val="18"/>
+          <w:szCs w:val="18"/>
         </w:rPr>
         <w:t xml:space="preserve">  </w:t>
       </w:r>
@@ -2672,6 +3482,7 @@
   <w:style w:type="character" w:default="1" w:styleId="DefaultParagraphFont">
     <w:name w:val="Default Paragraph Font"/>
     <w:uiPriority w:val="1"/>
+    <w:semiHidden/>
     <w:unhideWhenUsed/>
   </w:style>
   <w:style w:type="table" w:default="1" w:styleId="TableNormal">

--- a/IT_CoverLetterTemplate.docx
+++ b/IT_CoverLetterTemplate.docx
@@ -16,61 +16,27 @@
         <w:rPr>
           <w:rFonts w:ascii="Calibri Light" w:eastAsia="Cambria" w:hAnsi="Calibri Light" w:cs="Calibri Light"/>
           <w:bCs/>
-          <w:sz w:val="18"/>
-          <w:szCs w:val="18"/>
+          <w:sz w:val="19"/>
+          <w:szCs w:val="19"/>
           <w:lang w:val="en-CA"/>
         </w:rPr>
       </w:pPr>
-      <w:proofErr w:type="gramStart"/>
-      <w:r>
-        <w:rPr>
-          <w:rFonts w:ascii="Calibri Light" w:eastAsia="Cambria" w:hAnsi="Calibri Light" w:cs="Calibri Light"/>
-          <w:bCs/>
-          <w:sz w:val="18"/>
-          <w:szCs w:val="18"/>
-          <w:lang w:val="en-CA"/>
-        </w:rPr>
-        <w:t xml:space="preserve">{{ </w:t>
-      </w:r>
-      <w:proofErr w:type="spellStart"/>
-      <w:r>
-        <w:rPr>
-          <w:rFonts w:ascii="Calibri Light" w:eastAsia="Cambria" w:hAnsi="Calibri Light" w:cs="Calibri Light"/>
-          <w:bCs/>
-          <w:sz w:val="18"/>
-          <w:szCs w:val="18"/>
-          <w:lang w:val="en-CA"/>
-        </w:rPr>
-        <w:t>todays</w:t>
-      </w:r>
-      <w:proofErr w:type="gramEnd"/>
-      <w:r>
-        <w:rPr>
-          <w:rFonts w:ascii="Calibri Light" w:eastAsia="Cambria" w:hAnsi="Calibri Light" w:cs="Calibri Light"/>
-          <w:bCs/>
-          <w:sz w:val="18"/>
-          <w:szCs w:val="18"/>
-          <w:lang w:val="en-CA"/>
-        </w:rPr>
-        <w:t>_date</w:t>
-      </w:r>
-      <w:proofErr w:type="spellEnd"/>
-      <w:r>
-        <w:rPr>
-          <w:rFonts w:ascii="Calibri Light" w:eastAsia="Cambria" w:hAnsi="Calibri Light" w:cs="Calibri Light"/>
-          <w:bCs/>
-          <w:sz w:val="18"/>
-          <w:szCs w:val="18"/>
-          <w:lang w:val="en-CA"/>
-        </w:rPr>
-        <w:t xml:space="preserve"> }}</w:t>
-      </w:r>
-      <w:r>
-        <w:rPr>
-          <w:rFonts w:ascii="Calibri Light" w:eastAsia="Cambria" w:hAnsi="Calibri Light" w:cs="Calibri Light"/>
-          <w:bCs/>
-          <w:sz w:val="18"/>
-          <w:szCs w:val="18"/>
+      <w:r>
+        <w:rPr>
+          <w:rFonts w:ascii="Calibri Light" w:eastAsia="Cambria" w:hAnsi="Calibri Light" w:cs="Calibri Light"/>
+          <w:bCs/>
+          <w:sz w:val="19"/>
+          <w:szCs w:val="19"/>
+          <w:lang w:val="en-CA"/>
+        </w:rPr>
+        <w:t>{{ todays_date }}</w:t>
+      </w:r>
+      <w:r>
+        <w:rPr>
+          <w:rFonts w:ascii="Calibri Light" w:eastAsia="Cambria" w:hAnsi="Calibri Light" w:cs="Calibri Light"/>
+          <w:bCs/>
+          <w:sz w:val="19"/>
+          <w:szCs w:val="19"/>
           <w:lang w:val="en-CA"/>
         </w:rPr>
         <w:br/>
@@ -79,312 +45,52 @@
         <w:rPr>
           <w:rFonts w:ascii="Calibri Light" w:eastAsia="Cambria" w:hAnsi="Calibri Light" w:cs="Calibri Light"/>
           <w:bCs/>
-          <w:sz w:val="18"/>
-          <w:szCs w:val="18"/>
+          <w:sz w:val="19"/>
+          <w:szCs w:val="19"/>
           <w:lang w:val="en-CA"/>
         </w:rPr>
         <w:br/>
-      </w:r>
-      <w:proofErr w:type="gramStart"/>
-      <w:r>
-        <w:rPr>
-          <w:rFonts w:ascii="Calibri Light" w:eastAsia="Cambria" w:hAnsi="Calibri Light" w:cs="Calibri Light"/>
-          <w:bCs/>
-          <w:sz w:val="18"/>
-          <w:szCs w:val="18"/>
-          <w:lang w:val="en-CA"/>
-        </w:rPr>
-        <w:t xml:space="preserve">{{ </w:t>
-      </w:r>
-      <w:proofErr w:type="spellStart"/>
-      <w:r>
-        <w:rPr>
-          <w:rFonts w:ascii="Calibri Light" w:eastAsia="Cambria" w:hAnsi="Calibri Light" w:cs="Calibri Light"/>
-          <w:bCs/>
-          <w:sz w:val="18"/>
-          <w:szCs w:val="18"/>
-          <w:lang w:val="en-CA"/>
-        </w:rPr>
-        <w:t>company</w:t>
-      </w:r>
-      <w:proofErr w:type="gramEnd"/>
-      <w:r>
-        <w:rPr>
-          <w:rFonts w:ascii="Calibri Light" w:eastAsia="Cambria" w:hAnsi="Calibri Light" w:cs="Calibri Light"/>
-          <w:bCs/>
-          <w:sz w:val="18"/>
-          <w:szCs w:val="18"/>
-          <w:lang w:val="en-CA"/>
-        </w:rPr>
-        <w:t>_name</w:t>
-      </w:r>
-      <w:proofErr w:type="spellEnd"/>
-      <w:r>
-        <w:rPr>
-          <w:rFonts w:ascii="Calibri Light" w:eastAsia="Cambria" w:hAnsi="Calibri Light" w:cs="Calibri Light"/>
-          <w:bCs/>
-          <w:sz w:val="18"/>
-          <w:szCs w:val="18"/>
-          <w:lang w:val="en-CA"/>
-        </w:rPr>
-        <w:t xml:space="preserve"> }}</w:t>
-      </w:r>
-      <w:r>
-        <w:rPr>
-          <w:rFonts w:ascii="Calibri Light" w:eastAsia="Cambria" w:hAnsi="Calibri Light" w:cs="Calibri Light"/>
-          <w:bCs/>
-          <w:sz w:val="18"/>
-          <w:szCs w:val="18"/>
+        <w:t>{{ company_name }}</w:t>
+      </w:r>
+      <w:r>
+        <w:rPr>
+          <w:rFonts w:ascii="Calibri Light" w:eastAsia="Cambria" w:hAnsi="Calibri Light" w:cs="Calibri Light"/>
+          <w:bCs/>
+          <w:sz w:val="19"/>
+          <w:szCs w:val="19"/>
           <w:lang w:val="en-CA"/>
         </w:rPr>
         <w:br/>
-      </w:r>
-      <w:proofErr w:type="gramStart"/>
-      <w:r>
-        <w:rPr>
-          <w:rFonts w:ascii="Calibri Light" w:eastAsia="Cambria" w:hAnsi="Calibri Light" w:cs="Calibri Light"/>
-          <w:bCs/>
-          <w:sz w:val="18"/>
-          <w:szCs w:val="18"/>
-          <w:lang w:val="en-CA"/>
-        </w:rPr>
-        <w:t xml:space="preserve">{{ </w:t>
-      </w:r>
-      <w:proofErr w:type="spellStart"/>
-      <w:r>
-        <w:rPr>
-          <w:rFonts w:ascii="Calibri Light" w:eastAsia="Cambria" w:hAnsi="Calibri Light" w:cs="Calibri Light"/>
-          <w:bCs/>
-          <w:sz w:val="18"/>
-          <w:szCs w:val="18"/>
-          <w:lang w:val="en-CA"/>
-        </w:rPr>
-        <w:t>company</w:t>
-      </w:r>
-      <w:proofErr w:type="gramEnd"/>
-      <w:r>
-        <w:rPr>
-          <w:rFonts w:ascii="Calibri Light" w:eastAsia="Cambria" w:hAnsi="Calibri Light" w:cs="Calibri Light"/>
-          <w:bCs/>
-          <w:sz w:val="18"/>
-          <w:szCs w:val="18"/>
-          <w:lang w:val="en-CA"/>
-        </w:rPr>
-        <w:t>_</w:t>
-      </w:r>
-      <w:proofErr w:type="gramStart"/>
-      <w:r>
-        <w:rPr>
-          <w:rFonts w:ascii="Calibri Light" w:eastAsia="Cambria" w:hAnsi="Calibri Light" w:cs="Calibri Light"/>
-          <w:bCs/>
-          <w:sz w:val="18"/>
-          <w:szCs w:val="18"/>
-          <w:lang w:val="en-CA"/>
-        </w:rPr>
-        <w:t>address</w:t>
-      </w:r>
-      <w:proofErr w:type="spellEnd"/>
-      <w:r>
-        <w:rPr>
-          <w:rFonts w:ascii="Calibri Light" w:eastAsia="Cambria" w:hAnsi="Calibri Light" w:cs="Calibri Light"/>
-          <w:bCs/>
-          <w:sz w:val="18"/>
-          <w:szCs w:val="18"/>
-          <w:lang w:val="en-CA"/>
-        </w:rPr>
-        <w:t xml:space="preserve"> }</w:t>
-      </w:r>
-      <w:proofErr w:type="gramEnd"/>
-      <w:r>
-        <w:rPr>
-          <w:rFonts w:ascii="Calibri Light" w:eastAsia="Cambria" w:hAnsi="Calibri Light" w:cs="Calibri Light"/>
-          <w:bCs/>
-          <w:sz w:val="18"/>
-          <w:szCs w:val="18"/>
-          <w:lang w:val="en-CA"/>
-        </w:rPr>
-        <w:t xml:space="preserve">} </w:t>
-      </w:r>
-      <w:r>
-        <w:rPr>
-          <w:rFonts w:ascii="Calibri Light" w:eastAsia="Cambria" w:hAnsi="Calibri Light" w:cs="Calibri Light"/>
-          <w:bCs/>
-          <w:sz w:val="18"/>
-          <w:szCs w:val="18"/>
+        <w:t xml:space="preserve">{{ company_address }} </w:t>
+      </w:r>
+      <w:r>
+        <w:rPr>
+          <w:rFonts w:ascii="Calibri Light" w:eastAsia="Cambria" w:hAnsi="Calibri Light" w:cs="Calibri Light"/>
+          <w:bCs/>
+          <w:sz w:val="19"/>
+          <w:szCs w:val="19"/>
           <w:lang w:val="en-CA"/>
         </w:rPr>
         <w:br/>
-      </w:r>
-      <w:proofErr w:type="gramStart"/>
-      <w:r>
-        <w:rPr>
-          <w:rFonts w:ascii="Calibri Light" w:eastAsia="Cambria" w:hAnsi="Calibri Light" w:cs="Calibri Light"/>
-          <w:bCs/>
-          <w:sz w:val="18"/>
-          <w:szCs w:val="18"/>
-          <w:lang w:val="en-CA"/>
-        </w:rPr>
-        <w:t xml:space="preserve">{{ </w:t>
-      </w:r>
-      <w:proofErr w:type="spellStart"/>
-      <w:r>
-        <w:rPr>
-          <w:rFonts w:ascii="Calibri Light" w:eastAsia="Cambria" w:hAnsi="Calibri Light" w:cs="Calibri Light"/>
-          <w:bCs/>
-          <w:sz w:val="18"/>
-          <w:szCs w:val="18"/>
-          <w:lang w:val="en-CA"/>
-        </w:rPr>
-        <w:t>company</w:t>
-      </w:r>
-      <w:proofErr w:type="gramEnd"/>
-      <w:r>
-        <w:rPr>
-          <w:rFonts w:ascii="Calibri Light" w:eastAsia="Cambria" w:hAnsi="Calibri Light" w:cs="Calibri Light"/>
-          <w:bCs/>
-          <w:sz w:val="18"/>
-          <w:szCs w:val="18"/>
-          <w:lang w:val="en-CA"/>
-        </w:rPr>
-        <w:t>_</w:t>
-      </w:r>
-      <w:proofErr w:type="gramStart"/>
-      <w:r>
-        <w:rPr>
-          <w:rFonts w:ascii="Calibri Light" w:eastAsia="Cambria" w:hAnsi="Calibri Light" w:cs="Calibri Light"/>
-          <w:bCs/>
-          <w:sz w:val="18"/>
-          <w:szCs w:val="18"/>
-          <w:lang w:val="en-CA"/>
-        </w:rPr>
-        <w:t>city</w:t>
-      </w:r>
-      <w:proofErr w:type="spellEnd"/>
-      <w:r>
-        <w:rPr>
-          <w:rFonts w:ascii="Calibri Light" w:eastAsia="Cambria" w:hAnsi="Calibri Light" w:cs="Calibri Light"/>
-          <w:bCs/>
-          <w:sz w:val="18"/>
-          <w:szCs w:val="18"/>
-          <w:lang w:val="en-CA"/>
-        </w:rPr>
-        <w:t xml:space="preserve"> }</w:t>
-      </w:r>
-      <w:proofErr w:type="gramEnd"/>
-      <w:r>
-        <w:rPr>
-          <w:rFonts w:ascii="Calibri Light" w:eastAsia="Cambria" w:hAnsi="Calibri Light" w:cs="Calibri Light"/>
-          <w:bCs/>
-          <w:sz w:val="18"/>
-          <w:szCs w:val="18"/>
-          <w:lang w:val="en-CA"/>
-        </w:rPr>
-        <w:t xml:space="preserve">}, </w:t>
-      </w:r>
-      <w:proofErr w:type="gramStart"/>
-      <w:r>
-        <w:rPr>
-          <w:rFonts w:ascii="Calibri Light" w:eastAsia="Cambria" w:hAnsi="Calibri Light" w:cs="Calibri Light"/>
-          <w:bCs/>
-          <w:sz w:val="18"/>
-          <w:szCs w:val="18"/>
-          <w:lang w:val="en-CA"/>
-        </w:rPr>
-        <w:t xml:space="preserve">{{ </w:t>
-      </w:r>
-      <w:proofErr w:type="spellStart"/>
-      <w:r>
-        <w:rPr>
-          <w:rFonts w:ascii="Calibri Light" w:eastAsia="Cambria" w:hAnsi="Calibri Light" w:cs="Calibri Light"/>
-          <w:bCs/>
-          <w:sz w:val="18"/>
-          <w:szCs w:val="18"/>
-          <w:lang w:val="en-CA"/>
-        </w:rPr>
-        <w:t>company</w:t>
-      </w:r>
-      <w:proofErr w:type="gramEnd"/>
-      <w:r>
-        <w:rPr>
-          <w:rFonts w:ascii="Calibri Light" w:eastAsia="Cambria" w:hAnsi="Calibri Light" w:cs="Calibri Light"/>
-          <w:bCs/>
-          <w:sz w:val="18"/>
-          <w:szCs w:val="18"/>
-          <w:lang w:val="en-CA"/>
-        </w:rPr>
-        <w:t>_province</w:t>
-      </w:r>
-      <w:proofErr w:type="spellEnd"/>
-      <w:r>
-        <w:rPr>
-          <w:rFonts w:ascii="Calibri Light" w:eastAsia="Cambria" w:hAnsi="Calibri Light" w:cs="Calibri Light"/>
-          <w:bCs/>
-          <w:sz w:val="18"/>
-          <w:szCs w:val="18"/>
-          <w:lang w:val="en-CA"/>
-        </w:rPr>
-        <w:t xml:space="preserve"> }}</w:t>
-      </w:r>
-      <w:r>
-        <w:rPr>
-          <w:rFonts w:ascii="Calibri Light" w:eastAsia="Cambria" w:hAnsi="Calibri Light" w:cs="Calibri Light"/>
-          <w:bCs/>
-          <w:sz w:val="18"/>
-          <w:szCs w:val="18"/>
+        <w:t>{{ company_city }}, {{ company_province }}</w:t>
+      </w:r>
+      <w:r>
+        <w:rPr>
+          <w:rFonts w:ascii="Calibri Light" w:eastAsia="Cambria" w:hAnsi="Calibri Light" w:cs="Calibri Light"/>
+          <w:bCs/>
+          <w:sz w:val="19"/>
+          <w:szCs w:val="19"/>
           <w:lang w:val="en-CA"/>
         </w:rPr>
         <w:br/>
-      </w:r>
-      <w:proofErr w:type="gramStart"/>
-      <w:r>
-        <w:rPr>
-          <w:rFonts w:ascii="Calibri Light" w:eastAsia="Cambria" w:hAnsi="Calibri Light" w:cs="Calibri Light"/>
-          <w:bCs/>
-          <w:sz w:val="18"/>
-          <w:szCs w:val="18"/>
-          <w:lang w:val="en-CA"/>
-        </w:rPr>
-        <w:t xml:space="preserve">{{ </w:t>
-      </w:r>
-      <w:proofErr w:type="spellStart"/>
-      <w:r>
-        <w:rPr>
-          <w:rFonts w:ascii="Calibri Light" w:eastAsia="Cambria" w:hAnsi="Calibri Light" w:cs="Calibri Light"/>
-          <w:bCs/>
-          <w:sz w:val="18"/>
-          <w:szCs w:val="18"/>
-          <w:lang w:val="en-CA"/>
-        </w:rPr>
-        <w:t>company</w:t>
-      </w:r>
-      <w:proofErr w:type="gramEnd"/>
-      <w:r>
-        <w:rPr>
-          <w:rFonts w:ascii="Calibri Light" w:eastAsia="Cambria" w:hAnsi="Calibri Light" w:cs="Calibri Light"/>
-          <w:bCs/>
-          <w:sz w:val="18"/>
-          <w:szCs w:val="18"/>
-          <w:lang w:val="en-CA"/>
-        </w:rPr>
-        <w:t>_postal</w:t>
-      </w:r>
-      <w:proofErr w:type="spellEnd"/>
-      <w:r>
-        <w:rPr>
-          <w:rFonts w:ascii="Calibri Light" w:eastAsia="Cambria" w:hAnsi="Calibri Light" w:cs="Calibri Light"/>
-          <w:bCs/>
-          <w:sz w:val="18"/>
-          <w:szCs w:val="18"/>
-          <w:lang w:val="en-CA"/>
-        </w:rPr>
-        <w:t xml:space="preserve"> }}</w:t>
-      </w:r>
-      <w:r>
-        <w:rPr>
-          <w:rFonts w:ascii="Calibri Light" w:eastAsia="Cambria" w:hAnsi="Calibri Light" w:cs="Calibri Light"/>
-          <w:bCs/>
-          <w:sz w:val="18"/>
-          <w:szCs w:val="18"/>
+        <w:t>{{ company_postal }}</w:t>
+      </w:r>
+      <w:r>
+        <w:rPr>
+          <w:rFonts w:ascii="Calibri Light" w:eastAsia="Cambria" w:hAnsi="Calibri Light" w:cs="Calibri Light"/>
+          <w:bCs/>
+          <w:sz w:val="19"/>
+          <w:szCs w:val="19"/>
           <w:lang w:val="en-CA"/>
         </w:rPr>
         <w:br/>
@@ -393,8 +99,8 @@
         <w:rPr>
           <w:rFonts w:ascii="Calibri Light" w:eastAsia="Cambria" w:hAnsi="Calibri Light" w:cs="Calibri Light"/>
           <w:bCs/>
-          <w:sz w:val="18"/>
-          <w:szCs w:val="18"/>
+          <w:sz w:val="19"/>
+          <w:szCs w:val="19"/>
           <w:lang w:val="en-CA"/>
         </w:rPr>
         <w:br/>
@@ -403,8 +109,8 @@
         <w:rPr>
           <w:rFonts w:ascii="Calibri Light" w:eastAsia="Cambria" w:hAnsi="Calibri Light" w:cs="Calibri Light"/>
           <w:bCs/>
-          <w:sz w:val="18"/>
-          <w:szCs w:val="18"/>
+          <w:sz w:val="19"/>
+          <w:szCs w:val="19"/>
           <w:lang w:val="en-CA"/>
         </w:rPr>
         <w:t>Dear</w:t>
@@ -413,77 +119,11 @@
         <w:rPr>
           <w:rFonts w:ascii="Calibri Light" w:eastAsia="Cambria" w:hAnsi="Calibri Light" w:cs="Calibri Light"/>
           <w:bCs/>
-          <w:sz w:val="18"/>
-          <w:szCs w:val="18"/>
-          <w:lang w:val="en-CA"/>
-        </w:rPr>
-        <w:t xml:space="preserve"> </w:t>
-      </w:r>
-      <w:proofErr w:type="gramStart"/>
-      <w:r>
-        <w:rPr>
-          <w:rFonts w:ascii="Calibri Light" w:eastAsia="Cambria" w:hAnsi="Calibri Light" w:cs="Calibri Light"/>
-          <w:bCs/>
-          <w:sz w:val="18"/>
-          <w:szCs w:val="18"/>
-          <w:lang w:val="en-CA"/>
-        </w:rPr>
-        <w:t xml:space="preserve">{{ </w:t>
-      </w:r>
-      <w:proofErr w:type="spellStart"/>
-      <w:r>
-        <w:rPr>
-          <w:rFonts w:ascii="Calibri Light" w:eastAsia="Cambria" w:hAnsi="Calibri Light" w:cs="Calibri Light"/>
-          <w:bCs/>
-          <w:sz w:val="18"/>
-          <w:szCs w:val="18"/>
-          <w:lang w:val="en-CA"/>
-        </w:rPr>
-        <w:t>letter</w:t>
-      </w:r>
-      <w:proofErr w:type="gramEnd"/>
-      <w:r>
-        <w:rPr>
-          <w:rFonts w:ascii="Calibri Light" w:eastAsia="Cambria" w:hAnsi="Calibri Light" w:cs="Calibri Light"/>
-          <w:bCs/>
-          <w:sz w:val="18"/>
-          <w:szCs w:val="18"/>
-          <w:lang w:val="en-CA"/>
-        </w:rPr>
-        <w:t>_</w:t>
-      </w:r>
-      <w:proofErr w:type="gramStart"/>
-      <w:r>
-        <w:rPr>
-          <w:rFonts w:ascii="Calibri Light" w:eastAsia="Cambria" w:hAnsi="Calibri Light" w:cs="Calibri Light"/>
-          <w:bCs/>
-          <w:sz w:val="18"/>
-          <w:szCs w:val="18"/>
-          <w:lang w:val="en-CA"/>
-        </w:rPr>
-        <w:t>addressee</w:t>
-      </w:r>
-      <w:proofErr w:type="spellEnd"/>
-      <w:r>
-        <w:rPr>
-          <w:rFonts w:ascii="Calibri Light" w:eastAsia="Cambria" w:hAnsi="Calibri Light" w:cs="Calibri Light"/>
-          <w:bCs/>
-          <w:sz w:val="18"/>
-          <w:szCs w:val="18"/>
-          <w:lang w:val="en-CA"/>
-        </w:rPr>
-        <w:t xml:space="preserve"> }</w:t>
-      </w:r>
-      <w:proofErr w:type="gramEnd"/>
-      <w:r>
-        <w:rPr>
-          <w:rFonts w:ascii="Calibri Light" w:eastAsia="Cambria" w:hAnsi="Calibri Light" w:cs="Calibri Light"/>
-          <w:bCs/>
-          <w:sz w:val="18"/>
-          <w:szCs w:val="18"/>
-          <w:lang w:val="en-CA"/>
-        </w:rPr>
-        <w:t>},</w:t>
+          <w:sz w:val="19"/>
+          <w:szCs w:val="19"/>
+          <w:lang w:val="en-CA"/>
+        </w:rPr>
+        <w:t xml:space="preserve"> {{ letter_addressee }},</w:t>
       </w:r>
     </w:p>
     <w:p>
@@ -501,8 +141,8 @@
         <w:rPr>
           <w:rFonts w:ascii="Calibri Light" w:eastAsia="Cambria" w:hAnsi="Calibri Light" w:cs="Calibri Light"/>
           <w:bCs/>
-          <w:sz w:val="18"/>
-          <w:szCs w:val="18"/>
+          <w:sz w:val="19"/>
+          <w:szCs w:val="19"/>
           <w:lang w:val="en-CA"/>
         </w:rPr>
       </w:pPr>
@@ -510,8 +150,8 @@
         <w:rPr>
           <w:rFonts w:ascii="Calibri Light" w:eastAsia="Cambria" w:hAnsi="Calibri Light" w:cs="Calibri Light"/>
           <w:bCs/>
-          <w:sz w:val="18"/>
-          <w:szCs w:val="18"/>
+          <w:sz w:val="19"/>
+          <w:szCs w:val="19"/>
           <w:lang w:val="en-CA"/>
         </w:rPr>
         <w:t xml:space="preserve">I </w:t>
@@ -520,18 +160,18 @@
         <w:rPr>
           <w:rFonts w:ascii="Calibri Light" w:eastAsia="Cambria" w:hAnsi="Calibri Light" w:cs="Calibri Light"/>
           <w:bCs/>
-          <w:sz w:val="18"/>
-          <w:szCs w:val="18"/>
-          <w:lang w:val="en-CA"/>
-        </w:rPr>
-        <w:t>am writing to express my keen interest</w:t>
-      </w:r>
-      <w:r>
-        <w:rPr>
-          <w:rFonts w:ascii="Calibri Light" w:eastAsia="Cambria" w:hAnsi="Calibri Light" w:cs="Calibri Light"/>
-          <w:bCs/>
-          <w:sz w:val="18"/>
-          <w:szCs w:val="18"/>
+          <w:sz w:val="19"/>
+          <w:szCs w:val="19"/>
+          <w:lang w:val="en-CA"/>
+        </w:rPr>
+        <w:t>am writing to express my interest</w:t>
+      </w:r>
+      <w:r>
+        <w:rPr>
+          <w:rFonts w:ascii="Calibri Light" w:eastAsia="Cambria" w:hAnsi="Calibri Light" w:cs="Calibri Light"/>
+          <w:bCs/>
+          <w:sz w:val="19"/>
+          <w:szCs w:val="19"/>
           <w:lang w:val="en-CA"/>
         </w:rPr>
         <w:t xml:space="preserve"> </w:t>
@@ -540,8 +180,8 @@
         <w:rPr>
           <w:rFonts w:ascii="Calibri Light" w:eastAsia="Cambria" w:hAnsi="Calibri Light" w:cs="Calibri Light"/>
           <w:bCs/>
-          <w:sz w:val="18"/>
-          <w:szCs w:val="18"/>
+          <w:sz w:val="19"/>
+          <w:szCs w:val="19"/>
           <w:lang w:val="en-CA"/>
         </w:rPr>
         <w:t>in</w:t>
@@ -550,8 +190,8 @@
         <w:rPr>
           <w:rFonts w:ascii="Calibri Light" w:eastAsia="Cambria" w:hAnsi="Calibri Light" w:cs="Calibri Light"/>
           <w:bCs/>
-          <w:sz w:val="18"/>
-          <w:szCs w:val="18"/>
+          <w:sz w:val="19"/>
+          <w:szCs w:val="19"/>
           <w:lang w:val="en-CA"/>
         </w:rPr>
         <w:t xml:space="preserve"> </w:t>
@@ -560,138 +200,48 @@
         <w:rPr>
           <w:rFonts w:ascii="Calibri Light" w:eastAsia="Cambria" w:hAnsi="Calibri Light" w:cs="Calibri Light"/>
           <w:bCs/>
-          <w:sz w:val="18"/>
-          <w:szCs w:val="18"/>
+          <w:sz w:val="19"/>
+          <w:szCs w:val="19"/>
           <w:lang w:val="en-CA"/>
         </w:rPr>
         <w:t xml:space="preserve">the </w:t>
       </w:r>
-      <w:proofErr w:type="gramStart"/>
-      <w:r>
-        <w:rPr>
-          <w:rFonts w:ascii="Calibri Light" w:eastAsia="Cambria" w:hAnsi="Calibri Light" w:cs="Calibri Light"/>
-          <w:bCs/>
-          <w:sz w:val="18"/>
-          <w:szCs w:val="18"/>
-          <w:lang w:val="en-CA"/>
-        </w:rPr>
-        <w:t xml:space="preserve">{{ </w:t>
-      </w:r>
-      <w:proofErr w:type="spellStart"/>
-      <w:r>
-        <w:rPr>
-          <w:rFonts w:ascii="Calibri Light" w:eastAsia="Cambria" w:hAnsi="Calibri Light" w:cs="Calibri Light"/>
-          <w:bCs/>
-          <w:sz w:val="18"/>
-          <w:szCs w:val="18"/>
-          <w:lang w:val="en-CA"/>
-        </w:rPr>
-        <w:t>position</w:t>
-      </w:r>
-      <w:proofErr w:type="gramEnd"/>
-      <w:r>
-        <w:rPr>
-          <w:rFonts w:ascii="Calibri Light" w:eastAsia="Cambria" w:hAnsi="Calibri Light" w:cs="Calibri Light"/>
-          <w:bCs/>
-          <w:sz w:val="18"/>
-          <w:szCs w:val="18"/>
-          <w:lang w:val="en-CA"/>
-        </w:rPr>
-        <w:t>_</w:t>
-      </w:r>
-      <w:proofErr w:type="gramStart"/>
-      <w:r>
-        <w:rPr>
-          <w:rFonts w:ascii="Calibri Light" w:eastAsia="Cambria" w:hAnsi="Calibri Light" w:cs="Calibri Light"/>
-          <w:bCs/>
-          <w:sz w:val="18"/>
-          <w:szCs w:val="18"/>
-          <w:lang w:val="en-CA"/>
-        </w:rPr>
-        <w:t>name</w:t>
-      </w:r>
-      <w:proofErr w:type="spellEnd"/>
-      <w:r>
-        <w:rPr>
-          <w:rFonts w:ascii="Calibri Light" w:eastAsia="Cambria" w:hAnsi="Calibri Light" w:cs="Calibri Light"/>
-          <w:bCs/>
-          <w:sz w:val="18"/>
-          <w:szCs w:val="18"/>
-          <w:lang w:val="en-CA"/>
-        </w:rPr>
-        <w:t xml:space="preserve"> }</w:t>
-      </w:r>
-      <w:proofErr w:type="gramEnd"/>
-      <w:r>
-        <w:rPr>
-          <w:rFonts w:ascii="Calibri Light" w:eastAsia="Cambria" w:hAnsi="Calibri Light" w:cs="Calibri Light"/>
-          <w:bCs/>
-          <w:sz w:val="18"/>
-          <w:szCs w:val="18"/>
-          <w:lang w:val="en-CA"/>
-        </w:rPr>
-        <w:t>}</w:t>
-      </w:r>
-      <w:r>
-        <w:rPr>
-          <w:rFonts w:ascii="Calibri Light" w:eastAsia="Cambria" w:hAnsi="Calibri Light" w:cs="Calibri Light"/>
-          <w:bCs/>
-          <w:sz w:val="18"/>
-          <w:szCs w:val="18"/>
+      <w:r>
+        <w:rPr>
+          <w:rFonts w:ascii="Calibri Light" w:eastAsia="Cambria" w:hAnsi="Calibri Light" w:cs="Calibri Light"/>
+          <w:bCs/>
+          <w:sz w:val="19"/>
+          <w:szCs w:val="19"/>
+          <w:lang w:val="en-CA"/>
+        </w:rPr>
+        <w:t>{{ position_name }}</w:t>
+      </w:r>
+      <w:r>
+        <w:rPr>
+          <w:rFonts w:ascii="Calibri Light" w:eastAsia="Cambria" w:hAnsi="Calibri Light" w:cs="Calibri Light"/>
+          <w:bCs/>
+          <w:sz w:val="19"/>
+          <w:szCs w:val="19"/>
           <w:lang w:val="en-CA"/>
         </w:rPr>
         <w:t xml:space="preserve"> position with </w:t>
       </w:r>
-      <w:proofErr w:type="gramStart"/>
-      <w:r>
-        <w:rPr>
-          <w:rFonts w:ascii="Calibri Light" w:eastAsia="Cambria" w:hAnsi="Calibri Light" w:cs="Calibri Light"/>
-          <w:bCs/>
-          <w:sz w:val="18"/>
-          <w:szCs w:val="18"/>
-          <w:lang w:val="en-CA"/>
-        </w:rPr>
-        <w:t xml:space="preserve">{{ </w:t>
-      </w:r>
-      <w:proofErr w:type="spellStart"/>
-      <w:r>
-        <w:rPr>
-          <w:rFonts w:ascii="Calibri Light" w:eastAsia="Cambria" w:hAnsi="Calibri Light" w:cs="Calibri Light"/>
-          <w:bCs/>
-          <w:sz w:val="18"/>
-          <w:szCs w:val="18"/>
-          <w:lang w:val="en-CA"/>
-        </w:rPr>
-        <w:t>company</w:t>
-      </w:r>
-      <w:proofErr w:type="gramEnd"/>
-      <w:r>
-        <w:rPr>
-          <w:rFonts w:ascii="Calibri Light" w:eastAsia="Cambria" w:hAnsi="Calibri Light" w:cs="Calibri Light"/>
-          <w:bCs/>
-          <w:sz w:val="18"/>
-          <w:szCs w:val="18"/>
-          <w:lang w:val="en-CA"/>
-        </w:rPr>
-        <w:t>_name</w:t>
-      </w:r>
-      <w:proofErr w:type="spellEnd"/>
-      <w:r>
-        <w:rPr>
-          <w:rFonts w:ascii="Calibri Light" w:eastAsia="Cambria" w:hAnsi="Calibri Light" w:cs="Calibri Light"/>
-          <w:bCs/>
-          <w:sz w:val="18"/>
-          <w:szCs w:val="18"/>
-          <w:lang w:val="en-CA"/>
-        </w:rPr>
-        <w:t>}}</w:t>
-      </w:r>
-      <w:r>
-        <w:rPr>
-          <w:rFonts w:ascii="Calibri Light" w:eastAsia="Cambria" w:hAnsi="Calibri Light" w:cs="Calibri Light"/>
-          <w:bCs/>
-          <w:sz w:val="18"/>
-          <w:szCs w:val="18"/>
+      <w:r>
+        <w:rPr>
+          <w:rFonts w:ascii="Calibri Light" w:eastAsia="Cambria" w:hAnsi="Calibri Light" w:cs="Calibri Light"/>
+          <w:bCs/>
+          <w:sz w:val="19"/>
+          <w:szCs w:val="19"/>
+          <w:lang w:val="en-CA"/>
+        </w:rPr>
+        <w:t>{{ company_name}}</w:t>
+      </w:r>
+      <w:r>
+        <w:rPr>
+          <w:rFonts w:ascii="Calibri Light" w:eastAsia="Cambria" w:hAnsi="Calibri Light" w:cs="Calibri Light"/>
+          <w:bCs/>
+          <w:sz w:val="19"/>
+          <w:szCs w:val="19"/>
           <w:lang w:val="en-CA"/>
         </w:rPr>
         <w:t>.</w:t>
@@ -700,8 +250,8 @@
         <w:rPr>
           <w:rFonts w:ascii="Calibri Light" w:eastAsia="Cambria" w:hAnsi="Calibri Light" w:cs="Calibri Light"/>
           <w:bCs/>
-          <w:sz w:val="18"/>
-          <w:szCs w:val="18"/>
+          <w:sz w:val="19"/>
+          <w:szCs w:val="19"/>
           <w:lang w:val="en-CA"/>
         </w:rPr>
         <w:t xml:space="preserve"> </w:t>
@@ -710,18 +260,38 @@
         <w:rPr>
           <w:rFonts w:ascii="Calibri Light" w:eastAsia="Cambria" w:hAnsi="Calibri Light" w:cs="Calibri Light"/>
           <w:bCs/>
-          <w:sz w:val="18"/>
-          <w:szCs w:val="18"/>
-          <w:lang w:val="en-CA"/>
-        </w:rPr>
-        <w:t xml:space="preserve">As someone pivoting from a healthcare background into the technology sector, I </w:t>
-      </w:r>
-      <w:r>
-        <w:rPr>
-          <w:rFonts w:ascii="Calibri Light" w:eastAsia="Cambria" w:hAnsi="Calibri Light" w:cs="Calibri Light"/>
-          <w:bCs/>
-          <w:sz w:val="18"/>
-          <w:szCs w:val="18"/>
+          <w:sz w:val="19"/>
+          <w:szCs w:val="19"/>
+          <w:lang w:val="en-CA"/>
+        </w:rPr>
+        <w:t xml:space="preserve">As someone pivoting </w:t>
+      </w:r>
+      <w:r>
+        <w:rPr>
+          <w:rFonts w:ascii="Calibri Light" w:eastAsia="Cambria" w:hAnsi="Calibri Light" w:cs="Calibri Light"/>
+          <w:bCs/>
+          <w:sz w:val="19"/>
+          <w:szCs w:val="19"/>
+          <w:lang w:val="en-CA"/>
+        </w:rPr>
+        <w:t>from healthcare</w:t>
+      </w:r>
+      <w:r>
+        <w:rPr>
+          <w:rFonts w:ascii="Calibri Light" w:eastAsia="Cambria" w:hAnsi="Calibri Light" w:cs="Calibri Light"/>
+          <w:bCs/>
+          <w:sz w:val="19"/>
+          <w:szCs w:val="19"/>
+          <w:lang w:val="en-CA"/>
+        </w:rPr>
+        <w:t xml:space="preserve"> into the tech sector, I </w:t>
+      </w:r>
+      <w:r>
+        <w:rPr>
+          <w:rFonts w:ascii="Calibri Light" w:eastAsia="Cambria" w:hAnsi="Calibri Light" w:cs="Calibri Light"/>
+          <w:bCs/>
+          <w:sz w:val="19"/>
+          <w:szCs w:val="19"/>
           <w:lang w:val="en-CA"/>
         </w:rPr>
         <w:t xml:space="preserve">bring a unique perspective that combines technical aptitude, structured problem-solving and people-focused communication to </w:t>
@@ -730,8 +300,8 @@
         <w:rPr>
           <w:rFonts w:ascii="Calibri Light" w:eastAsia="Cambria" w:hAnsi="Calibri Light" w:cs="Calibri Light"/>
           <w:bCs/>
-          <w:sz w:val="18"/>
-          <w:szCs w:val="18"/>
+          <w:sz w:val="19"/>
+          <w:szCs w:val="19"/>
           <w:lang w:val="en-CA"/>
         </w:rPr>
         <w:t xml:space="preserve">any task I am given. </w:t>
@@ -740,8 +310,8 @@
         <w:rPr>
           <w:rFonts w:ascii="Calibri Light" w:eastAsia="Cambria" w:hAnsi="Calibri Light" w:cs="Calibri Light"/>
           <w:bCs/>
-          <w:sz w:val="18"/>
-          <w:szCs w:val="18"/>
+          <w:sz w:val="19"/>
+          <w:szCs w:val="19"/>
           <w:lang w:val="en-CA"/>
         </w:rPr>
         <w:t>Having witnessed firsthand how outdated tools and inefficient workflows can lead to lowered patient outcomes, I hope to bring my</w:t>
@@ -750,84 +320,28 @@
         <w:rPr>
           <w:rFonts w:ascii="Calibri Light" w:eastAsia="Cambria" w:hAnsi="Calibri Light" w:cs="Calibri Light"/>
           <w:bCs/>
-          <w:sz w:val="18"/>
-          <w:szCs w:val="18"/>
-          <w:lang w:val="en-CA"/>
-        </w:rPr>
-        <w:t xml:space="preserve"> current skillset and experiences to </w:t>
-      </w:r>
-      <w:proofErr w:type="gramStart"/>
-      <w:r>
-        <w:rPr>
-          <w:rFonts w:ascii="Calibri Light" w:eastAsia="Cambria" w:hAnsi="Calibri Light" w:cs="Calibri Light"/>
-          <w:bCs/>
-          <w:sz w:val="18"/>
-          <w:szCs w:val="18"/>
-          <w:lang w:val="en-CA"/>
-        </w:rPr>
-        <w:t xml:space="preserve">{{ </w:t>
-      </w:r>
-      <w:proofErr w:type="spellStart"/>
-      <w:r>
-        <w:rPr>
-          <w:rFonts w:ascii="Calibri Light" w:eastAsia="Cambria" w:hAnsi="Calibri Light" w:cs="Calibri Light"/>
-          <w:bCs/>
-          <w:sz w:val="18"/>
-          <w:szCs w:val="18"/>
-          <w:lang w:val="en-CA"/>
-        </w:rPr>
-        <w:t>company</w:t>
-      </w:r>
-      <w:proofErr w:type="gramEnd"/>
-      <w:r>
-        <w:rPr>
-          <w:rFonts w:ascii="Calibri Light" w:eastAsia="Cambria" w:hAnsi="Calibri Light" w:cs="Calibri Light"/>
-          <w:bCs/>
-          <w:sz w:val="18"/>
-          <w:szCs w:val="18"/>
-          <w:lang w:val="en-CA"/>
-        </w:rPr>
-        <w:t>_</w:t>
-      </w:r>
-      <w:proofErr w:type="gramStart"/>
-      <w:r>
-        <w:rPr>
-          <w:rFonts w:ascii="Calibri Light" w:eastAsia="Cambria" w:hAnsi="Calibri Light" w:cs="Calibri Light"/>
-          <w:bCs/>
-          <w:sz w:val="18"/>
-          <w:szCs w:val="18"/>
-          <w:lang w:val="en-CA"/>
-        </w:rPr>
-        <w:t>name</w:t>
-      </w:r>
-      <w:proofErr w:type="spellEnd"/>
-      <w:r>
-        <w:rPr>
-          <w:rFonts w:ascii="Calibri Light" w:eastAsia="Cambria" w:hAnsi="Calibri Light" w:cs="Calibri Light"/>
-          <w:bCs/>
-          <w:sz w:val="18"/>
-          <w:szCs w:val="18"/>
-          <w:lang w:val="en-CA"/>
-        </w:rPr>
-        <w:t xml:space="preserve"> }</w:t>
-      </w:r>
-      <w:proofErr w:type="gramEnd"/>
-      <w:r>
-        <w:rPr>
-          <w:rFonts w:ascii="Calibri Light" w:eastAsia="Cambria" w:hAnsi="Calibri Light" w:cs="Calibri Light"/>
-          <w:bCs/>
-          <w:sz w:val="18"/>
-          <w:szCs w:val="18"/>
-          <w:lang w:val="en-CA"/>
-        </w:rPr>
-        <w:t>}</w:t>
-      </w:r>
-      <w:r>
-        <w:rPr>
-          <w:rFonts w:ascii="Calibri Light" w:eastAsia="Cambria" w:hAnsi="Calibri Light" w:cs="Calibri Light"/>
-          <w:bCs/>
-          <w:sz w:val="18"/>
-          <w:szCs w:val="18"/>
+          <w:sz w:val="19"/>
+          <w:szCs w:val="19"/>
+          <w:lang w:val="en-CA"/>
+        </w:rPr>
+        <w:t xml:space="preserve"> skillset and experiences to </w:t>
+      </w:r>
+      <w:r>
+        <w:rPr>
+          <w:rFonts w:ascii="Calibri Light" w:eastAsia="Cambria" w:hAnsi="Calibri Light" w:cs="Calibri Light"/>
+          <w:bCs/>
+          <w:sz w:val="19"/>
+          <w:szCs w:val="19"/>
+          <w:lang w:val="en-CA"/>
+        </w:rPr>
+        <w:t>{{ company_name }}</w:t>
+      </w:r>
+      <w:r>
+        <w:rPr>
+          <w:rFonts w:ascii="Calibri Light" w:eastAsia="Cambria" w:hAnsi="Calibri Light" w:cs="Calibri Light"/>
+          <w:bCs/>
+          <w:sz w:val="19"/>
+          <w:szCs w:val="19"/>
           <w:lang w:val="en-CA"/>
         </w:rPr>
         <w:t xml:space="preserve">. </w:t>
@@ -836,94 +350,38 @@
         <w:rPr>
           <w:rFonts w:ascii="Calibri Light" w:eastAsia="Cambria" w:hAnsi="Calibri Light" w:cs="Calibri Light"/>
           <w:bCs/>
-          <w:sz w:val="18"/>
-          <w:szCs w:val="18"/>
+          <w:sz w:val="19"/>
+          <w:szCs w:val="19"/>
           <w:lang w:val="en-CA"/>
         </w:rPr>
         <w:t xml:space="preserve">Your organization’s commitment towards </w:t>
       </w:r>
-      <w:proofErr w:type="gramStart"/>
-      <w:r>
-        <w:rPr>
-          <w:rFonts w:ascii="Calibri Light" w:eastAsia="Cambria" w:hAnsi="Calibri Light" w:cs="Calibri Light"/>
-          <w:bCs/>
-          <w:sz w:val="18"/>
-          <w:szCs w:val="18"/>
-          <w:lang w:val="en-CA"/>
-        </w:rPr>
-        <w:t xml:space="preserve">{{ </w:t>
-      </w:r>
-      <w:proofErr w:type="spellStart"/>
-      <w:r>
-        <w:rPr>
-          <w:rFonts w:ascii="Calibri Light" w:eastAsia="Cambria" w:hAnsi="Calibri Light" w:cs="Calibri Light"/>
-          <w:bCs/>
-          <w:sz w:val="18"/>
-          <w:szCs w:val="18"/>
-          <w:lang w:val="en-CA"/>
-        </w:rPr>
-        <w:t>mission</w:t>
-      </w:r>
-      <w:proofErr w:type="gramEnd"/>
-      <w:r>
-        <w:rPr>
-          <w:rFonts w:ascii="Calibri Light" w:eastAsia="Cambria" w:hAnsi="Calibri Light" w:cs="Calibri Light"/>
-          <w:bCs/>
-          <w:sz w:val="18"/>
-          <w:szCs w:val="18"/>
-          <w:lang w:val="en-CA"/>
-        </w:rPr>
-        <w:t>_</w:t>
-      </w:r>
-      <w:proofErr w:type="gramStart"/>
-      <w:r>
-        <w:rPr>
-          <w:rFonts w:ascii="Calibri Light" w:eastAsia="Cambria" w:hAnsi="Calibri Light" w:cs="Calibri Light"/>
-          <w:bCs/>
-          <w:sz w:val="18"/>
-          <w:szCs w:val="18"/>
-          <w:lang w:val="en-CA"/>
-        </w:rPr>
-        <w:t>statement</w:t>
-      </w:r>
-      <w:proofErr w:type="spellEnd"/>
-      <w:r>
-        <w:rPr>
-          <w:rFonts w:ascii="Calibri Light" w:eastAsia="Cambria" w:hAnsi="Calibri Light" w:cs="Calibri Light"/>
-          <w:bCs/>
-          <w:sz w:val="18"/>
-          <w:szCs w:val="18"/>
-          <w:lang w:val="en-CA"/>
-        </w:rPr>
-        <w:t xml:space="preserve"> }</w:t>
-      </w:r>
-      <w:proofErr w:type="gramEnd"/>
-      <w:r>
-        <w:rPr>
-          <w:rFonts w:ascii="Calibri Light" w:eastAsia="Cambria" w:hAnsi="Calibri Light" w:cs="Calibri Light"/>
-          <w:bCs/>
-          <w:sz w:val="18"/>
-          <w:szCs w:val="18"/>
-          <w:lang w:val="en-CA"/>
-        </w:rPr>
-        <w:t>}</w:t>
-      </w:r>
-      <w:r>
-        <w:rPr>
-          <w:rFonts w:ascii="Calibri Light" w:eastAsia="Cambria" w:hAnsi="Calibri Light" w:cs="Calibri Light"/>
-          <w:bCs/>
-          <w:sz w:val="18"/>
-          <w:szCs w:val="18"/>
-          <w:lang w:val="en-CA"/>
-        </w:rPr>
-        <w:t xml:space="preserve"> is something that strongly resonates with my own goals of utilizing technology to help make positive, lasting impacts, and I have been yearning for an opportunity t</w:t>
-      </w:r>
-      <w:r>
-        <w:rPr>
-          <w:rFonts w:ascii="Calibri Light" w:eastAsia="Cambria" w:hAnsi="Calibri Light" w:cs="Calibri Light"/>
-          <w:bCs/>
-          <w:sz w:val="18"/>
-          <w:szCs w:val="18"/>
+      <w:r>
+        <w:rPr>
+          <w:rFonts w:ascii="Calibri Light" w:eastAsia="Cambria" w:hAnsi="Calibri Light" w:cs="Calibri Light"/>
+          <w:bCs/>
+          <w:sz w:val="19"/>
+          <w:szCs w:val="19"/>
+          <w:lang w:val="en-CA"/>
+        </w:rPr>
+        <w:t>{{ mission_statement }}</w:t>
+      </w:r>
+      <w:r>
+        <w:rPr>
+          <w:rFonts w:ascii="Calibri Light" w:eastAsia="Cambria" w:hAnsi="Calibri Light" w:cs="Calibri Light"/>
+          <w:bCs/>
+          <w:sz w:val="19"/>
+          <w:szCs w:val="19"/>
+          <w:lang w:val="en-CA"/>
+        </w:rPr>
+        <w:t xml:space="preserve"> is something that resonates with my own goals of utilizing technology to help make positive, lasting impacts, and I have been yearning for an opportunity t</w:t>
+      </w:r>
+      <w:r>
+        <w:rPr>
+          <w:rFonts w:ascii="Calibri Light" w:eastAsia="Cambria" w:hAnsi="Calibri Light" w:cs="Calibri Light"/>
+          <w:bCs/>
+          <w:sz w:val="19"/>
+          <w:szCs w:val="19"/>
           <w:lang w:val="en-CA"/>
         </w:rPr>
         <w:t>o improve organizational infrastructure</w:t>
@@ -932,8 +390,8 @@
         <w:rPr>
           <w:rFonts w:ascii="Calibri Light" w:eastAsia="Cambria" w:hAnsi="Calibri Light" w:cs="Calibri Light"/>
           <w:bCs/>
-          <w:sz w:val="18"/>
-          <w:szCs w:val="18"/>
+          <w:sz w:val="19"/>
+          <w:szCs w:val="19"/>
           <w:lang w:val="en-CA"/>
         </w:rPr>
         <w:t xml:space="preserve"> from a technological perspective. Combined with my </w:t>
@@ -942,8 +400,8 @@
         <w:rPr>
           <w:rFonts w:ascii="Calibri Light" w:eastAsia="Cambria" w:hAnsi="Calibri Light" w:cs="Calibri Light"/>
           <w:bCs/>
-          <w:sz w:val="18"/>
-          <w:szCs w:val="18"/>
+          <w:sz w:val="19"/>
+          <w:szCs w:val="19"/>
           <w:lang w:val="en-CA"/>
         </w:rPr>
         <w:t>growing</w:t>
@@ -952,38 +410,38 @@
         <w:rPr>
           <w:rFonts w:ascii="Calibri Light" w:eastAsia="Cambria" w:hAnsi="Calibri Light" w:cs="Calibri Light"/>
           <w:bCs/>
-          <w:sz w:val="18"/>
-          <w:szCs w:val="18"/>
-          <w:lang w:val="en-CA"/>
-        </w:rPr>
-        <w:t xml:space="preserve"> skillset</w:t>
-      </w:r>
-      <w:r>
-        <w:rPr>
-          <w:rFonts w:ascii="Calibri Light" w:eastAsia="Cambria" w:hAnsi="Calibri Light" w:cs="Calibri Light"/>
-          <w:bCs/>
-          <w:sz w:val="18"/>
-          <w:szCs w:val="18"/>
-          <w:lang w:val="en-CA"/>
-        </w:rPr>
-        <w:t xml:space="preserve">, </w:t>
-      </w:r>
-      <w:r>
-        <w:rPr>
-          <w:rFonts w:ascii="Calibri Light" w:eastAsia="Cambria" w:hAnsi="Calibri Light" w:cs="Calibri Light"/>
-          <w:bCs/>
-          <w:sz w:val="18"/>
-          <w:szCs w:val="18"/>
-          <w:lang w:val="en-CA"/>
-        </w:rPr>
-        <w:t xml:space="preserve">a solutions-oriented mindset and a </w:t>
-      </w:r>
-      <w:r>
-        <w:rPr>
-          <w:rFonts w:ascii="Calibri Light" w:eastAsia="Cambria" w:hAnsi="Calibri Light" w:cs="Calibri Light"/>
-          <w:bCs/>
-          <w:sz w:val="18"/>
-          <w:szCs w:val="18"/>
+          <w:sz w:val="19"/>
+          <w:szCs w:val="19"/>
+          <w:lang w:val="en-CA"/>
+        </w:rPr>
+        <w:t xml:space="preserve"> skillse</w:t>
+      </w:r>
+      <w:r>
+        <w:rPr>
+          <w:rFonts w:ascii="Calibri Light" w:eastAsia="Cambria" w:hAnsi="Calibri Light" w:cs="Calibri Light"/>
+          <w:bCs/>
+          <w:sz w:val="19"/>
+          <w:szCs w:val="19"/>
+          <w:lang w:val="en-CA"/>
+        </w:rPr>
+        <w:t xml:space="preserve">t </w:t>
+      </w:r>
+      <w:r>
+        <w:rPr>
+          <w:rFonts w:ascii="Calibri Light" w:eastAsia="Cambria" w:hAnsi="Calibri Light" w:cs="Calibri Light"/>
+          <w:bCs/>
+          <w:sz w:val="19"/>
+          <w:szCs w:val="19"/>
+          <w:lang w:val="en-CA"/>
+        </w:rPr>
+        <w:t xml:space="preserve">and a </w:t>
+      </w:r>
+      <w:r>
+        <w:rPr>
+          <w:rFonts w:ascii="Calibri Light" w:eastAsia="Cambria" w:hAnsi="Calibri Light" w:cs="Calibri Light"/>
+          <w:bCs/>
+          <w:sz w:val="19"/>
+          <w:szCs w:val="19"/>
           <w:lang w:val="en-CA"/>
         </w:rPr>
         <w:t xml:space="preserve">strong </w:t>
@@ -992,8 +450,8 @@
         <w:rPr>
           <w:rFonts w:ascii="Calibri Light" w:eastAsia="Cambria" w:hAnsi="Calibri Light" w:cs="Calibri Light"/>
           <w:bCs/>
-          <w:sz w:val="18"/>
-          <w:szCs w:val="18"/>
+          <w:sz w:val="19"/>
+          <w:szCs w:val="19"/>
           <w:lang w:val="en-CA"/>
         </w:rPr>
         <w:t>determination</w:t>
@@ -1002,8 +460,8 @@
         <w:rPr>
           <w:rFonts w:ascii="Calibri Light" w:eastAsia="Cambria" w:hAnsi="Calibri Light" w:cs="Calibri Light"/>
           <w:bCs/>
-          <w:sz w:val="18"/>
-          <w:szCs w:val="18"/>
+          <w:sz w:val="19"/>
+          <w:szCs w:val="19"/>
           <w:lang w:val="en-CA"/>
         </w:rPr>
         <w:t xml:space="preserve"> towards </w:t>
@@ -1012,8 +470,8 @@
         <w:rPr>
           <w:rFonts w:ascii="Calibri Light" w:eastAsia="Cambria" w:hAnsi="Calibri Light" w:cs="Calibri Light"/>
           <w:bCs/>
-          <w:sz w:val="18"/>
-          <w:szCs w:val="18"/>
+          <w:sz w:val="19"/>
+          <w:szCs w:val="19"/>
           <w:lang w:val="en-CA"/>
         </w:rPr>
         <w:t>resolving</w:t>
@@ -1022,8 +480,8 @@
         <w:rPr>
           <w:rFonts w:ascii="Calibri Light" w:eastAsia="Cambria" w:hAnsi="Calibri Light" w:cs="Calibri Light"/>
           <w:bCs/>
-          <w:sz w:val="18"/>
-          <w:szCs w:val="18"/>
+          <w:sz w:val="19"/>
+          <w:szCs w:val="19"/>
           <w:lang w:val="en-CA"/>
         </w:rPr>
         <w:t xml:space="preserve"> problems,</w:t>
@@ -1032,87 +490,31 @@
         <w:rPr>
           <w:rFonts w:ascii="Calibri Light" w:eastAsia="Cambria" w:hAnsi="Calibri Light" w:cs="Calibri Light"/>
           <w:bCs/>
-          <w:sz w:val="18"/>
-          <w:szCs w:val="18"/>
-          <w:lang w:val="en-CA"/>
-        </w:rPr>
-        <w:t xml:space="preserve"> I believe I have the expertise and enthusiasm to contribute to </w:t>
-      </w:r>
-      <w:proofErr w:type="gramStart"/>
-      <w:r>
-        <w:rPr>
-          <w:rFonts w:ascii="Calibri Light" w:eastAsia="Cambria" w:hAnsi="Calibri Light" w:cs="Calibri Light"/>
-          <w:bCs/>
-          <w:sz w:val="18"/>
-          <w:szCs w:val="18"/>
-          <w:lang w:val="en-CA"/>
-        </w:rPr>
-        <w:t xml:space="preserve">{{ </w:t>
-      </w:r>
-      <w:proofErr w:type="spellStart"/>
-      <w:r>
-        <w:rPr>
-          <w:rFonts w:ascii="Calibri Light" w:eastAsia="Cambria" w:hAnsi="Calibri Light" w:cs="Calibri Light"/>
-          <w:bCs/>
-          <w:sz w:val="18"/>
-          <w:szCs w:val="18"/>
-          <w:lang w:val="en-CA"/>
-        </w:rPr>
-        <w:t>company</w:t>
-      </w:r>
-      <w:proofErr w:type="gramEnd"/>
-      <w:r>
-        <w:rPr>
-          <w:rFonts w:ascii="Calibri Light" w:eastAsia="Cambria" w:hAnsi="Calibri Light" w:cs="Calibri Light"/>
-          <w:bCs/>
-          <w:sz w:val="18"/>
-          <w:szCs w:val="18"/>
-          <w:lang w:val="en-CA"/>
-        </w:rPr>
-        <w:t>_</w:t>
-      </w:r>
-      <w:proofErr w:type="gramStart"/>
-      <w:r>
-        <w:rPr>
-          <w:rFonts w:ascii="Calibri Light" w:eastAsia="Cambria" w:hAnsi="Calibri Light" w:cs="Calibri Light"/>
-          <w:bCs/>
-          <w:sz w:val="18"/>
-          <w:szCs w:val="18"/>
-          <w:lang w:val="en-CA"/>
-        </w:rPr>
-        <w:t>name</w:t>
-      </w:r>
-      <w:proofErr w:type="spellEnd"/>
-      <w:r>
-        <w:rPr>
-          <w:rFonts w:ascii="Calibri Light" w:eastAsia="Cambria" w:hAnsi="Calibri Light" w:cs="Calibri Light"/>
-          <w:bCs/>
-          <w:sz w:val="18"/>
-          <w:szCs w:val="18"/>
-          <w:lang w:val="en-CA"/>
-        </w:rPr>
-        <w:t xml:space="preserve"> }}</w:t>
-      </w:r>
-      <w:r>
-        <w:rPr>
-          <w:rFonts w:ascii="Calibri Light" w:eastAsia="Cambria" w:hAnsi="Calibri Light" w:cs="Calibri Light"/>
-          <w:bCs/>
-          <w:sz w:val="18"/>
-          <w:szCs w:val="18"/>
-          <w:lang w:val="en-CA"/>
-        </w:rPr>
-        <w:t>’</w:t>
-      </w:r>
-      <w:proofErr w:type="gramEnd"/>
-      <w:r>
-        <w:rPr>
-          <w:rFonts w:ascii="Calibri Light" w:eastAsia="Cambria" w:hAnsi="Calibri Light" w:cs="Calibri Light"/>
-          <w:bCs/>
-          <w:sz w:val="18"/>
-          <w:szCs w:val="18"/>
-          <w:lang w:val="en-CA"/>
-        </w:rPr>
-        <w:t>s success.</w:t>
+          <w:sz w:val="19"/>
+          <w:szCs w:val="19"/>
+          <w:lang w:val="en-CA"/>
+        </w:rPr>
+        <w:t xml:space="preserve"> I believe I have the enthusiasm to contribute to </w:t>
+      </w:r>
+      <w:r>
+        <w:rPr>
+          <w:rFonts w:ascii="Calibri Light" w:eastAsia="Cambria" w:hAnsi="Calibri Light" w:cs="Calibri Light"/>
+          <w:bCs/>
+          <w:sz w:val="19"/>
+          <w:szCs w:val="19"/>
+          <w:lang w:val="en-CA"/>
+        </w:rPr>
+        <w:t>{{ company_name }}</w:t>
+      </w:r>
+      <w:r>
+        <w:rPr>
+          <w:rFonts w:ascii="Calibri Light" w:eastAsia="Cambria" w:hAnsi="Calibri Light" w:cs="Calibri Light"/>
+          <w:bCs/>
+          <w:sz w:val="19"/>
+          <w:szCs w:val="19"/>
+          <w:lang w:val="en-CA"/>
+        </w:rPr>
+        <w:t>’s success.</w:t>
       </w:r>
     </w:p>
     <w:p>
@@ -1129,71 +531,71 @@
         <w:jc w:val="both"/>
         <w:rPr>
           <w:rFonts w:ascii="Calibri Light" w:hAnsi="Calibri Light" w:cs="Calibri Light"/>
-          <w:sz w:val="18"/>
-          <w:szCs w:val="18"/>
+          <w:sz w:val="19"/>
+          <w:szCs w:val="19"/>
         </w:rPr>
       </w:pPr>
       <w:r>
         <w:rPr>
           <w:rFonts w:ascii="Calibri Light" w:hAnsi="Calibri Light" w:cs="Calibri Light"/>
-          <w:sz w:val="18"/>
-          <w:szCs w:val="18"/>
+          <w:sz w:val="19"/>
+          <w:szCs w:val="19"/>
         </w:rPr>
         <w:t xml:space="preserve">Although I am still building my experience with specific IT support tools, </w:t>
       </w:r>
       <w:r>
         <w:rPr>
           <w:rFonts w:ascii="Calibri Light" w:hAnsi="Calibri Light" w:cs="Calibri Light"/>
-          <w:sz w:val="18"/>
-          <w:szCs w:val="18"/>
+          <w:sz w:val="19"/>
+          <w:szCs w:val="19"/>
         </w:rPr>
         <w:t>I have been actively growing my technical proficiency through</w:t>
       </w:r>
       <w:r>
         <w:rPr>
           <w:rFonts w:ascii="Calibri Light" w:hAnsi="Calibri Light" w:cs="Calibri Light"/>
-          <w:sz w:val="18"/>
-          <w:szCs w:val="18"/>
+          <w:sz w:val="19"/>
+          <w:szCs w:val="19"/>
         </w:rPr>
         <w:t xml:space="preserve"> my current </w:t>
       </w:r>
       <w:r>
         <w:rPr>
           <w:rFonts w:ascii="Calibri Light" w:hAnsi="Calibri Light" w:cs="Calibri Light"/>
-          <w:sz w:val="18"/>
-          <w:szCs w:val="18"/>
+          <w:sz w:val="19"/>
+          <w:szCs w:val="19"/>
         </w:rPr>
         <w:t>co-op position,</w:t>
       </w:r>
       <w:r>
         <w:rPr>
           <w:rFonts w:ascii="Calibri Light" w:hAnsi="Calibri Light" w:cs="Calibri Light"/>
-          <w:sz w:val="18"/>
-          <w:szCs w:val="18"/>
+          <w:sz w:val="19"/>
+          <w:szCs w:val="19"/>
         </w:rPr>
         <w:t xml:space="preserve"> personal projects</w:t>
       </w:r>
       <w:r>
         <w:rPr>
           <w:rFonts w:ascii="Calibri Light" w:hAnsi="Calibri Light" w:cs="Calibri Light"/>
-          <w:sz w:val="18"/>
-          <w:szCs w:val="18"/>
+          <w:sz w:val="19"/>
+          <w:szCs w:val="19"/>
         </w:rPr>
         <w:t xml:space="preserve"> and</w:t>
       </w:r>
       <w:r>
         <w:rPr>
           <w:rFonts w:ascii="Calibri Light" w:hAnsi="Calibri Light" w:cs="Calibri Light"/>
-          <w:sz w:val="18"/>
-          <w:szCs w:val="18"/>
+          <w:sz w:val="19"/>
+          <w:szCs w:val="19"/>
         </w:rPr>
         <w:t xml:space="preserve"> collaborative work.</w:t>
       </w:r>
       <w:r>
         <w:rPr>
           <w:rFonts w:ascii="Calibri Light" w:hAnsi="Calibri Light" w:cs="Calibri Light"/>
-          <w:sz w:val="18"/>
-          <w:szCs w:val="18"/>
+          <w:sz w:val="19"/>
+          <w:szCs w:val="19"/>
         </w:rPr>
         <w:t xml:space="preserve"> </w:t>
       </w:r>
@@ -1201,443 +603,413 @@
         <w:rPr>
           <w:rFonts w:ascii="Calibri Light" w:eastAsia="Cambria" w:hAnsi="Calibri Light" w:cs="Calibri Light"/>
           <w:bCs/>
-          <w:sz w:val="18"/>
-          <w:szCs w:val="18"/>
-          <w:lang w:val="en-CA"/>
-        </w:rPr>
-        <w:t>Currently, I am gaining practical experience as an Information Technology Analyst Co-op Student with Shared Service Canada, where I am supporting enterprise-level IT workflows in a federal government setting. This role is providing me with exposure to Linux-based operating systems, large-scale infrastructure, and is helping me develop many transferrable skills that are required in working in a large, client-facing Agile-style team, such as interpersonal communication, time management and task prioritization. In this role, I hope to identify potential opportunities for automation to streamline recurring processes and improve efficiency, building on my interest in scripting and workflow optimization.</w:t>
-      </w:r>
-      <w:r>
-        <w:rPr>
-          <w:rFonts w:ascii="Calibri Light" w:hAnsi="Calibri Light" w:cs="Calibri Light"/>
-          <w:sz w:val="18"/>
-          <w:szCs w:val="18"/>
+          <w:sz w:val="19"/>
+          <w:szCs w:val="19"/>
+          <w:lang w:val="en-CA"/>
+        </w:rPr>
+        <w:t xml:space="preserve">Currently, I am gaining practical experience as an Information Technology Analyst Co-op Student with Shared Service Canada, where I am supporting enterprise-level IT workflows in a federal government setting. This role is providing me with exposure to Linux-based operating systems, </w:t>
+      </w:r>
+      <w:r>
+        <w:rPr>
+          <w:rFonts w:ascii="Calibri Light" w:eastAsia="Cambria" w:hAnsi="Calibri Light" w:cs="Calibri Light"/>
+          <w:bCs/>
+          <w:sz w:val="19"/>
+          <w:szCs w:val="19"/>
+          <w:lang w:val="en-CA"/>
+        </w:rPr>
+        <w:t>common IT-enterprise software tools such as Confluence and Service Manager 9</w:t>
+      </w:r>
+      <w:r>
+        <w:rPr>
+          <w:rFonts w:ascii="Calibri Light" w:eastAsia="Cambria" w:hAnsi="Calibri Light" w:cs="Calibri Light"/>
+          <w:bCs/>
+          <w:sz w:val="19"/>
+          <w:szCs w:val="19"/>
+          <w:lang w:val="en-CA"/>
+        </w:rPr>
+        <w:t>, and is helping me develop many transferrable skills that are required in working in a large, client-facing Agile-style team</w:t>
+      </w:r>
+      <w:r>
+        <w:rPr>
+          <w:rFonts w:ascii="Calibri Light" w:eastAsia="Cambria" w:hAnsi="Calibri Light" w:cs="Calibri Light"/>
+          <w:bCs/>
+          <w:sz w:val="19"/>
+          <w:szCs w:val="19"/>
+          <w:lang w:val="en-CA"/>
+        </w:rPr>
+        <w:t>.</w:t>
+      </w:r>
+      <w:r>
+        <w:rPr>
+          <w:rFonts w:ascii="Calibri Light" w:eastAsia="Cambria" w:hAnsi="Calibri Light" w:cs="Calibri Light"/>
+          <w:bCs/>
+          <w:sz w:val="19"/>
+          <w:szCs w:val="19"/>
+          <w:lang w:val="en-CA"/>
+        </w:rPr>
+        <w:t xml:space="preserve"> I</w:t>
+      </w:r>
+      <w:r>
+        <w:rPr>
+          <w:rFonts w:ascii="Calibri Light" w:eastAsia="Cambria" w:hAnsi="Calibri Light" w:cs="Calibri Light"/>
+          <w:bCs/>
+          <w:sz w:val="19"/>
+          <w:szCs w:val="19"/>
+          <w:lang w:val="en-CA"/>
+        </w:rPr>
+        <w:t xml:space="preserve"> also</w:t>
+      </w:r>
+      <w:r>
+        <w:rPr>
+          <w:rFonts w:ascii="Calibri Light" w:eastAsia="Cambria" w:hAnsi="Calibri Light" w:cs="Calibri Light"/>
+          <w:bCs/>
+          <w:sz w:val="19"/>
+          <w:szCs w:val="19"/>
+          <w:lang w:val="en-CA"/>
+        </w:rPr>
+        <w:t xml:space="preserve"> aim to identify potential opportunities for automation to streamline recurring processes and improve efficiency through scripting with JavaScript, Python and PowerShell, building on my interest in workflow optimization. </w:t>
+      </w:r>
+      <w:r>
+        <w:rPr>
+          <w:rFonts w:ascii="Calibri Light" w:hAnsi="Calibri Light" w:cs="Calibri Light"/>
+          <w:sz w:val="19"/>
+          <w:szCs w:val="19"/>
+        </w:rPr>
+        <w:t xml:space="preserve">Additionally, </w:t>
+      </w:r>
+      <w:r>
+        <w:rPr>
+          <w:rFonts w:ascii="Calibri Light" w:hAnsi="Calibri Light" w:cs="Calibri Light"/>
+          <w:sz w:val="19"/>
+          <w:szCs w:val="19"/>
+        </w:rPr>
+        <w:t>I have strong familiarity with</w:t>
+      </w:r>
+      <w:r>
+        <w:rPr>
+          <w:rFonts w:ascii="Calibri Light" w:hAnsi="Calibri Light" w:cs="Calibri Light"/>
+          <w:sz w:val="19"/>
+          <w:szCs w:val="19"/>
+        </w:rPr>
+        <w:t xml:space="preserve"> Windows operating systems and Microsoft 365 tools, and I have als</w:t>
+      </w:r>
+      <w:r>
+        <w:rPr>
+          <w:rFonts w:ascii="Calibri Light" w:hAnsi="Calibri Light" w:cs="Calibri Light"/>
+          <w:sz w:val="19"/>
+          <w:szCs w:val="19"/>
+        </w:rPr>
+        <w:t>o used</w:t>
+      </w:r>
+      <w:r>
+        <w:rPr>
+          <w:rFonts w:ascii="Calibri Light" w:hAnsi="Calibri Light" w:cs="Calibri Light"/>
+          <w:sz w:val="19"/>
+          <w:szCs w:val="19"/>
+        </w:rPr>
+        <w:t xml:space="preserve"> version control</w:t>
+      </w:r>
+      <w:r>
+        <w:rPr>
+          <w:rFonts w:ascii="Calibri Light" w:hAnsi="Calibri Light" w:cs="Calibri Light"/>
+          <w:sz w:val="19"/>
+          <w:szCs w:val="19"/>
+        </w:rPr>
+        <w:t xml:space="preserve"> software</w:t>
+      </w:r>
+      <w:r>
+        <w:rPr>
+          <w:rFonts w:ascii="Calibri Light" w:hAnsi="Calibri Light" w:cs="Calibri Light"/>
+          <w:sz w:val="19"/>
+          <w:szCs w:val="19"/>
         </w:rPr>
         <w:t xml:space="preserve"> </w:t>
       </w:r>
       <w:r>
         <w:rPr>
           <w:rFonts w:ascii="Calibri Light" w:hAnsi="Calibri Light" w:cs="Calibri Light"/>
-          <w:sz w:val="18"/>
-          <w:szCs w:val="18"/>
-        </w:rPr>
-        <w:t xml:space="preserve">Additionally, </w:t>
-      </w:r>
-      <w:r>
-        <w:rPr>
-          <w:rFonts w:ascii="Calibri Light" w:hAnsi="Calibri Light" w:cs="Calibri Light"/>
-          <w:sz w:val="18"/>
-          <w:szCs w:val="18"/>
-        </w:rPr>
-        <w:t>I have strong familiarity with</w:t>
-      </w:r>
-      <w:r>
-        <w:rPr>
-          <w:rFonts w:ascii="Calibri Light" w:hAnsi="Calibri Light" w:cs="Calibri Light"/>
-          <w:sz w:val="18"/>
-          <w:szCs w:val="18"/>
-        </w:rPr>
-        <w:t xml:space="preserve"> Windows operating systems and Microsoft 365 tools, and I have als</w:t>
-      </w:r>
-      <w:r>
-        <w:rPr>
-          <w:rFonts w:ascii="Calibri Light" w:hAnsi="Calibri Light" w:cs="Calibri Light"/>
-          <w:sz w:val="18"/>
-          <w:szCs w:val="18"/>
-        </w:rPr>
-        <w:t>o used</w:t>
-      </w:r>
-      <w:r>
-        <w:rPr>
-          <w:rFonts w:ascii="Calibri Light" w:hAnsi="Calibri Light" w:cs="Calibri Light"/>
-          <w:sz w:val="18"/>
-          <w:szCs w:val="18"/>
-        </w:rPr>
-        <w:t xml:space="preserve"> version control</w:t>
-      </w:r>
-      <w:r>
-        <w:rPr>
-          <w:rFonts w:ascii="Calibri Light" w:hAnsi="Calibri Light" w:cs="Calibri Light"/>
-          <w:sz w:val="18"/>
-          <w:szCs w:val="18"/>
-        </w:rPr>
-        <w:t xml:space="preserve"> software</w:t>
-      </w:r>
-      <w:r>
-        <w:rPr>
-          <w:rFonts w:ascii="Calibri Light" w:hAnsi="Calibri Light" w:cs="Calibri Light"/>
-          <w:sz w:val="18"/>
-          <w:szCs w:val="18"/>
+          <w:sz w:val="19"/>
+          <w:szCs w:val="19"/>
+        </w:rPr>
+        <w:t xml:space="preserve">for issue tracking. </w:t>
+      </w:r>
+      <w:r>
+        <w:rPr>
+          <w:rFonts w:ascii="Calibri Light" w:hAnsi="Calibri Light" w:cs="Calibri Light"/>
+          <w:sz w:val="19"/>
+          <w:szCs w:val="19"/>
+        </w:rPr>
+        <w:t>D</w:t>
+      </w:r>
+      <w:r>
+        <w:rPr>
+          <w:rFonts w:ascii="Calibri Light" w:hAnsi="Calibri Light" w:cs="Calibri Light"/>
+          <w:sz w:val="19"/>
+          <w:szCs w:val="19"/>
+        </w:rPr>
+        <w:t xml:space="preserve">uring BCS Hacks 2025, my team and I engineered </w:t>
+      </w:r>
+      <w:r>
+        <w:rPr>
+          <w:rFonts w:ascii="Calibri Light" w:hAnsi="Calibri Light" w:cs="Calibri Light"/>
+          <w:sz w:val="19"/>
+          <w:szCs w:val="19"/>
+        </w:rPr>
+        <w:t xml:space="preserve">PantryPal, an AI-powered </w:t>
+      </w:r>
+      <w:r>
+        <w:rPr>
+          <w:rFonts w:ascii="Calibri Light" w:hAnsi="Calibri Light" w:cs="Calibri Light"/>
+          <w:sz w:val="19"/>
+          <w:szCs w:val="19"/>
+        </w:rPr>
+        <w:t>recipe generato</w:t>
+      </w:r>
+      <w:r>
+        <w:rPr>
+          <w:rFonts w:ascii="Calibri Light" w:hAnsi="Calibri Light" w:cs="Calibri Light"/>
+          <w:sz w:val="19"/>
+          <w:szCs w:val="19"/>
+        </w:rPr>
+        <w:t>r, built using the React and Vite framework and MongoDB Atlas.</w:t>
+      </w:r>
+      <w:r>
+        <w:rPr>
+          <w:rFonts w:ascii="Calibri Light" w:hAnsi="Calibri Light" w:cs="Calibri Light"/>
+          <w:sz w:val="19"/>
+          <w:szCs w:val="19"/>
+        </w:rPr>
+        <w:t xml:space="preserve"> While developing PantryPal,</w:t>
+      </w:r>
+      <w:r>
+        <w:rPr>
+          <w:rFonts w:ascii="Calibri Light" w:hAnsi="Calibri Light" w:cs="Calibri Light"/>
+          <w:sz w:val="19"/>
+          <w:szCs w:val="19"/>
         </w:rPr>
         <w:t xml:space="preserve"> </w:t>
       </w:r>
       <w:r>
         <w:rPr>
           <w:rFonts w:ascii="Calibri Light" w:hAnsi="Calibri Light" w:cs="Calibri Light"/>
-          <w:sz w:val="18"/>
-          <w:szCs w:val="18"/>
-        </w:rPr>
-        <w:t xml:space="preserve">for issue tracking. </w:t>
-      </w:r>
-      <w:r>
-        <w:rPr>
-          <w:rFonts w:ascii="Calibri Light" w:hAnsi="Calibri Light" w:cs="Calibri Light"/>
-          <w:sz w:val="18"/>
-          <w:szCs w:val="18"/>
-        </w:rPr>
-        <w:t>D</w:t>
-      </w:r>
-      <w:r>
-        <w:rPr>
-          <w:rFonts w:ascii="Calibri Light" w:hAnsi="Calibri Light" w:cs="Calibri Light"/>
-          <w:sz w:val="18"/>
-          <w:szCs w:val="18"/>
-        </w:rPr>
-        <w:t xml:space="preserve">uring BCS Hacks 2025, my team and I engineered </w:t>
-      </w:r>
-      <w:proofErr w:type="spellStart"/>
-      <w:r>
-        <w:rPr>
-          <w:rFonts w:ascii="Calibri Light" w:hAnsi="Calibri Light" w:cs="Calibri Light"/>
-          <w:sz w:val="18"/>
-          <w:szCs w:val="18"/>
-        </w:rPr>
-        <w:t>PantryPal</w:t>
-      </w:r>
-      <w:proofErr w:type="spellEnd"/>
-      <w:r>
-        <w:rPr>
-          <w:rFonts w:ascii="Calibri Light" w:hAnsi="Calibri Light" w:cs="Calibri Light"/>
-          <w:sz w:val="18"/>
-          <w:szCs w:val="18"/>
-        </w:rPr>
-        <w:t xml:space="preserve">, an AI-powered </w:t>
-      </w:r>
-      <w:r>
-        <w:rPr>
-          <w:rFonts w:ascii="Calibri Light" w:hAnsi="Calibri Light" w:cs="Calibri Light"/>
-          <w:sz w:val="18"/>
-          <w:szCs w:val="18"/>
-        </w:rPr>
-        <w:t>recipe generato</w:t>
-      </w:r>
-      <w:r>
-        <w:rPr>
-          <w:rFonts w:ascii="Calibri Light" w:hAnsi="Calibri Light" w:cs="Calibri Light"/>
-          <w:sz w:val="18"/>
-          <w:szCs w:val="18"/>
-        </w:rPr>
-        <w:t>r, built using the React and Vite framework and MongoDB Atlas.</w:t>
-      </w:r>
-      <w:r>
-        <w:rPr>
-          <w:rFonts w:ascii="Calibri Light" w:hAnsi="Calibri Light" w:cs="Calibri Light"/>
-          <w:sz w:val="18"/>
-          <w:szCs w:val="18"/>
-        </w:rPr>
-        <w:t xml:space="preserve"> While developing </w:t>
-      </w:r>
-      <w:proofErr w:type="spellStart"/>
-      <w:r>
-        <w:rPr>
-          <w:rFonts w:ascii="Calibri Light" w:hAnsi="Calibri Light" w:cs="Calibri Light"/>
-          <w:sz w:val="18"/>
-          <w:szCs w:val="18"/>
-        </w:rPr>
-        <w:t>PantryPal</w:t>
-      </w:r>
-      <w:proofErr w:type="spellEnd"/>
-      <w:r>
-        <w:rPr>
-          <w:rFonts w:ascii="Calibri Light" w:hAnsi="Calibri Light" w:cs="Calibri Light"/>
-          <w:sz w:val="18"/>
-          <w:szCs w:val="18"/>
-        </w:rPr>
-        <w:t>,</w:t>
-      </w:r>
-      <w:r>
-        <w:rPr>
-          <w:rFonts w:ascii="Calibri Light" w:hAnsi="Calibri Light" w:cs="Calibri Light"/>
-          <w:sz w:val="18"/>
-          <w:szCs w:val="18"/>
+          <w:sz w:val="19"/>
+          <w:szCs w:val="19"/>
+        </w:rPr>
+        <w:t>I</w:t>
+      </w:r>
+      <w:r>
+        <w:rPr>
+          <w:rFonts w:ascii="Calibri Light" w:hAnsi="Calibri Light" w:cs="Calibri Light"/>
+          <w:sz w:val="19"/>
+          <w:szCs w:val="19"/>
         </w:rPr>
         <w:t xml:space="preserve"> </w:t>
       </w:r>
       <w:r>
         <w:rPr>
           <w:rFonts w:ascii="Calibri Light" w:hAnsi="Calibri Light" w:cs="Calibri Light"/>
-          <w:sz w:val="18"/>
-          <w:szCs w:val="18"/>
-        </w:rPr>
-        <w:t>I</w:t>
-      </w:r>
-      <w:r>
-        <w:rPr>
-          <w:rFonts w:ascii="Calibri Light" w:hAnsi="Calibri Light" w:cs="Calibri Light"/>
-          <w:sz w:val="18"/>
-          <w:szCs w:val="18"/>
+          <w:sz w:val="19"/>
+          <w:szCs w:val="19"/>
+        </w:rPr>
+        <w:t>assisted with</w:t>
+      </w:r>
+      <w:r>
+        <w:rPr>
+          <w:rFonts w:ascii="Calibri Light" w:hAnsi="Calibri Light" w:cs="Calibri Light"/>
+          <w:sz w:val="19"/>
+          <w:szCs w:val="19"/>
+        </w:rPr>
+        <w:t xml:space="preserve"> identifying and resolving backend integration issues </w:t>
+      </w:r>
+      <w:r>
+        <w:rPr>
+          <w:rFonts w:ascii="Calibri Light" w:hAnsi="Calibri Light" w:cs="Calibri Light"/>
+          <w:sz w:val="19"/>
+          <w:szCs w:val="19"/>
+        </w:rPr>
+        <w:t xml:space="preserve">between </w:t>
+      </w:r>
+      <w:r>
+        <w:rPr>
+          <w:rFonts w:ascii="Calibri Light" w:hAnsi="Calibri Light" w:cs="Calibri Light"/>
+          <w:sz w:val="19"/>
+          <w:szCs w:val="19"/>
+        </w:rPr>
+        <w:t xml:space="preserve">MongoDB and the Groq AI </w:t>
+      </w:r>
+      <w:r>
+        <w:rPr>
+          <w:rFonts w:ascii="Calibri Light" w:hAnsi="Calibri Light" w:cs="Calibri Light"/>
+          <w:sz w:val="19"/>
+          <w:szCs w:val="19"/>
+        </w:rPr>
+        <w:t xml:space="preserve">API, </w:t>
+      </w:r>
+      <w:r>
+        <w:rPr>
+          <w:rFonts w:ascii="Calibri Light" w:hAnsi="Calibri Light" w:cs="Calibri Light"/>
+          <w:sz w:val="19"/>
+          <w:szCs w:val="19"/>
+        </w:rPr>
+        <w:t xml:space="preserve">troubleshooting connectivity and response handling issues through debugging and </w:t>
+      </w:r>
+      <w:r>
+        <w:rPr>
+          <w:rFonts w:ascii="Calibri Light" w:hAnsi="Calibri Light" w:cs="Calibri Light"/>
+          <w:sz w:val="19"/>
+          <w:szCs w:val="19"/>
+        </w:rPr>
+        <w:t xml:space="preserve">structured </w:t>
+      </w:r>
+      <w:r>
+        <w:rPr>
+          <w:rFonts w:ascii="Calibri Light" w:hAnsi="Calibri Light" w:cs="Calibri Light"/>
+          <w:sz w:val="19"/>
+          <w:szCs w:val="19"/>
+        </w:rPr>
+        <w:t>documentation.</w:t>
+      </w:r>
+      <w:r>
+        <w:rPr>
+          <w:rFonts w:ascii="Calibri Light" w:hAnsi="Calibri Light" w:cs="Calibri Light"/>
+          <w:sz w:val="19"/>
+          <w:szCs w:val="19"/>
         </w:rPr>
         <w:t xml:space="preserve"> </w:t>
       </w:r>
       <w:r>
         <w:rPr>
           <w:rFonts w:ascii="Calibri Light" w:hAnsi="Calibri Light" w:cs="Calibri Light"/>
-          <w:sz w:val="18"/>
-          <w:szCs w:val="18"/>
-        </w:rPr>
-        <w:t>assisted with</w:t>
-      </w:r>
-      <w:r>
-        <w:rPr>
-          <w:rFonts w:ascii="Calibri Light" w:hAnsi="Calibri Light" w:cs="Calibri Light"/>
-          <w:sz w:val="18"/>
-          <w:szCs w:val="18"/>
-        </w:rPr>
-        <w:t xml:space="preserve"> identifying and resolving backend integration issues </w:t>
-      </w:r>
-      <w:r>
-        <w:rPr>
-          <w:rFonts w:ascii="Calibri Light" w:hAnsi="Calibri Light" w:cs="Calibri Light"/>
-          <w:sz w:val="18"/>
-          <w:szCs w:val="18"/>
-        </w:rPr>
-        <w:t xml:space="preserve">between </w:t>
-      </w:r>
-      <w:r>
-        <w:rPr>
-          <w:rFonts w:ascii="Calibri Light" w:hAnsi="Calibri Light" w:cs="Calibri Light"/>
-          <w:sz w:val="18"/>
-          <w:szCs w:val="18"/>
-        </w:rPr>
-        <w:t xml:space="preserve">MongoDB and the </w:t>
-      </w:r>
-      <w:proofErr w:type="spellStart"/>
-      <w:r>
-        <w:rPr>
-          <w:rFonts w:ascii="Calibri Light" w:hAnsi="Calibri Light" w:cs="Calibri Light"/>
-          <w:sz w:val="18"/>
-          <w:szCs w:val="18"/>
-        </w:rPr>
-        <w:t>Groq</w:t>
-      </w:r>
-      <w:proofErr w:type="spellEnd"/>
-      <w:r>
-        <w:rPr>
-          <w:rFonts w:ascii="Calibri Light" w:hAnsi="Calibri Light" w:cs="Calibri Light"/>
-          <w:sz w:val="18"/>
-          <w:szCs w:val="18"/>
-        </w:rPr>
-        <w:t xml:space="preserve"> AI </w:t>
-      </w:r>
-      <w:r>
-        <w:rPr>
-          <w:rFonts w:ascii="Calibri Light" w:hAnsi="Calibri Light" w:cs="Calibri Light"/>
-          <w:sz w:val="18"/>
-          <w:szCs w:val="18"/>
-        </w:rPr>
-        <w:t xml:space="preserve">API, </w:t>
-      </w:r>
-      <w:r>
-        <w:rPr>
-          <w:rFonts w:ascii="Calibri Light" w:hAnsi="Calibri Light" w:cs="Calibri Light"/>
-          <w:sz w:val="18"/>
-          <w:szCs w:val="18"/>
-        </w:rPr>
-        <w:t xml:space="preserve">troubleshooting connectivity and response handling issues through debugging and </w:t>
-      </w:r>
-      <w:r>
-        <w:rPr>
-          <w:rFonts w:ascii="Calibri Light" w:hAnsi="Calibri Light" w:cs="Calibri Light"/>
-          <w:sz w:val="18"/>
-          <w:szCs w:val="18"/>
-        </w:rPr>
-        <w:t xml:space="preserve">structured </w:t>
-      </w:r>
-      <w:r>
-        <w:rPr>
-          <w:rFonts w:ascii="Calibri Light" w:hAnsi="Calibri Light" w:cs="Calibri Light"/>
-          <w:sz w:val="18"/>
-          <w:szCs w:val="18"/>
-        </w:rPr>
-        <w:t>documentation.</w:t>
-      </w:r>
-      <w:r>
-        <w:rPr>
-          <w:rFonts w:ascii="Calibri Light" w:hAnsi="Calibri Light" w:cs="Calibri Light"/>
-          <w:sz w:val="18"/>
-          <w:szCs w:val="18"/>
-        </w:rPr>
-        <w:t xml:space="preserve"> </w:t>
-      </w:r>
-      <w:r>
-        <w:rPr>
-          <w:rFonts w:ascii="Calibri Light" w:hAnsi="Calibri Light" w:cs="Calibri Light"/>
-          <w:sz w:val="18"/>
-          <w:szCs w:val="18"/>
-        </w:rPr>
-        <w:t xml:space="preserve">Furthermore, my academic work reinforced my technical foundation, especially through </w:t>
-      </w:r>
-      <w:proofErr w:type="spellStart"/>
-      <w:r>
-        <w:rPr>
-          <w:rFonts w:ascii="Calibri Light" w:hAnsi="Calibri Light" w:cs="Calibri Light"/>
-          <w:sz w:val="18"/>
-          <w:szCs w:val="18"/>
-        </w:rPr>
-        <w:t>DailySips</w:t>
-      </w:r>
-      <w:proofErr w:type="spellEnd"/>
-      <w:r>
-        <w:rPr>
-          <w:rFonts w:ascii="Calibri Light" w:hAnsi="Calibri Light" w:cs="Calibri Light"/>
-          <w:sz w:val="18"/>
-          <w:szCs w:val="18"/>
-        </w:rPr>
-        <w:t>, a Java-based beverage tracker</w:t>
-      </w:r>
-      <w:r>
-        <w:rPr>
-          <w:rFonts w:ascii="Calibri Light" w:hAnsi="Calibri Light" w:cs="Calibri Light"/>
-          <w:sz w:val="18"/>
-          <w:szCs w:val="18"/>
+          <w:sz w:val="19"/>
+          <w:szCs w:val="19"/>
+        </w:rPr>
+        <w:t>Furthermore, my academic work reinforced my technical foundation, especially through DailySips, a Java-based beverage tracker</w:t>
+      </w:r>
+      <w:r>
+        <w:rPr>
+          <w:rFonts w:ascii="Calibri Light" w:hAnsi="Calibri Light" w:cs="Calibri Light"/>
+          <w:sz w:val="19"/>
+          <w:szCs w:val="19"/>
         </w:rPr>
         <w:t xml:space="preserve">. </w:t>
       </w:r>
       <w:r>
         <w:rPr>
           <w:rFonts w:ascii="Calibri Light" w:hAnsi="Calibri Light" w:cs="Calibri Light"/>
-          <w:sz w:val="18"/>
-          <w:szCs w:val="18"/>
+          <w:sz w:val="19"/>
+          <w:szCs w:val="19"/>
         </w:rPr>
         <w:t xml:space="preserve">While developing this application, I </w:t>
       </w:r>
       <w:r>
         <w:rPr>
           <w:rFonts w:ascii="Calibri Light" w:hAnsi="Calibri Light" w:cs="Calibri Light"/>
-          <w:sz w:val="18"/>
-          <w:szCs w:val="18"/>
+          <w:sz w:val="19"/>
+          <w:szCs w:val="19"/>
         </w:rPr>
         <w:t>experienced a multitude of challenges</w:t>
       </w:r>
       <w:r>
         <w:rPr>
           <w:rFonts w:ascii="Calibri Light" w:hAnsi="Calibri Light" w:cs="Calibri Light"/>
-          <w:sz w:val="18"/>
-          <w:szCs w:val="18"/>
+          <w:sz w:val="19"/>
+          <w:szCs w:val="19"/>
         </w:rPr>
         <w:t xml:space="preserve">, such as persistent JSON read/write errors and interface bugs. However, I approached each issue methodically, such as leveraging existing documentation, consulting external resources and systematically isolating problematic areas. </w:t>
       </w:r>
       <w:r>
         <w:rPr>
           <w:rFonts w:ascii="Calibri Light" w:hAnsi="Calibri Light" w:cs="Calibri Light"/>
-          <w:sz w:val="18"/>
-          <w:szCs w:val="18"/>
+          <w:sz w:val="19"/>
+          <w:szCs w:val="19"/>
         </w:rPr>
         <w:t xml:space="preserve">Ultimately, I was able to </w:t>
       </w:r>
       <w:r>
         <w:rPr>
           <w:rFonts w:ascii="Calibri Light" w:hAnsi="Calibri Light" w:cs="Calibri Light"/>
-          <w:sz w:val="18"/>
-          <w:szCs w:val="18"/>
-        </w:rPr>
-        <w:t xml:space="preserve">validate my app </w:t>
-      </w:r>
-      <w:proofErr w:type="spellStart"/>
-      <w:r>
-        <w:rPr>
-          <w:rFonts w:ascii="Calibri Light" w:hAnsi="Calibri Light" w:cs="Calibri Light"/>
-          <w:sz w:val="18"/>
-          <w:szCs w:val="18"/>
-        </w:rPr>
-        <w:t>behaviour</w:t>
-      </w:r>
-      <w:proofErr w:type="spellEnd"/>
-      <w:r>
-        <w:rPr>
-          <w:rFonts w:ascii="Calibri Light" w:hAnsi="Calibri Light" w:cs="Calibri Light"/>
-          <w:sz w:val="18"/>
-          <w:szCs w:val="18"/>
-        </w:rPr>
-        <w:t xml:space="preserve"> with JUnit Jupiter and successfully implemented data persistence</w:t>
-      </w:r>
-      <w:r>
-        <w:rPr>
-          <w:rFonts w:ascii="Calibri Light" w:hAnsi="Calibri Light" w:cs="Calibri Light"/>
-          <w:sz w:val="18"/>
-          <w:szCs w:val="18"/>
+          <w:sz w:val="19"/>
+          <w:szCs w:val="19"/>
+        </w:rPr>
+        <w:t>validate my app behaviour with JUnit Jupiter and successfully implemented data persistence</w:t>
+      </w:r>
+      <w:r>
+        <w:rPr>
+          <w:rFonts w:ascii="Calibri Light" w:hAnsi="Calibri Light" w:cs="Calibri Light"/>
+          <w:sz w:val="19"/>
+          <w:szCs w:val="19"/>
         </w:rPr>
         <w:t xml:space="preserve">. </w:t>
       </w:r>
       <w:r>
         <w:rPr>
           <w:rFonts w:ascii="Calibri Light" w:hAnsi="Calibri Light" w:cs="Calibri Light"/>
-          <w:sz w:val="18"/>
-          <w:szCs w:val="18"/>
+          <w:sz w:val="19"/>
+          <w:szCs w:val="19"/>
         </w:rPr>
         <w:t>Through th</w:t>
       </w:r>
       <w:r>
         <w:rPr>
           <w:rFonts w:ascii="Calibri Light" w:hAnsi="Calibri Light" w:cs="Calibri Light"/>
-          <w:sz w:val="18"/>
-          <w:szCs w:val="18"/>
+          <w:sz w:val="19"/>
+          <w:szCs w:val="19"/>
         </w:rPr>
         <w:t>ese</w:t>
       </w:r>
       <w:r>
         <w:rPr>
           <w:rFonts w:ascii="Calibri Light" w:hAnsi="Calibri Light" w:cs="Calibri Light"/>
-          <w:sz w:val="18"/>
-          <w:szCs w:val="18"/>
+          <w:sz w:val="19"/>
+          <w:szCs w:val="19"/>
         </w:rPr>
         <w:t xml:space="preserve"> experience</w:t>
       </w:r>
       <w:r>
         <w:rPr>
           <w:rFonts w:ascii="Calibri Light" w:hAnsi="Calibri Light" w:cs="Calibri Light"/>
-          <w:sz w:val="18"/>
-          <w:szCs w:val="18"/>
+          <w:sz w:val="19"/>
+          <w:szCs w:val="19"/>
         </w:rPr>
         <w:t>s</w:t>
       </w:r>
       <w:r>
         <w:rPr>
           <w:rFonts w:ascii="Calibri Light" w:hAnsi="Calibri Light" w:cs="Calibri Light"/>
-          <w:sz w:val="18"/>
-          <w:szCs w:val="18"/>
+          <w:sz w:val="19"/>
+          <w:szCs w:val="19"/>
         </w:rPr>
         <w:t xml:space="preserve">, I strengthened my ability to </w:t>
       </w:r>
       <w:r>
         <w:rPr>
           <w:rFonts w:ascii="Calibri Light" w:hAnsi="Calibri Light" w:cs="Calibri Light"/>
-          <w:sz w:val="18"/>
-          <w:szCs w:val="18"/>
+          <w:sz w:val="19"/>
+          <w:szCs w:val="19"/>
         </w:rPr>
         <w:t>break down complex technical issues and see them through to resolution</w:t>
       </w:r>
       <w:r>
         <w:rPr>
           <w:rFonts w:ascii="Calibri Light" w:hAnsi="Calibri Light" w:cs="Calibri Light"/>
-          <w:sz w:val="18"/>
-          <w:szCs w:val="18"/>
+          <w:sz w:val="19"/>
+          <w:szCs w:val="19"/>
         </w:rPr>
         <w:t xml:space="preserve">, </w:t>
       </w:r>
       <w:r>
         <w:rPr>
           <w:rFonts w:ascii="Calibri Light" w:hAnsi="Calibri Light" w:cs="Calibri Light"/>
-          <w:sz w:val="18"/>
-          <w:szCs w:val="18"/>
+          <w:sz w:val="19"/>
+          <w:szCs w:val="19"/>
         </w:rPr>
         <w:t xml:space="preserve">even when working under </w:t>
       </w:r>
       <w:r>
         <w:rPr>
           <w:rFonts w:ascii="Calibri Light" w:hAnsi="Calibri Light" w:cs="Calibri Light"/>
-          <w:sz w:val="18"/>
-          <w:szCs w:val="18"/>
+          <w:sz w:val="19"/>
+          <w:szCs w:val="19"/>
         </w:rPr>
         <w:t xml:space="preserve">time constraints. </w:t>
       </w:r>
@@ -1656,425 +1028,407 @@
         <w:jc w:val="both"/>
         <w:rPr>
           <w:rFonts w:ascii="Calibri Light" w:hAnsi="Calibri Light" w:cs="Calibri Light"/>
-          <w:sz w:val="18"/>
-          <w:szCs w:val="18"/>
+          <w:sz w:val="19"/>
+          <w:szCs w:val="19"/>
         </w:rPr>
       </w:pPr>
       <w:r>
         <w:rPr>
           <w:rFonts w:ascii="Calibri Light" w:hAnsi="Calibri Light" w:cs="Calibri Light"/>
-          <w:sz w:val="18"/>
-          <w:szCs w:val="18"/>
-        </w:rPr>
-        <w:t xml:space="preserve">In my previous role as a clinical </w:t>
-      </w:r>
-      <w:proofErr w:type="gramStart"/>
-      <w:r>
-        <w:rPr>
-          <w:rFonts w:ascii="Calibri Light" w:hAnsi="Calibri Light" w:cs="Calibri Light"/>
-          <w:sz w:val="18"/>
-          <w:szCs w:val="18"/>
-        </w:rPr>
-        <w:t>genetics</w:t>
-      </w:r>
-      <w:proofErr w:type="gramEnd"/>
-      <w:r>
-        <w:rPr>
-          <w:rFonts w:ascii="Calibri Light" w:hAnsi="Calibri Light" w:cs="Calibri Light"/>
-          <w:sz w:val="18"/>
-          <w:szCs w:val="18"/>
-        </w:rPr>
-        <w:t xml:space="preserve"> technologist, I</w:t>
-      </w:r>
-      <w:r>
-        <w:rPr>
-          <w:rFonts w:ascii="Calibri Light" w:hAnsi="Calibri Light" w:cs="Calibri Light"/>
-          <w:sz w:val="18"/>
-          <w:szCs w:val="18"/>
+          <w:sz w:val="19"/>
+          <w:szCs w:val="19"/>
+        </w:rPr>
+        <w:t>In my previous role as a clinical genetics technologist, I</w:t>
+      </w:r>
+      <w:r>
+        <w:rPr>
+          <w:rFonts w:ascii="Calibri Light" w:hAnsi="Calibri Light" w:cs="Calibri Light"/>
+          <w:sz w:val="19"/>
+          <w:szCs w:val="19"/>
         </w:rPr>
         <w:t xml:space="preserve"> also</w:t>
       </w:r>
       <w:r>
         <w:rPr>
           <w:rFonts w:ascii="Calibri Light" w:hAnsi="Calibri Light" w:cs="Calibri Light"/>
-          <w:sz w:val="18"/>
-          <w:szCs w:val="18"/>
+          <w:sz w:val="19"/>
+          <w:szCs w:val="19"/>
         </w:rPr>
         <w:t xml:space="preserve"> gained valuable experience with the Genome Diagnostics team with the Provincial Health Services Authority. In this high-stakes, detail-driven environment, I supported end-to-end diagnostics workflows. From patient specimen accessioning to interpreting results, I brought a passionate work ethic to every task involved, ensuring </w:t>
       </w:r>
       <w:r>
         <w:rPr>
           <w:rFonts w:ascii="Calibri Light" w:hAnsi="Calibri Light" w:cs="Calibri Light"/>
-          <w:sz w:val="18"/>
-          <w:szCs w:val="18"/>
+          <w:sz w:val="19"/>
+          <w:szCs w:val="19"/>
         </w:rPr>
         <w:t>timely delivery</w:t>
       </w:r>
       <w:r>
         <w:rPr>
           <w:rFonts w:ascii="Calibri Light" w:hAnsi="Calibri Light" w:cs="Calibri Light"/>
-          <w:sz w:val="18"/>
-          <w:szCs w:val="18"/>
+          <w:sz w:val="19"/>
+          <w:szCs w:val="19"/>
         </w:rPr>
         <w:t xml:space="preserve"> of </w:t>
       </w:r>
       <w:r>
         <w:rPr>
           <w:rFonts w:ascii="Calibri Light" w:hAnsi="Calibri Light" w:cs="Calibri Light"/>
-          <w:sz w:val="18"/>
-          <w:szCs w:val="18"/>
+          <w:sz w:val="19"/>
+          <w:szCs w:val="19"/>
         </w:rPr>
         <w:t xml:space="preserve">test results </w:t>
       </w:r>
       <w:r>
         <w:rPr>
           <w:rFonts w:ascii="Calibri Light" w:hAnsi="Calibri Light" w:cs="Calibri Light"/>
-          <w:sz w:val="18"/>
-          <w:szCs w:val="18"/>
+          <w:sz w:val="19"/>
+          <w:szCs w:val="19"/>
         </w:rPr>
         <w:t>to ordering physicians, consistently meeting strict turnaround times.</w:t>
       </w:r>
       <w:r>
         <w:rPr>
           <w:rFonts w:ascii="Calibri Light" w:hAnsi="Calibri Light" w:cs="Calibri Light"/>
-          <w:sz w:val="18"/>
-          <w:szCs w:val="18"/>
+          <w:sz w:val="19"/>
+          <w:szCs w:val="19"/>
         </w:rPr>
         <w:t xml:space="preserve"> </w:t>
       </w:r>
       <w:r>
         <w:rPr>
           <w:rFonts w:ascii="Calibri Light" w:hAnsi="Calibri Light" w:cs="Calibri Light"/>
-          <w:sz w:val="18"/>
-          <w:szCs w:val="18"/>
+          <w:sz w:val="19"/>
+          <w:szCs w:val="19"/>
         </w:rPr>
         <w:t xml:space="preserve">I </w:t>
       </w:r>
       <w:r>
         <w:rPr>
           <w:rFonts w:ascii="Calibri Light" w:hAnsi="Calibri Light" w:cs="Calibri Light"/>
-          <w:sz w:val="18"/>
-          <w:szCs w:val="18"/>
+          <w:sz w:val="19"/>
+          <w:szCs w:val="19"/>
         </w:rPr>
         <w:t>was also responsible for operating, maintaining and troubleshooting diagnostic laboratory instruments</w:t>
       </w:r>
       <w:r>
         <w:rPr>
           <w:rFonts w:ascii="Calibri Light" w:hAnsi="Calibri Light" w:cs="Calibri Light"/>
-          <w:sz w:val="18"/>
-          <w:szCs w:val="18"/>
+          <w:sz w:val="19"/>
+          <w:szCs w:val="19"/>
         </w:rPr>
         <w:t xml:space="preserve"> and </w:t>
       </w:r>
       <w:r>
         <w:rPr>
           <w:rFonts w:ascii="Calibri Light" w:hAnsi="Calibri Light" w:cs="Calibri Light"/>
-          <w:sz w:val="18"/>
-          <w:szCs w:val="18"/>
+          <w:sz w:val="19"/>
+          <w:szCs w:val="19"/>
         </w:rPr>
         <w:t>relevant assays</w:t>
       </w:r>
       <w:r>
         <w:rPr>
           <w:rFonts w:ascii="Calibri Light" w:hAnsi="Calibri Light" w:cs="Calibri Light"/>
-          <w:sz w:val="18"/>
-          <w:szCs w:val="18"/>
+          <w:sz w:val="19"/>
+          <w:szCs w:val="19"/>
         </w:rPr>
         <w:t>, collaborating effectively with our relevant vendors</w:t>
       </w:r>
       <w:r>
         <w:rPr>
           <w:rFonts w:ascii="Calibri Light" w:hAnsi="Calibri Light" w:cs="Calibri Light"/>
-          <w:sz w:val="18"/>
-          <w:szCs w:val="18"/>
+          <w:sz w:val="19"/>
+          <w:szCs w:val="19"/>
         </w:rPr>
         <w:t xml:space="preserve">, </w:t>
       </w:r>
       <w:r>
         <w:rPr>
           <w:rFonts w:ascii="Calibri Light" w:hAnsi="Calibri Light" w:cs="Calibri Light"/>
-          <w:sz w:val="18"/>
-          <w:szCs w:val="18"/>
+          <w:sz w:val="19"/>
+          <w:szCs w:val="19"/>
         </w:rPr>
         <w:t>scientists</w:t>
       </w:r>
       <w:r>
         <w:rPr>
           <w:rFonts w:ascii="Calibri Light" w:hAnsi="Calibri Light" w:cs="Calibri Light"/>
-          <w:sz w:val="18"/>
-          <w:szCs w:val="18"/>
+          <w:sz w:val="19"/>
+          <w:szCs w:val="19"/>
         </w:rPr>
         <w:t xml:space="preserve"> </w:t>
       </w:r>
       <w:r>
         <w:rPr>
           <w:rFonts w:ascii="Calibri Light" w:hAnsi="Calibri Light" w:cs="Calibri Light"/>
-          <w:sz w:val="18"/>
-          <w:szCs w:val="18"/>
+          <w:sz w:val="19"/>
+          <w:szCs w:val="19"/>
         </w:rPr>
         <w:t xml:space="preserve">and </w:t>
       </w:r>
       <w:r>
         <w:rPr>
           <w:rFonts w:ascii="Calibri Light" w:hAnsi="Calibri Light" w:cs="Calibri Light"/>
-          <w:sz w:val="18"/>
-          <w:szCs w:val="18"/>
+          <w:sz w:val="19"/>
+          <w:szCs w:val="19"/>
         </w:rPr>
         <w:t xml:space="preserve">IT </w:t>
       </w:r>
       <w:r>
         <w:rPr>
           <w:rFonts w:ascii="Calibri Light" w:hAnsi="Calibri Light" w:cs="Calibri Light"/>
-          <w:sz w:val="18"/>
-          <w:szCs w:val="18"/>
+          <w:sz w:val="19"/>
+          <w:szCs w:val="19"/>
         </w:rPr>
         <w:t>teams</w:t>
       </w:r>
       <w:r>
         <w:rPr>
           <w:rFonts w:ascii="Calibri Light" w:hAnsi="Calibri Light" w:cs="Calibri Light"/>
-          <w:sz w:val="18"/>
-          <w:szCs w:val="18"/>
+          <w:sz w:val="19"/>
+          <w:szCs w:val="19"/>
         </w:rPr>
         <w:t xml:space="preserve"> </w:t>
       </w:r>
       <w:r>
         <w:rPr>
           <w:rFonts w:ascii="Calibri Light" w:hAnsi="Calibri Light" w:cs="Calibri Light"/>
-          <w:sz w:val="18"/>
-          <w:szCs w:val="18"/>
+          <w:sz w:val="19"/>
+          <w:szCs w:val="19"/>
         </w:rPr>
         <w:t>to ensure that downtime was minimized</w:t>
       </w:r>
       <w:r>
         <w:rPr>
           <w:rFonts w:ascii="Calibri Light" w:hAnsi="Calibri Light" w:cs="Calibri Light"/>
-          <w:sz w:val="18"/>
-          <w:szCs w:val="18"/>
+          <w:sz w:val="19"/>
+          <w:szCs w:val="19"/>
         </w:rPr>
         <w:t xml:space="preserve"> as much as possible</w:t>
       </w:r>
       <w:r>
         <w:rPr>
           <w:rFonts w:ascii="Calibri Light" w:hAnsi="Calibri Light" w:cs="Calibri Light"/>
-          <w:sz w:val="18"/>
-          <w:szCs w:val="18"/>
+          <w:sz w:val="19"/>
+          <w:szCs w:val="19"/>
         </w:rPr>
         <w:t xml:space="preserve"> so</w:t>
       </w:r>
       <w:r>
         <w:rPr>
           <w:rFonts w:ascii="Calibri Light" w:hAnsi="Calibri Light" w:cs="Calibri Light"/>
-          <w:sz w:val="18"/>
-          <w:szCs w:val="18"/>
+          <w:sz w:val="19"/>
+          <w:szCs w:val="19"/>
         </w:rPr>
         <w:t xml:space="preserve"> critical</w:t>
       </w:r>
       <w:r>
         <w:rPr>
           <w:rFonts w:ascii="Calibri Light" w:hAnsi="Calibri Light" w:cs="Calibri Light"/>
-          <w:sz w:val="18"/>
-          <w:szCs w:val="18"/>
+          <w:sz w:val="19"/>
+          <w:szCs w:val="19"/>
         </w:rPr>
         <w:t xml:space="preserve"> processes could continue running</w:t>
       </w:r>
       <w:r>
         <w:rPr>
           <w:rFonts w:ascii="Calibri Light" w:hAnsi="Calibri Light" w:cs="Calibri Light"/>
-          <w:sz w:val="18"/>
-          <w:szCs w:val="18"/>
+          <w:sz w:val="19"/>
+          <w:szCs w:val="19"/>
         </w:rPr>
         <w:t>.</w:t>
       </w:r>
       <w:r>
         <w:rPr>
           <w:rFonts w:ascii="Calibri Light" w:hAnsi="Calibri Light" w:cs="Calibri Light"/>
-          <w:sz w:val="18"/>
-          <w:szCs w:val="18"/>
+          <w:sz w:val="19"/>
+          <w:szCs w:val="19"/>
         </w:rPr>
         <w:t xml:space="preserve"> </w:t>
       </w:r>
       <w:r>
         <w:rPr>
           <w:rFonts w:ascii="Calibri Light" w:hAnsi="Calibri Light" w:cs="Calibri Light"/>
-          <w:sz w:val="18"/>
-          <w:szCs w:val="18"/>
+          <w:sz w:val="19"/>
+          <w:szCs w:val="19"/>
         </w:rPr>
         <w:t xml:space="preserve">I also </w:t>
       </w:r>
       <w:r>
         <w:rPr>
           <w:rFonts w:ascii="Calibri Light" w:hAnsi="Calibri Light" w:cs="Calibri Light"/>
-          <w:sz w:val="18"/>
-          <w:szCs w:val="18"/>
+          <w:sz w:val="19"/>
+          <w:szCs w:val="19"/>
         </w:rPr>
         <w:t>took on mentorship responsibilities, training incoming junior technologists and practicum students, helping to foster a collaborative, harmonious learning environment</w:t>
       </w:r>
       <w:r>
         <w:rPr>
           <w:rFonts w:ascii="Calibri Light" w:hAnsi="Calibri Light" w:cs="Calibri Light"/>
-          <w:sz w:val="18"/>
-          <w:szCs w:val="18"/>
+          <w:sz w:val="19"/>
+          <w:szCs w:val="19"/>
         </w:rPr>
         <w:t>: an experience that required clear communication of complex</w:t>
       </w:r>
       <w:r>
         <w:rPr>
           <w:rFonts w:ascii="Calibri Light" w:hAnsi="Calibri Light" w:cs="Calibri Light"/>
-          <w:sz w:val="18"/>
-          <w:szCs w:val="18"/>
+          <w:sz w:val="19"/>
+          <w:szCs w:val="19"/>
         </w:rPr>
         <w:t xml:space="preserve"> technical</w:t>
       </w:r>
       <w:r>
         <w:rPr>
           <w:rFonts w:ascii="Calibri Light" w:hAnsi="Calibri Light" w:cs="Calibri Light"/>
-          <w:sz w:val="18"/>
-          <w:szCs w:val="18"/>
+          <w:sz w:val="19"/>
+          <w:szCs w:val="19"/>
         </w:rPr>
         <w:t xml:space="preserve"> concepts and patience.</w:t>
       </w:r>
       <w:r>
         <w:rPr>
           <w:rFonts w:ascii="Calibri Light" w:hAnsi="Calibri Light" w:cs="Calibri Light"/>
-          <w:sz w:val="18"/>
-          <w:szCs w:val="18"/>
+          <w:sz w:val="19"/>
+          <w:szCs w:val="19"/>
         </w:rPr>
         <w:t xml:space="preserve"> This role had strengthened my interpersonal skills, analytical thinking and ability to stay calm under </w:t>
       </w:r>
       <w:r>
         <w:rPr>
           <w:rFonts w:ascii="Calibri Light" w:hAnsi="Calibri Light" w:cs="Calibri Light"/>
-          <w:sz w:val="18"/>
-          <w:szCs w:val="18"/>
+          <w:sz w:val="19"/>
+          <w:szCs w:val="19"/>
         </w:rPr>
         <w:t>pressure</w:t>
       </w:r>
       <w:r>
         <w:rPr>
           <w:rFonts w:ascii="Calibri Light" w:hAnsi="Calibri Light" w:cs="Calibri Light"/>
-          <w:sz w:val="18"/>
-          <w:szCs w:val="18"/>
+          <w:sz w:val="19"/>
+          <w:szCs w:val="19"/>
         </w:rPr>
         <w:t xml:space="preserve">. </w:t>
       </w:r>
       <w:r>
         <w:rPr>
           <w:rFonts w:ascii="Calibri Light" w:hAnsi="Calibri Light" w:cs="Calibri Light"/>
-          <w:sz w:val="18"/>
-          <w:szCs w:val="18"/>
+          <w:sz w:val="19"/>
+          <w:szCs w:val="19"/>
         </w:rPr>
         <w:t xml:space="preserve">Combined with my </w:t>
       </w:r>
       <w:r>
         <w:rPr>
           <w:rFonts w:ascii="Calibri Light" w:hAnsi="Calibri Light" w:cs="Calibri Light"/>
-          <w:sz w:val="18"/>
-          <w:szCs w:val="18"/>
+          <w:sz w:val="19"/>
+          <w:szCs w:val="19"/>
         </w:rPr>
         <w:t xml:space="preserve">prior experience in </w:t>
       </w:r>
       <w:r>
         <w:rPr>
           <w:rFonts w:ascii="Calibri Light" w:hAnsi="Calibri Light" w:cs="Calibri Light"/>
-          <w:sz w:val="18"/>
-          <w:szCs w:val="18"/>
+          <w:sz w:val="19"/>
+          <w:szCs w:val="19"/>
         </w:rPr>
         <w:t xml:space="preserve">client-facing </w:t>
       </w:r>
       <w:r>
         <w:rPr>
           <w:rFonts w:ascii="Calibri Light" w:hAnsi="Calibri Light" w:cs="Calibri Light"/>
-          <w:sz w:val="18"/>
-          <w:szCs w:val="18"/>
+          <w:sz w:val="19"/>
+          <w:szCs w:val="19"/>
         </w:rPr>
         <w:t>environment</w:t>
       </w:r>
       <w:r>
         <w:rPr>
           <w:rFonts w:ascii="Calibri Light" w:hAnsi="Calibri Light" w:cs="Calibri Light"/>
-          <w:sz w:val="18"/>
-          <w:szCs w:val="18"/>
+          <w:sz w:val="19"/>
+          <w:szCs w:val="19"/>
         </w:rPr>
         <w:t>s</w:t>
       </w:r>
       <w:r>
         <w:rPr>
           <w:rFonts w:ascii="Calibri Light" w:hAnsi="Calibri Light" w:cs="Calibri Light"/>
-          <w:sz w:val="18"/>
-          <w:szCs w:val="18"/>
+          <w:sz w:val="19"/>
+          <w:szCs w:val="19"/>
         </w:rPr>
         <w:t xml:space="preserve">, I </w:t>
       </w:r>
       <w:r>
         <w:rPr>
           <w:rFonts w:ascii="Calibri Light" w:hAnsi="Calibri Light" w:cs="Calibri Light"/>
-          <w:sz w:val="18"/>
-          <w:szCs w:val="18"/>
+          <w:sz w:val="19"/>
+          <w:szCs w:val="19"/>
         </w:rPr>
         <w:t xml:space="preserve">have </w:t>
       </w:r>
       <w:r>
         <w:rPr>
           <w:rFonts w:ascii="Calibri Light" w:hAnsi="Calibri Light" w:cs="Calibri Light"/>
-          <w:sz w:val="18"/>
-          <w:szCs w:val="18"/>
+          <w:sz w:val="19"/>
+          <w:szCs w:val="19"/>
         </w:rPr>
         <w:t xml:space="preserve">developed strong communication skills and </w:t>
       </w:r>
       <w:r>
         <w:rPr>
           <w:rFonts w:ascii="Calibri Light" w:hAnsi="Calibri Light" w:cs="Calibri Light"/>
-          <w:sz w:val="18"/>
-          <w:szCs w:val="18"/>
+          <w:sz w:val="19"/>
+          <w:szCs w:val="19"/>
         </w:rPr>
         <w:t>an ability to deliver support that is empathetic and solutions-oriented.</w:t>
       </w:r>
       <w:r>
         <w:rPr>
           <w:rFonts w:ascii="Calibri Light" w:hAnsi="Calibri Light" w:cs="Calibri Light"/>
-          <w:sz w:val="18"/>
-          <w:szCs w:val="18"/>
+          <w:sz w:val="19"/>
+          <w:szCs w:val="19"/>
         </w:rPr>
         <w:t xml:space="preserve"> </w:t>
       </w:r>
       <w:r>
         <w:rPr>
           <w:rFonts w:ascii="Calibri Light" w:hAnsi="Calibri Light" w:cs="Calibri Light"/>
-          <w:sz w:val="18"/>
-          <w:szCs w:val="18"/>
+          <w:sz w:val="19"/>
+          <w:szCs w:val="19"/>
         </w:rPr>
         <w:t xml:space="preserve">It also instilled in me a strong sense of responsibility and attention to detail: all of which are now carried over into my approaches </w:t>
       </w:r>
       <w:r>
         <w:rPr>
           <w:rFonts w:ascii="Calibri Light" w:hAnsi="Calibri Light" w:cs="Calibri Light"/>
-          <w:sz w:val="18"/>
-          <w:szCs w:val="18"/>
+          <w:sz w:val="19"/>
+          <w:szCs w:val="19"/>
         </w:rPr>
         <w:t>to</w:t>
       </w:r>
       <w:r>
         <w:rPr>
           <w:rFonts w:ascii="Calibri Light" w:hAnsi="Calibri Light" w:cs="Calibri Light"/>
-          <w:sz w:val="18"/>
-          <w:szCs w:val="18"/>
+          <w:sz w:val="19"/>
+          <w:szCs w:val="19"/>
         </w:rPr>
         <w:t xml:space="preserve"> technology-related experiences</w:t>
       </w:r>
       <w:r>
         <w:rPr>
           <w:rFonts w:ascii="Calibri Light" w:hAnsi="Calibri Light" w:cs="Calibri Light"/>
-          <w:sz w:val="18"/>
-          <w:szCs w:val="18"/>
+          <w:sz w:val="19"/>
+          <w:szCs w:val="19"/>
         </w:rPr>
         <w:t>.</w:t>
       </w:r>
       <w:r>
         <w:rPr>
           <w:rFonts w:ascii="Calibri Light" w:hAnsi="Calibri Light" w:cs="Calibri Light"/>
-          <w:sz w:val="18"/>
-          <w:szCs w:val="18"/>
+          <w:sz w:val="19"/>
+          <w:szCs w:val="19"/>
         </w:rPr>
         <w:t xml:space="preserve"> </w:t>
       </w:r>
@@ -2086,8 +1440,8 @@
         <w:jc w:val="both"/>
         <w:rPr>
           <w:rFonts w:ascii="Calibri Light" w:hAnsi="Calibri Light" w:cs="Calibri Light"/>
-          <w:sz w:val="18"/>
-          <w:szCs w:val="18"/>
+          <w:sz w:val="19"/>
+          <w:szCs w:val="19"/>
         </w:rPr>
       </w:pPr>
     </w:p>
@@ -2099,141 +1453,95 @@
         <w:rPr>
           <w:rFonts w:ascii="Calibri Light" w:hAnsi="Calibri Light" w:cs="Calibri Light"/>
           <w:color w:val="111111"/>
-          <w:sz w:val="18"/>
-          <w:szCs w:val="18"/>
+          <w:sz w:val="19"/>
+          <w:szCs w:val="19"/>
         </w:rPr>
       </w:pPr>
       <w:r>
         <w:rPr>
           <w:rFonts w:ascii="Calibri Light" w:hAnsi="Calibri Light" w:cs="Calibri Light"/>
-          <w:sz w:val="18"/>
-          <w:szCs w:val="18"/>
+          <w:sz w:val="19"/>
+          <w:szCs w:val="19"/>
         </w:rPr>
         <w:t xml:space="preserve">I am eager to contribute </w:t>
       </w:r>
       <w:r>
         <w:rPr>
           <w:rFonts w:ascii="Calibri Light" w:hAnsi="Calibri Light" w:cs="Calibri Light"/>
-          <w:sz w:val="18"/>
-          <w:szCs w:val="18"/>
+          <w:sz w:val="19"/>
+          <w:szCs w:val="19"/>
         </w:rPr>
         <w:t xml:space="preserve">and support your technical infrastructure at </w:t>
       </w:r>
-      <w:proofErr w:type="gramStart"/>
-      <w:r>
-        <w:rPr>
-          <w:rFonts w:ascii="Calibri Light" w:hAnsi="Calibri Light" w:cs="Calibri Light"/>
-          <w:sz w:val="18"/>
-          <w:szCs w:val="18"/>
-        </w:rPr>
-        <w:t xml:space="preserve">{{ </w:t>
-      </w:r>
-      <w:proofErr w:type="spellStart"/>
-      <w:r>
-        <w:rPr>
-          <w:rFonts w:ascii="Calibri Light" w:hAnsi="Calibri Light" w:cs="Calibri Light"/>
-          <w:sz w:val="18"/>
-          <w:szCs w:val="18"/>
-        </w:rPr>
-        <w:t>company</w:t>
-      </w:r>
-      <w:proofErr w:type="gramEnd"/>
-      <w:r>
-        <w:rPr>
-          <w:rFonts w:ascii="Calibri Light" w:hAnsi="Calibri Light" w:cs="Calibri Light"/>
-          <w:sz w:val="18"/>
-          <w:szCs w:val="18"/>
-        </w:rPr>
-        <w:t>_</w:t>
-      </w:r>
-      <w:proofErr w:type="gramStart"/>
-      <w:r>
-        <w:rPr>
-          <w:rFonts w:ascii="Calibri Light" w:hAnsi="Calibri Light" w:cs="Calibri Light"/>
-          <w:sz w:val="18"/>
-          <w:szCs w:val="18"/>
-        </w:rPr>
-        <w:t>name</w:t>
-      </w:r>
-      <w:proofErr w:type="spellEnd"/>
-      <w:r>
-        <w:rPr>
-          <w:rFonts w:ascii="Calibri Light" w:hAnsi="Calibri Light" w:cs="Calibri Light"/>
-          <w:sz w:val="18"/>
-          <w:szCs w:val="18"/>
-        </w:rPr>
-        <w:t xml:space="preserve"> }}</w:t>
-      </w:r>
-      <w:r>
-        <w:rPr>
-          <w:rFonts w:ascii="Calibri Light" w:hAnsi="Calibri Light" w:cs="Calibri Light"/>
-          <w:sz w:val="18"/>
-          <w:szCs w:val="18"/>
+      <w:r>
+        <w:rPr>
+          <w:rFonts w:ascii="Calibri Light" w:hAnsi="Calibri Light" w:cs="Calibri Light"/>
+          <w:sz w:val="19"/>
+          <w:szCs w:val="19"/>
+        </w:rPr>
+        <w:t>{{ company_name }}</w:t>
+      </w:r>
+      <w:r>
+        <w:rPr>
+          <w:rFonts w:ascii="Calibri Light" w:hAnsi="Calibri Light" w:cs="Calibri Light"/>
+          <w:sz w:val="19"/>
+          <w:szCs w:val="19"/>
         </w:rPr>
         <w:t>,</w:t>
       </w:r>
       <w:r>
         <w:rPr>
           <w:rFonts w:ascii="Calibri Light" w:hAnsi="Calibri Light" w:cs="Calibri Light"/>
-          <w:sz w:val="18"/>
-          <w:szCs w:val="18"/>
-        </w:rPr>
-        <w:t xml:space="preserve"> and</w:t>
-      </w:r>
-      <w:proofErr w:type="gramEnd"/>
-      <w:r>
-        <w:rPr>
-          <w:rFonts w:ascii="Calibri Light" w:hAnsi="Calibri Light" w:cs="Calibri Light"/>
-          <w:sz w:val="18"/>
-          <w:szCs w:val="18"/>
-        </w:rPr>
-        <w:t xml:space="preserve"> am motivated to help create real-world impact with your organization.</w:t>
-      </w:r>
-      <w:r>
-        <w:rPr>
-          <w:rFonts w:ascii="Calibri Light" w:hAnsi="Calibri Light" w:cs="Calibri Light"/>
-          <w:sz w:val="18"/>
-          <w:szCs w:val="18"/>
+          <w:sz w:val="19"/>
+          <w:szCs w:val="19"/>
+        </w:rPr>
+        <w:t xml:space="preserve"> and am motivated to help create real-world impact with your organization.</w:t>
+      </w:r>
+      <w:r>
+        <w:rPr>
+          <w:rFonts w:ascii="Calibri Light" w:hAnsi="Calibri Light" w:cs="Calibri Light"/>
+          <w:sz w:val="19"/>
+          <w:szCs w:val="19"/>
         </w:rPr>
         <w:t xml:space="preserve"> </w:t>
       </w:r>
       <w:r>
         <w:rPr>
           <w:rFonts w:ascii="Calibri Light" w:hAnsi="Calibri Light" w:cs="Calibri Light"/>
-          <w:sz w:val="18"/>
-          <w:szCs w:val="18"/>
+          <w:sz w:val="19"/>
+          <w:szCs w:val="19"/>
         </w:rPr>
         <w:t>This</w:t>
       </w:r>
       <w:r>
         <w:rPr>
           <w:rFonts w:ascii="Calibri Light" w:hAnsi="Calibri Light" w:cs="Calibri Light"/>
-          <w:sz w:val="18"/>
-          <w:szCs w:val="18"/>
+          <w:sz w:val="19"/>
+          <w:szCs w:val="19"/>
         </w:rPr>
         <w:t xml:space="preserve"> co-op opportunity is both rewarding and challenging, and as a hard-working individual who thrives on overcoming challenges,</w:t>
       </w:r>
       <w:r>
         <w:rPr>
           <w:rFonts w:ascii="Calibri Light" w:hAnsi="Calibri Light" w:cs="Calibri Light"/>
-          <w:sz w:val="18"/>
-          <w:szCs w:val="18"/>
+          <w:sz w:val="19"/>
+          <w:szCs w:val="19"/>
         </w:rPr>
         <w:t xml:space="preserve"> </w:t>
       </w:r>
       <w:r>
         <w:rPr>
           <w:rFonts w:ascii="Calibri Light" w:hAnsi="Calibri Light" w:cs="Calibri Light"/>
-          <w:sz w:val="18"/>
-          <w:szCs w:val="18"/>
+          <w:sz w:val="19"/>
+          <w:szCs w:val="19"/>
         </w:rPr>
         <w:t>I hope to contribute</w:t>
       </w:r>
       <w:r>
         <w:rPr>
           <w:rFonts w:ascii="Calibri Light" w:hAnsi="Calibri Light" w:cs="Calibri Light"/>
-          <w:sz w:val="18"/>
-          <w:szCs w:val="18"/>
+          <w:sz w:val="19"/>
+          <w:szCs w:val="19"/>
         </w:rPr>
         <w:t xml:space="preserve"> </w:t>
       </w:r>
@@ -2241,8 +1549,8 @@
         <w:rPr>
           <w:rFonts w:ascii="Calibri Light" w:hAnsi="Calibri Light" w:cs="Calibri Light"/>
           <w:color w:val="111111"/>
-          <w:sz w:val="18"/>
-          <w:szCs w:val="18"/>
+          <w:sz w:val="19"/>
+          <w:szCs w:val="19"/>
         </w:rPr>
         <w:t xml:space="preserve">my </w:t>
       </w:r>
@@ -2250,8 +1558,8 @@
         <w:rPr>
           <w:rFonts w:ascii="Calibri Light" w:hAnsi="Calibri Light" w:cs="Calibri Light"/>
           <w:color w:val="111111"/>
-          <w:sz w:val="18"/>
-          <w:szCs w:val="18"/>
+          <w:sz w:val="19"/>
+          <w:szCs w:val="19"/>
         </w:rPr>
         <w:t>efforts</w:t>
       </w:r>
@@ -2259,8 +1567,8 @@
         <w:rPr>
           <w:rFonts w:ascii="Calibri Light" w:hAnsi="Calibri Light" w:cs="Calibri Light"/>
           <w:color w:val="111111"/>
-          <w:sz w:val="18"/>
-          <w:szCs w:val="18"/>
+          <w:sz w:val="19"/>
+          <w:szCs w:val="19"/>
         </w:rPr>
         <w:t xml:space="preserve"> </w:t>
       </w:r>
@@ -2268,8 +1576,8 @@
         <w:rPr>
           <w:rFonts w:ascii="Calibri Light" w:hAnsi="Calibri Light" w:cs="Calibri Light"/>
           <w:color w:val="111111"/>
-          <w:sz w:val="18"/>
-          <w:szCs w:val="18"/>
+          <w:sz w:val="19"/>
+          <w:szCs w:val="19"/>
         </w:rPr>
         <w:t>to your team.</w:t>
       </w:r>
@@ -2277,8 +1585,8 @@
         <w:rPr>
           <w:rFonts w:ascii="Calibri Light" w:hAnsi="Calibri Light" w:cs="Calibri Light"/>
           <w:color w:val="111111"/>
-          <w:sz w:val="18"/>
-          <w:szCs w:val="18"/>
+          <w:sz w:val="19"/>
+          <w:szCs w:val="19"/>
         </w:rPr>
         <w:t xml:space="preserve"> </w:t>
       </w:r>
@@ -2286,8 +1594,8 @@
         <w:rPr>
           <w:rFonts w:ascii="Calibri Light" w:hAnsi="Calibri Light" w:cs="Calibri Light"/>
           <w:color w:val="111111"/>
-          <w:sz w:val="18"/>
-          <w:szCs w:val="18"/>
+          <w:sz w:val="19"/>
+          <w:szCs w:val="19"/>
         </w:rPr>
         <w:t xml:space="preserve">Thank you for your consideration of my application. If you have any further questions, please do not hesitate to contact me. I </w:t>
       </w:r>
@@ -2295,8 +1603,8 @@
         <w:rPr>
           <w:rFonts w:ascii="Calibri Light" w:hAnsi="Calibri Light" w:cs="Calibri Light"/>
           <w:color w:val="111111"/>
-          <w:sz w:val="18"/>
-          <w:szCs w:val="18"/>
+          <w:sz w:val="19"/>
+          <w:szCs w:val="19"/>
         </w:rPr>
         <w:t>look forward to hearing back from you.</w:t>
       </w:r>
@@ -2315,16 +1623,16 @@
         <w:rPr>
           <w:rFonts w:ascii="Calibri Light" w:hAnsi="Calibri Light" w:cs="Calibri Light"/>
           <w:color w:val="111111"/>
-          <w:sz w:val="18"/>
-          <w:szCs w:val="18"/>
+          <w:sz w:val="19"/>
+          <w:szCs w:val="19"/>
         </w:rPr>
       </w:pPr>
       <w:r>
         <w:rPr>
           <w:rFonts w:ascii="Calibri Light" w:hAnsi="Calibri Light" w:cs="Calibri Light"/>
           <w:color w:val="111111"/>
-          <w:sz w:val="18"/>
-          <w:szCs w:val="18"/>
+          <w:sz w:val="19"/>
+          <w:szCs w:val="19"/>
         </w:rPr>
         <w:t>Best regards,</w:t>
       </w:r>
@@ -2332,8 +1640,8 @@
         <w:rPr>
           <w:rFonts w:ascii="Calibri Light" w:hAnsi="Calibri Light" w:cs="Calibri Light"/>
           <w:color w:val="111111"/>
-          <w:sz w:val="18"/>
-          <w:szCs w:val="18"/>
+          <w:sz w:val="19"/>
+          <w:szCs w:val="19"/>
         </w:rPr>
         <w:br/>
       </w:r>
@@ -2341,8 +1649,8 @@
         <w:rPr>
           <w:rFonts w:ascii="Calibri Light" w:hAnsi="Calibri Light" w:cs="Calibri Light"/>
           <w:color w:val="111111"/>
-          <w:sz w:val="18"/>
-          <w:szCs w:val="18"/>
+          <w:sz w:val="19"/>
+          <w:szCs w:val="19"/>
         </w:rPr>
         <w:br/>
       </w:r>
@@ -2350,17 +1658,8 @@
         <w:rPr>
           <w:rFonts w:ascii="Calibri Light" w:hAnsi="Calibri Light" w:cs="Calibri Light"/>
           <w:color w:val="111111"/>
-          <w:sz w:val="18"/>
-          <w:szCs w:val="18"/>
-        </w:rPr>
-        <w:br/>
-      </w:r>
-      <w:r>
-        <w:rPr>
-          <w:rFonts w:ascii="Calibri Light" w:hAnsi="Calibri Light" w:cs="Calibri Light"/>
-          <w:color w:val="111111"/>
-          <w:sz w:val="18"/>
-          <w:szCs w:val="18"/>
+          <w:sz w:val="19"/>
+          <w:szCs w:val="19"/>
         </w:rPr>
         <w:t>Sam Lui</w:t>
       </w:r>
@@ -2368,8 +1667,8 @@
         <w:rPr>
           <w:rFonts w:asciiTheme="majorHAnsi" w:hAnsiTheme="majorHAnsi" w:cstheme="majorHAnsi"/>
           <w:color w:val="111111"/>
-          <w:sz w:val="18"/>
-          <w:szCs w:val="18"/>
+          <w:sz w:val="19"/>
+          <w:szCs w:val="19"/>
         </w:rPr>
         <w:t xml:space="preserve">  </w:t>
       </w:r>

--- a/IT_CoverLetterTemplate.docx
+++ b/IT_CoverLetterTemplate.docx
@@ -530,9 +530,11 @@
         <w:ind w:right="113"/>
         <w:jc w:val="both"/>
         <w:rPr>
-          <w:rFonts w:ascii="Calibri Light" w:hAnsi="Calibri Light" w:cs="Calibri Light"/>
-          <w:sz w:val="19"/>
-          <w:szCs w:val="19"/>
+          <w:rFonts w:ascii="Calibri Light" w:eastAsia="Cambria" w:hAnsi="Calibri Light" w:cs="Calibri Light"/>
+          <w:bCs/>
+          <w:sz w:val="19"/>
+          <w:szCs w:val="19"/>
+          <w:lang w:val="en-CA"/>
         </w:rPr>
       </w:pPr>
       <w:r>
@@ -557,15 +559,15 @@
           <w:sz w:val="19"/>
           <w:szCs w:val="19"/>
         </w:rPr>
-        <w:t xml:space="preserve"> my current </w:t>
-      </w:r>
-      <w:r>
-        <w:rPr>
-          <w:rFonts w:ascii="Calibri Light" w:hAnsi="Calibri Light" w:cs="Calibri Light"/>
-          <w:sz w:val="19"/>
-          <w:szCs w:val="19"/>
-        </w:rPr>
-        <w:t>co-op position,</w:t>
+        <w:t xml:space="preserve"> </w:t>
+      </w:r>
+      <w:r>
+        <w:rPr>
+          <w:rFonts w:ascii="Calibri Light" w:hAnsi="Calibri Light" w:cs="Calibri Light"/>
+          <w:sz w:val="19"/>
+          <w:szCs w:val="19"/>
+        </w:rPr>
+        <w:t>internships,</w:t>
       </w:r>
       <w:r>
         <w:rPr>
@@ -601,137 +603,48 @@
       </w:r>
       <w:r>
         <w:rPr>
-          <w:rFonts w:ascii="Calibri Light" w:eastAsia="Cambria" w:hAnsi="Calibri Light" w:cs="Calibri Light"/>
-          <w:bCs/>
-          <w:sz w:val="19"/>
-          <w:szCs w:val="19"/>
-          <w:lang w:val="en-CA"/>
-        </w:rPr>
-        <w:t xml:space="preserve">Currently, I am gaining practical experience as an Information Technology Analyst Co-op Student with Shared Service Canada, where I am supporting enterprise-level IT workflows in a federal government setting. This role is providing me with exposure to Linux-based operating systems, </w:t>
-      </w:r>
-      <w:r>
-        <w:rPr>
-          <w:rFonts w:ascii="Calibri Light" w:eastAsia="Cambria" w:hAnsi="Calibri Light" w:cs="Calibri Light"/>
-          <w:bCs/>
-          <w:sz w:val="19"/>
-          <w:szCs w:val="19"/>
-          <w:lang w:val="en-CA"/>
-        </w:rPr>
-        <w:t>common IT-enterprise software tools such as Confluence and Service Manager 9</w:t>
-      </w:r>
-      <w:r>
-        <w:rPr>
-          <w:rFonts w:ascii="Calibri Light" w:eastAsia="Cambria" w:hAnsi="Calibri Light" w:cs="Calibri Light"/>
-          <w:bCs/>
-          <w:sz w:val="19"/>
-          <w:szCs w:val="19"/>
-          <w:lang w:val="en-CA"/>
-        </w:rPr>
-        <w:t>, and is helping me develop many transferrable skills that are required in working in a large, client-facing Agile-style team</w:t>
-      </w:r>
-      <w:r>
-        <w:rPr>
-          <w:rFonts w:ascii="Calibri Light" w:eastAsia="Cambria" w:hAnsi="Calibri Light" w:cs="Calibri Light"/>
-          <w:bCs/>
-          <w:sz w:val="19"/>
-          <w:szCs w:val="19"/>
-          <w:lang w:val="en-CA"/>
-        </w:rPr>
-        <w:t>.</w:t>
-      </w:r>
-      <w:r>
-        <w:rPr>
-          <w:rFonts w:ascii="Calibri Light" w:eastAsia="Cambria" w:hAnsi="Calibri Light" w:cs="Calibri Light"/>
-          <w:bCs/>
-          <w:sz w:val="19"/>
-          <w:szCs w:val="19"/>
-          <w:lang w:val="en-CA"/>
-        </w:rPr>
-        <w:t xml:space="preserve"> I</w:t>
-      </w:r>
-      <w:r>
-        <w:rPr>
-          <w:rFonts w:ascii="Calibri Light" w:eastAsia="Cambria" w:hAnsi="Calibri Light" w:cs="Calibri Light"/>
-          <w:bCs/>
-          <w:sz w:val="19"/>
-          <w:szCs w:val="19"/>
-          <w:lang w:val="en-CA"/>
-        </w:rPr>
-        <w:t xml:space="preserve"> also</w:t>
-      </w:r>
-      <w:r>
-        <w:rPr>
-          <w:rFonts w:ascii="Calibri Light" w:eastAsia="Cambria" w:hAnsi="Calibri Light" w:cs="Calibri Light"/>
-          <w:bCs/>
-          <w:sz w:val="19"/>
-          <w:szCs w:val="19"/>
-          <w:lang w:val="en-CA"/>
-        </w:rPr>
-        <w:t xml:space="preserve"> aim to identify potential opportunities for automation to streamline recurring processes and improve efficiency through scripting with JavaScript, Python and PowerShell, building on my interest in workflow optimization. </w:t>
-      </w:r>
-      <w:r>
-        <w:rPr>
-          <w:rFonts w:ascii="Calibri Light" w:hAnsi="Calibri Light" w:cs="Calibri Light"/>
-          <w:sz w:val="19"/>
-          <w:szCs w:val="19"/>
-        </w:rPr>
-        <w:t xml:space="preserve">Additionally, </w:t>
-      </w:r>
-      <w:r>
-        <w:rPr>
-          <w:rFonts w:ascii="Calibri Light" w:hAnsi="Calibri Light" w:cs="Calibri Light"/>
-          <w:sz w:val="19"/>
-          <w:szCs w:val="19"/>
-        </w:rPr>
-        <w:t>I have strong familiarity with</w:t>
-      </w:r>
-      <w:r>
-        <w:rPr>
-          <w:rFonts w:ascii="Calibri Light" w:hAnsi="Calibri Light" w:cs="Calibri Light"/>
-          <w:sz w:val="19"/>
-          <w:szCs w:val="19"/>
-        </w:rPr>
-        <w:t xml:space="preserve"> Windows operating systems and Microsoft 365 tools, and I have als</w:t>
-      </w:r>
-      <w:r>
-        <w:rPr>
-          <w:rFonts w:ascii="Calibri Light" w:hAnsi="Calibri Light" w:cs="Calibri Light"/>
-          <w:sz w:val="19"/>
-          <w:szCs w:val="19"/>
-        </w:rPr>
-        <w:t>o used</w:t>
-      </w:r>
-      <w:r>
-        <w:rPr>
-          <w:rFonts w:ascii="Calibri Light" w:hAnsi="Calibri Light" w:cs="Calibri Light"/>
-          <w:sz w:val="19"/>
-          <w:szCs w:val="19"/>
-        </w:rPr>
-        <w:t xml:space="preserve"> version control</w:t>
-      </w:r>
-      <w:r>
-        <w:rPr>
-          <w:rFonts w:ascii="Calibri Light" w:hAnsi="Calibri Light" w:cs="Calibri Light"/>
-          <w:sz w:val="19"/>
-          <w:szCs w:val="19"/>
-        </w:rPr>
-        <w:t xml:space="preserve"> software</w:t>
-      </w:r>
-      <w:r>
-        <w:rPr>
-          <w:rFonts w:ascii="Calibri Light" w:hAnsi="Calibri Light" w:cs="Calibri Light"/>
-          <w:sz w:val="19"/>
-          <w:szCs w:val="19"/>
+          <w:rFonts w:ascii="Calibri Light" w:hAnsi="Calibri Light" w:cs="Calibri Light"/>
+          <w:sz w:val="18"/>
+          <w:szCs w:val="18"/>
+          <w:highlight w:val="yellow"/>
+        </w:rPr>
+        <w:t>Previously, I was associated with Shared Services Canada as an I.T. Analyst, where I supported enterprise-level I.T. workflows within the federal government.</w:t>
+      </w:r>
+      <w:r>
+        <w:rPr>
+          <w:rFonts w:ascii="Calibri Light" w:hAnsi="Calibri Light" w:cs="Calibri Light"/>
+          <w:sz w:val="18"/>
+          <w:szCs w:val="18"/>
         </w:rPr>
         <w:t xml:space="preserve"> </w:t>
       </w:r>
-      <w:r>
-        <w:rPr>
-          <w:rFonts w:ascii="Calibri Light" w:hAnsi="Calibri Light" w:cs="Calibri Light"/>
-          <w:sz w:val="19"/>
-          <w:szCs w:val="19"/>
-        </w:rPr>
-        <w:t xml:space="preserve">for issue tracking. </w:t>
+      <w:commentRangeStart w:id="0"/>
+      <w:commentRangeEnd w:id="0"/>
+      <w:r>
+        <w:rPr>
+          <w:rStyle w:val="CommentReference"/>
+          <w:sz w:val="18"/>
+          <w:szCs w:val="18"/>
+        </w:rPr>
+        <w:commentReference w:id="0"/>
+      </w:r>
+      <w:r>
+        <w:rPr>
+          <w:rFonts w:ascii="Calibri Light" w:hAnsi="Calibri Light" w:cs="Calibri Light"/>
+          <w:sz w:val="18"/>
+          <w:szCs w:val="18"/>
+        </w:rPr>
+        <w:t>I became exposed to cloud-based technologies and effectively leveraged PowerShell scripts to complete tasks relating to user state management. I also improved Tier-1 ticketing efficiency by developing a Python-based desktop application. I utilized libraries such as Tkinter to build a responsive graphical user interface, automating Excel template cell population, and automatic copy-paste functionalities. This significantly reduced manual data entry errors and had also improved processing speed by 75%. This not only showcases my capability to take on self-initiated projects to improve workplace procedures, but it also built upon my interest in workflow optimization.</w:t>
+      </w:r>
+      <w:r>
+        <w:rPr>
+          <w:rFonts w:ascii="Calibri Light" w:eastAsia="Cambria" w:hAnsi="Calibri Light" w:cs="Calibri Light"/>
+          <w:bCs/>
+          <w:sz w:val="19"/>
+          <w:szCs w:val="19"/>
+          <w:lang w:val="en-CA"/>
+        </w:rPr>
+        <w:t xml:space="preserve"> </w:t>
       </w:r>
       <w:r>
         <w:rPr>
@@ -1674,8 +1587,8 @@
       </w:r>
     </w:p>
     <w:sectPr>
-      <w:headerReference w:type="default" r:id="rId8"/>
-      <w:footerReference w:type="default" r:id="rId9"/>
+      <w:headerReference w:type="default" r:id="rId12"/>
+      <w:footerReference w:type="default" r:id="rId13"/>
       <w:pgSz w:w="12240" w:h="15840"/>
       <w:pgMar w:top="720" w:right="720" w:bottom="720" w:left="720" w:header="360" w:footer="360" w:gutter="0"/>
       <w:pgNumType w:start="1"/>
@@ -1684,6 +1597,45 @@
     </w:sectPr>
   </w:body>
 </w:document>
+</file>
+
+<file path=word/comments.xml><?xml version="1.0" encoding="utf-8"?>
+<w:comments xmlns:wpc="http://schemas.microsoft.com/office/word/2010/wordprocessingCanvas" xmlns:cx="http://schemas.microsoft.com/office/drawing/2014/chartex" xmlns:cx1="http://schemas.microsoft.com/office/drawing/2015/9/8/chartex" xmlns:cx2="http://schemas.microsoft.com/office/drawing/2015/10/21/chartex" xmlns:cx3="http://schemas.microsoft.com/office/drawing/2016/5/9/chartex" xmlns:cx4="http://schemas.microsoft.com/office/drawing/2016/5/10/chartex" xmlns:cx5="http://schemas.microsoft.com/office/drawing/2016/5/11/chartex" xmlns:cx6="http://schemas.microsoft.com/office/drawing/2016/5/12/chartex" xmlns:cx7="http://schemas.microsoft.com/office/drawing/2016/5/13/chartex" xmlns:cx8="http://schemas.microsoft.com/office/drawing/2016/5/14/chartex" xmlns:mc="http://schemas.openxmlformats.org/markup-compatibility/2006" xmlns:aink="http://schemas.microsoft.com/office/drawing/2016/ink" xmlns:am3d="http://schemas.microsoft.com/office/drawing/2017/model3d" xmlns:o="urn:schemas-microsoft-com:office:office" xmlns:oel="http://schemas.microsoft.com/office/2019/extlst" xmlns:r="http://schemas.openxmlformats.org/officeDocument/2006/relationships" xmlns:m="http://schemas.openxmlformats.org/officeDocument/2006/math" xmlns:v="urn:schemas-microsoft-com:vml" xmlns:wp14="http://schemas.microsoft.com/office/word/2010/wordprocessingDrawing" xmlns:wp="http://schemas.openxmlformats.org/drawingml/2006/wordprocessingDrawing" xmlns:w10="urn:schemas-microsoft-com:office:word" xmlns:w="http://schemas.openxmlformats.org/wordprocessingml/2006/main" xmlns:w14="http://schemas.microsoft.com/office/word/2010/wordml" xmlns:w15="http://schemas.microsoft.com/office/word/2012/wordml" xmlns:w16cex="http://schemas.microsoft.com/office/word/2018/wordml/cex" xmlns:w16cid="http://schemas.microsoft.com/office/word/2016/wordml/cid" xmlns:w16="http://schemas.microsoft.com/office/word/2018/wordml" xmlns:w16du="http://schemas.microsoft.com/office/word/2023/wordml/word16du" xmlns:w16sdtdh="http://schemas.microsoft.com/office/word/2020/wordml/sdtdatahash" xmlns:w16sdtfl="http://schemas.microsoft.com/office/word/2024/wordml/sdtformatlock" xmlns:w16se="http://schemas.microsoft.com/office/word/2015/wordml/symex" xmlns:wpg="http://schemas.microsoft.com/office/word/2010/wordprocessingGroup" xmlns:wpi="http://schemas.microsoft.com/office/word/2010/wordprocessingInk" xmlns:wne="http://schemas.microsoft.com/office/word/2006/wordml" xmlns:wps="http://schemas.microsoft.com/office/word/2010/wordprocessingShape" mc:Ignorable="w14 w15 w16se w16cid w16 w16cex w16sdtdh w16sdtfl w16du wp14">
+  <w:comment w:id="0" w:author="Sam Lui" w:date="2025-11-30T13:53:00Z" w:initials="SL">
+    <w:p>
+      <w:pPr>
+        <w:pStyle w:val="CommentText"/>
+      </w:pPr>
+      <w:r>
+        <w:rPr>
+          <w:rStyle w:val="CommentReference"/>
+        </w:rPr>
+        <w:annotationRef/>
+      </w:r>
+      <w:r>
+        <w:t>Adjust this once CIHI co-op starts.</w:t>
+      </w:r>
+    </w:p>
+  </w:comment>
+</w:comments>
+</file>
+
+<file path=word/commentsExtended.xml><?xml version="1.0" encoding="utf-8"?>
+<w15:commentsEx xmlns:wpc="http://schemas.microsoft.com/office/word/2010/wordprocessingCanvas" xmlns:cx="http://schemas.microsoft.com/office/drawing/2014/chartex" xmlns:cx1="http://schemas.microsoft.com/office/drawing/2015/9/8/chartex" xmlns:cx2="http://schemas.microsoft.com/office/drawing/2015/10/21/chartex" xmlns:cx3="http://schemas.microsoft.com/office/drawing/2016/5/9/chartex" xmlns:cx4="http://schemas.microsoft.com/office/drawing/2016/5/10/chartex" xmlns:cx5="http://schemas.microsoft.com/office/drawing/2016/5/11/chartex" xmlns:cx6="http://schemas.microsoft.com/office/drawing/2016/5/12/chartex" xmlns:cx7="http://schemas.microsoft.com/office/drawing/2016/5/13/chartex" xmlns:cx8="http://schemas.microsoft.com/office/drawing/2016/5/14/chartex" xmlns:mc="http://schemas.openxmlformats.org/markup-compatibility/2006" xmlns:aink="http://schemas.microsoft.com/office/drawing/2016/ink" xmlns:am3d="http://schemas.microsoft.com/office/drawing/2017/model3d" xmlns:o="urn:schemas-microsoft-com:office:office" xmlns:oel="http://schemas.microsoft.com/office/2019/extlst" xmlns:r="http://schemas.openxmlformats.org/officeDocument/2006/relationships" xmlns:m="http://schemas.openxmlformats.org/officeDocument/2006/math" xmlns:v="urn:schemas-microsoft-com:vml" xmlns:wp14="http://schemas.microsoft.com/office/word/2010/wordprocessingDrawing" xmlns:wp="http://schemas.openxmlformats.org/drawingml/2006/wordprocessingDrawing" xmlns:w10="urn:schemas-microsoft-com:office:word" xmlns:w="http://schemas.openxmlformats.org/wordprocessingml/2006/main" xmlns:w14="http://schemas.microsoft.com/office/word/2010/wordml" xmlns:w15="http://schemas.microsoft.com/office/word/2012/wordml" xmlns:w16cex="http://schemas.microsoft.com/office/word/2018/wordml/cex" xmlns:w16cid="http://schemas.microsoft.com/office/word/2016/wordml/cid" xmlns:w16="http://schemas.microsoft.com/office/word/2018/wordml" xmlns:w16du="http://schemas.microsoft.com/office/word/2023/wordml/word16du" xmlns:w16sdtdh="http://schemas.microsoft.com/office/word/2020/wordml/sdtdatahash" xmlns:w16sdtfl="http://schemas.microsoft.com/office/word/2024/wordml/sdtformatlock" xmlns:w16se="http://schemas.microsoft.com/office/word/2015/wordml/symex" xmlns:wpg="http://schemas.microsoft.com/office/word/2010/wordprocessingGroup" xmlns:wpi="http://schemas.microsoft.com/office/word/2010/wordprocessingInk" xmlns:wne="http://schemas.microsoft.com/office/word/2006/wordml" xmlns:wps="http://schemas.microsoft.com/office/word/2010/wordprocessingShape" mc:Ignorable="w14 w15 w16se w16cid w16 w16cex w16sdtdh w16sdtfl w16du wp14">
+  <w15:commentEx w15:paraId="329B44B5" w15:done="0"/>
+</w15:commentsEx>
+</file>
+
+<file path=word/commentsExtensible.xml><?xml version="1.0" encoding="utf-8"?>
+<w16cex:commentsExtensible xmlns:wpc="http://schemas.microsoft.com/office/word/2010/wordprocessingCanvas" xmlns:cx="http://schemas.microsoft.com/office/drawing/2014/chartex" xmlns:cx1="http://schemas.microsoft.com/office/drawing/2015/9/8/chartex" xmlns:cx2="http://schemas.microsoft.com/office/drawing/2015/10/21/chartex" xmlns:cx3="http://schemas.microsoft.com/office/drawing/2016/5/9/chartex" xmlns:cx4="http://schemas.microsoft.com/office/drawing/2016/5/10/chartex" xmlns:cx5="http://schemas.microsoft.com/office/drawing/2016/5/11/chartex" xmlns:cx6="http://schemas.microsoft.com/office/drawing/2016/5/12/chartex" xmlns:cx7="http://schemas.microsoft.com/office/drawing/2016/5/13/chartex" xmlns:cx8="http://schemas.microsoft.com/office/drawing/2016/5/14/chartex" xmlns:cr="http://schemas.microsoft.com/office/comments/2020/reactions" xmlns:mc="http://schemas.openxmlformats.org/markup-compatibility/2006" xmlns:aink="http://schemas.microsoft.com/office/drawing/2016/ink" xmlns:am3d="http://schemas.microsoft.com/office/drawing/2017/model3d" xmlns:o="urn:schemas-microsoft-com:office:office" xmlns:oel="http://schemas.microsoft.com/office/2019/extlst" xmlns:r="http://schemas.openxmlformats.org/officeDocument/2006/relationships" xmlns:m="http://schemas.openxmlformats.org/officeDocument/2006/math" xmlns:v="urn:schemas-microsoft-com:vml" xmlns:wp14="http://schemas.microsoft.com/office/word/2010/wordprocessingDrawing" xmlns:wp="http://schemas.openxmlformats.org/drawingml/2006/wordprocessingDrawing" xmlns:w10="urn:schemas-microsoft-com:office:word" xmlns:w="http://schemas.openxmlformats.org/wordprocessingml/2006/main" xmlns:w14="http://schemas.microsoft.com/office/word/2010/wordml" xmlns:w15="http://schemas.microsoft.com/office/word/2012/wordml" xmlns:w16cex="http://schemas.microsoft.com/office/word/2018/wordml/cex" xmlns:w16cid="http://schemas.microsoft.com/office/word/2016/wordml/cid" xmlns:w16="http://schemas.microsoft.com/office/word/2018/wordml" xmlns:w16du="http://schemas.microsoft.com/office/word/2023/wordml/word16du" xmlns:w16sdtdh="http://schemas.microsoft.com/office/word/2020/wordml/sdtdatahash" xmlns:w16sdtfl="http://schemas.microsoft.com/office/word/2024/wordml/sdtformatlock" xmlns:w16se="http://schemas.microsoft.com/office/word/2015/wordml/symex" xmlns:wpg="http://schemas.microsoft.com/office/word/2010/wordprocessingGroup" xmlns:wpi="http://schemas.microsoft.com/office/word/2010/wordprocessingInk" xmlns:wne="http://schemas.microsoft.com/office/word/2006/wordml" xmlns:wps="http://schemas.microsoft.com/office/word/2010/wordprocessingShape" mc:Ignorable="w14 w15 w16se w16cid w16 w16cex w16sdtdh w16sdtfl cr w16du wp14">
+  <w16cex:commentExtensible w16cex:durableId="511356A5" w16cex:dateUtc="2025-11-30T21:53:00Z"/>
+</w16cex:commentsExtensible>
+</file>
+
+<file path=word/commentsIds.xml><?xml version="1.0" encoding="utf-8"?>
+<w16cid:commentsIds xmlns:wpc="http://schemas.microsoft.com/office/word/2010/wordprocessingCanvas" xmlns:cx="http://schemas.microsoft.com/office/drawing/2014/chartex" xmlns:cx1="http://schemas.microsoft.com/office/drawing/2015/9/8/chartex" xmlns:cx2="http://schemas.microsoft.com/office/drawing/2015/10/21/chartex" xmlns:cx3="http://schemas.microsoft.com/office/drawing/2016/5/9/chartex" xmlns:cx4="http://schemas.microsoft.com/office/drawing/2016/5/10/chartex" xmlns:cx5="http://schemas.microsoft.com/office/drawing/2016/5/11/chartex" xmlns:cx6="http://schemas.microsoft.com/office/drawing/2016/5/12/chartex" xmlns:cx7="http://schemas.microsoft.com/office/drawing/2016/5/13/chartex" xmlns:cx8="http://schemas.microsoft.com/office/drawing/2016/5/14/chartex" xmlns:mc="http://schemas.openxmlformats.org/markup-compatibility/2006" xmlns:aink="http://schemas.microsoft.com/office/drawing/2016/ink" xmlns:am3d="http://schemas.microsoft.com/office/drawing/2017/model3d" xmlns:o="urn:schemas-microsoft-com:office:office" xmlns:oel="http://schemas.microsoft.com/office/2019/extlst" xmlns:r="http://schemas.openxmlformats.org/officeDocument/2006/relationships" xmlns:m="http://schemas.openxmlformats.org/officeDocument/2006/math" xmlns:v="urn:schemas-microsoft-com:vml" xmlns:wp14="http://schemas.microsoft.com/office/word/2010/wordprocessingDrawing" xmlns:wp="http://schemas.openxmlformats.org/drawingml/2006/wordprocessingDrawing" xmlns:w10="urn:schemas-microsoft-com:office:word" xmlns:w="http://schemas.openxmlformats.org/wordprocessingml/2006/main" xmlns:w14="http://schemas.microsoft.com/office/word/2010/wordml" xmlns:w15="http://schemas.microsoft.com/office/word/2012/wordml" xmlns:w16cex="http://schemas.microsoft.com/office/word/2018/wordml/cex" xmlns:w16cid="http://schemas.microsoft.com/office/word/2016/wordml/cid" xmlns:w16="http://schemas.microsoft.com/office/word/2018/wordml" xmlns:w16du="http://schemas.microsoft.com/office/word/2023/wordml/word16du" xmlns:w16sdtdh="http://schemas.microsoft.com/office/word/2020/wordml/sdtdatahash" xmlns:w16sdtfl="http://schemas.microsoft.com/office/word/2024/wordml/sdtformatlock" xmlns:w16se="http://schemas.microsoft.com/office/word/2015/wordml/symex" xmlns:wpg="http://schemas.microsoft.com/office/word/2010/wordprocessingGroup" xmlns:wpi="http://schemas.microsoft.com/office/word/2010/wordprocessingInk" xmlns:wne="http://schemas.microsoft.com/office/word/2006/wordml" xmlns:wps="http://schemas.microsoft.com/office/word/2010/wordprocessingShape" mc:Ignorable="w14 w15 w16se w16cid w16 w16cex w16sdtdh w16sdtfl w16du wp14">
+  <w16cid:commentId w16cid:paraId="329B44B5" w16cid:durableId="511356A5"/>
+</w16cid:commentsIds>
 </file>
 
 <file path=word/endnotes.xml><?xml version="1.0" encoding="utf-8"?>
@@ -1851,8 +1803,8 @@
         <w:szCs w:val="40"/>
       </w:rPr>
     </w:pPr>
-    <w:bookmarkStart w:id="0" w:name="_hjoe94bgbnyn" w:colFirst="0" w:colLast="0"/>
-    <w:bookmarkEnd w:id="0"/>
+    <w:bookmarkStart w:id="1" w:name="_hjoe94bgbnyn" w:colFirst="0" w:colLast="0"/>
+    <w:bookmarkEnd w:id="1"/>
     <w:r>
       <w:rPr>
         <w:rFonts w:ascii="Calibri Light" w:eastAsia="Cambria" w:hAnsi="Calibri Light" w:cs="Calibri Light"/>
@@ -1864,233 +1816,56 @@
   </w:p>
   <w:p>
     <w:pPr>
-      <w:ind w:left="120"/>
+      <w:contextualSpacing/>
       <w:jc w:val="center"/>
       <w:rPr>
         <w:rFonts w:ascii="Calibri Light" w:hAnsi="Calibri Light" w:cs="Calibri Light"/>
+        <w:color w:val="323E4F"/>
+        <w:spacing w:val="4"/>
         <w:sz w:val="20"/>
         <w:szCs w:val="20"/>
+        <w:lang w:val="en-AU" w:eastAsia="en-US"/>
       </w:rPr>
     </w:pPr>
+    <w:bookmarkStart w:id="2" w:name="_Hlk215400839"/>
+    <w:bookmarkStart w:id="3" w:name="_Hlk215400840"/>
     <w:r>
       <w:rPr>
-        <w:rFonts w:ascii="Calibri Light" w:eastAsia="Cambria" w:hAnsi="Calibri Light" w:cs="Calibri Light"/>
+        <w:rFonts w:ascii="Calibri Light" w:hAnsi="Calibri Light" w:cs="Calibri Light"/>
+        <w:color w:val="323E4F"/>
+        <w:spacing w:val="4"/>
         <w:sz w:val="20"/>
         <w:szCs w:val="20"/>
+        <w:lang w:val="en-AU" w:eastAsia="en-US"/>
       </w:rPr>
-      <w:t xml:space="preserve">(604)-729-8023 </w:t>
-    </w:r>
-    <w:r>
-      <w:rPr>
-        <w:rFonts w:ascii="Calibri Light" w:eastAsia="Cambria" w:hAnsi="Calibri Light" w:cs="Calibri Light"/>
-        <w:i/>
-        <w:sz w:val="20"/>
-        <w:szCs w:val="20"/>
-      </w:rPr>
-      <w:t xml:space="preserve">| </w:t>
+      <w:t xml:space="preserve">sam_lui@hotmail.ca | https://www.linkedin.com/in/saml1009/ | </w:t>
     </w:r>
     <w:hyperlink r:id="rId1" w:history="1">
       <w:r>
         <w:rPr>
           <w:rStyle w:val="Hyperlink"/>
-          <w:rFonts w:ascii="Calibri Light" w:eastAsia="Cambria" w:hAnsi="Calibri Light" w:cs="Calibri Light"/>
+          <w:rFonts w:ascii="Calibri Light" w:hAnsi="Calibri Light" w:cs="Calibri Light"/>
+          <w:spacing w:val="4"/>
           <w:sz w:val="20"/>
           <w:szCs w:val="20"/>
-        </w:rPr>
-        <w:t>sam_lui@hotmail.ca</w:t>
-      </w:r>
-    </w:hyperlink>
-    <w:r>
-      <w:rPr>
-        <w:rFonts w:ascii="Calibri Light" w:eastAsia="Cambria" w:hAnsi="Calibri Light" w:cs="Calibri Light"/>
-        <w:sz w:val="20"/>
-        <w:szCs w:val="20"/>
-      </w:rPr>
-      <w:t xml:space="preserve"> </w:t>
-    </w:r>
-    <w:hyperlink r:id="rId2">
-      <w:r>
-        <w:rPr>
-          <w:rFonts w:ascii="Calibri Light" w:eastAsia="Cambria" w:hAnsi="Calibri Light" w:cs="Calibri Light"/>
-          <w:noProof/>
-          <w:color w:val="1155CC"/>
-          <w:sz w:val="20"/>
-          <w:szCs w:val="20"/>
-          <w:u w:val="single"/>
-        </w:rPr>
-        <w:drawing>
-          <wp:inline distT="0" distB="0" distL="0" distR="0" wp14:anchorId="7C87CD9A" wp14:editId="7C87CD9B">
-            <wp:extent cx="127000" cy="107950"/>
-            <wp:effectExtent l="0" t="0" r="0" b="0"/>
-            <wp:docPr id="1284951015" name="image1.png"/>
-            <wp:cNvGraphicFramePr/>
-            <a:graphic xmlns:a="http://schemas.openxmlformats.org/drawingml/2006/main">
-              <a:graphicData uri="http://schemas.openxmlformats.org/drawingml/2006/picture">
-                <pic:pic xmlns:pic="http://schemas.openxmlformats.org/drawingml/2006/picture">
-                  <pic:nvPicPr>
-                    <pic:cNvPr id="0" name="image1.png"/>
-                    <pic:cNvPicPr preferRelativeResize="0"/>
-                  </pic:nvPicPr>
-                  <pic:blipFill>
-                    <a:blip r:embed="rId3"/>
-                    <a:srcRect/>
-                    <a:stretch>
-                      <a:fillRect/>
-                    </a:stretch>
-                  </pic:blipFill>
-                  <pic:spPr>
-                    <a:xfrm>
-                      <a:off x="0" y="0"/>
-                      <a:ext cx="127000" cy="107950"/>
-                    </a:xfrm>
-                    <a:prstGeom prst="rect">
-                      <a:avLst/>
-                    </a:prstGeom>
-                    <a:ln/>
-                  </pic:spPr>
-                </pic:pic>
-              </a:graphicData>
-            </a:graphic>
-          </wp:inline>
-        </w:drawing>
-      </w:r>
-    </w:hyperlink>
-    <w:hyperlink r:id="rId4">
-      <w:r>
-        <w:rPr>
-          <w:rFonts w:ascii="Calibri Light" w:eastAsia="Cambria" w:hAnsi="Calibri Light" w:cs="Calibri Light"/>
-          <w:color w:val="1155CC"/>
-          <w:sz w:val="20"/>
-          <w:szCs w:val="20"/>
-          <w:u w:val="single"/>
-        </w:rPr>
-        <w:t xml:space="preserve"> </w:t>
-      </w:r>
-    </w:hyperlink>
-    <w:hyperlink r:id="rId5">
-      <w:r>
-        <w:rPr>
-          <w:rFonts w:ascii="Calibri Light" w:eastAsia="Cambria" w:hAnsi="Calibri Light" w:cs="Calibri Light"/>
-          <w:i/>
-          <w:color w:val="1155CC"/>
-          <w:sz w:val="20"/>
-          <w:szCs w:val="20"/>
-          <w:u w:val="single"/>
-        </w:rPr>
-        <w:t xml:space="preserve">| </w:t>
+          <w:lang w:val="en-AU" w:eastAsia="en-US"/>
+        </w:rPr>
+        <w:t>https://github.com/samlui1009</w:t>
       </w:r>
     </w:hyperlink>
     <w:r>
       <w:rPr>
         <w:rFonts w:ascii="Calibri Light" w:hAnsi="Calibri Light" w:cs="Calibri Light"/>
+        <w:color w:val="323E4F"/>
+        <w:spacing w:val="4"/>
         <w:sz w:val="20"/>
         <w:szCs w:val="20"/>
+        <w:lang w:val="en-AU" w:eastAsia="en-US"/>
       </w:rPr>
-      <w:t xml:space="preserve"> </w:t>
+      <w:t xml:space="preserve"> | https://samlui.netlify.app/</w:t>
     </w:r>
-    <w:hyperlink r:id="rId6" w:history="1">
-      <w:r>
-        <w:rPr>
-          <w:rStyle w:val="Hyperlink"/>
-          <w:rFonts w:ascii="Calibri Light" w:eastAsia="Cambria" w:hAnsi="Calibri Light" w:cs="Calibri Light"/>
-          <w:sz w:val="20"/>
-          <w:szCs w:val="20"/>
-        </w:rPr>
-        <w:t>https://www.linkedin.com/in/sam-lui-6250a787</w:t>
-      </w:r>
-    </w:hyperlink>
-    <w:r>
-      <w:rPr>
-        <w:rFonts w:ascii="Calibri Light" w:eastAsia="Cambria" w:hAnsi="Calibri Light" w:cs="Calibri Light"/>
-        <w:sz w:val="20"/>
-        <w:szCs w:val="20"/>
-      </w:rPr>
-      <w:t xml:space="preserve"> </w:t>
-    </w:r>
-    <w:hyperlink r:id="rId7">
-      <w:r>
-        <w:rPr>
-          <w:rFonts w:ascii="Calibri Light" w:eastAsia="Cambria" w:hAnsi="Calibri Light" w:cs="Calibri Light"/>
-          <w:noProof/>
-          <w:color w:val="1155CC"/>
-          <w:sz w:val="20"/>
-          <w:szCs w:val="20"/>
-          <w:u w:val="single"/>
-        </w:rPr>
-        <w:drawing>
-          <wp:inline distT="0" distB="0" distL="0" distR="0" wp14:anchorId="7C87CD9C" wp14:editId="7C87CD9D">
-            <wp:extent cx="127000" cy="107950"/>
-            <wp:effectExtent l="0" t="0" r="0" b="0"/>
-            <wp:docPr id="1838575613" name="image1.png"/>
-            <wp:cNvGraphicFramePr/>
-            <a:graphic xmlns:a="http://schemas.openxmlformats.org/drawingml/2006/main">
-              <a:graphicData uri="http://schemas.openxmlformats.org/drawingml/2006/picture">
-                <pic:pic xmlns:pic="http://schemas.openxmlformats.org/drawingml/2006/picture">
-                  <pic:nvPicPr>
-                    <pic:cNvPr id="0" name="image1.png"/>
-                    <pic:cNvPicPr preferRelativeResize="0"/>
-                  </pic:nvPicPr>
-                  <pic:blipFill>
-                    <a:blip r:embed="rId3"/>
-                    <a:srcRect/>
-                    <a:stretch>
-                      <a:fillRect/>
-                    </a:stretch>
-                  </pic:blipFill>
-                  <pic:spPr>
-                    <a:xfrm>
-                      <a:off x="0" y="0"/>
-                      <a:ext cx="127000" cy="107950"/>
-                    </a:xfrm>
-                    <a:prstGeom prst="rect">
-                      <a:avLst/>
-                    </a:prstGeom>
-                    <a:ln/>
-                  </pic:spPr>
-                </pic:pic>
-              </a:graphicData>
-            </a:graphic>
-          </wp:inline>
-        </w:drawing>
-      </w:r>
-    </w:hyperlink>
-    <w:hyperlink r:id="rId8">
-      <w:r>
-        <w:rPr>
-          <w:rFonts w:ascii="Calibri Light" w:eastAsia="Cambria" w:hAnsi="Calibri Light" w:cs="Calibri Light"/>
-          <w:color w:val="1155CC"/>
-          <w:sz w:val="20"/>
-          <w:szCs w:val="20"/>
-          <w:u w:val="single"/>
-        </w:rPr>
-        <w:t xml:space="preserve"> </w:t>
-      </w:r>
-    </w:hyperlink>
-    <w:hyperlink r:id="rId9">
-      <w:r>
-        <w:rPr>
-          <w:rFonts w:ascii="Calibri Light" w:eastAsia="Cambria" w:hAnsi="Calibri Light" w:cs="Calibri Light"/>
-          <w:i/>
-          <w:color w:val="1155CC"/>
-          <w:sz w:val="20"/>
-          <w:szCs w:val="20"/>
-          <w:u w:val="single"/>
-        </w:rPr>
-        <w:t xml:space="preserve">| </w:t>
-      </w:r>
-    </w:hyperlink>
-    <w:hyperlink r:id="rId10">
-      <w:r>
-        <w:rPr>
-          <w:rFonts w:ascii="Calibri Light" w:eastAsia="Cambria" w:hAnsi="Calibri Light" w:cs="Calibri Light"/>
-          <w:color w:val="1155CC"/>
-          <w:sz w:val="20"/>
-          <w:szCs w:val="20"/>
-          <w:u w:val="single"/>
-        </w:rPr>
-        <w:t>github.com/samlui1009</w:t>
-      </w:r>
-    </w:hyperlink>
+    <w:bookmarkEnd w:id="2"/>
+    <w:bookmarkEnd w:id="3"/>
   </w:p>
 </w:hdr>
 </file>
@@ -2264,6 +2039,14 @@
     <w:abstractNumId w:val="1"/>
   </w:num>
 </w:numbering>
+</file>
+
+<file path=word/people.xml><?xml version="1.0" encoding="utf-8"?>
+<w15:people xmlns:wpc="http://schemas.microsoft.com/office/word/2010/wordprocessingCanvas" xmlns:cx="http://schemas.microsoft.com/office/drawing/2014/chartex" xmlns:cx1="http://schemas.microsoft.com/office/drawing/2015/9/8/chartex" xmlns:cx2="http://schemas.microsoft.com/office/drawing/2015/10/21/chartex" xmlns:cx3="http://schemas.microsoft.com/office/drawing/2016/5/9/chartex" xmlns:cx4="http://schemas.microsoft.com/office/drawing/2016/5/10/chartex" xmlns:cx5="http://schemas.microsoft.com/office/drawing/2016/5/11/chartex" xmlns:cx6="http://schemas.microsoft.com/office/drawing/2016/5/12/chartex" xmlns:cx7="http://schemas.microsoft.com/office/drawing/2016/5/13/chartex" xmlns:cx8="http://schemas.microsoft.com/office/drawing/2016/5/14/chartex" xmlns:mc="http://schemas.openxmlformats.org/markup-compatibility/2006" xmlns:aink="http://schemas.microsoft.com/office/drawing/2016/ink" xmlns:am3d="http://schemas.microsoft.com/office/drawing/2017/model3d" xmlns:o="urn:schemas-microsoft-com:office:office" xmlns:oel="http://schemas.microsoft.com/office/2019/extlst" xmlns:r="http://schemas.openxmlformats.org/officeDocument/2006/relationships" xmlns:m="http://schemas.openxmlformats.org/officeDocument/2006/math" xmlns:v="urn:schemas-microsoft-com:vml" xmlns:wp14="http://schemas.microsoft.com/office/word/2010/wordprocessingDrawing" xmlns:wp="http://schemas.openxmlformats.org/drawingml/2006/wordprocessingDrawing" xmlns:w10="urn:schemas-microsoft-com:office:word" xmlns:w="http://schemas.openxmlformats.org/wordprocessingml/2006/main" xmlns:w14="http://schemas.microsoft.com/office/word/2010/wordml" xmlns:w15="http://schemas.microsoft.com/office/word/2012/wordml" xmlns:w16cex="http://schemas.microsoft.com/office/word/2018/wordml/cex" xmlns:w16cid="http://schemas.microsoft.com/office/word/2016/wordml/cid" xmlns:w16="http://schemas.microsoft.com/office/word/2018/wordml" xmlns:w16du="http://schemas.microsoft.com/office/word/2023/wordml/word16du" xmlns:w16sdtdh="http://schemas.microsoft.com/office/word/2020/wordml/sdtdatahash" xmlns:w16sdtfl="http://schemas.microsoft.com/office/word/2024/wordml/sdtformatlock" xmlns:w16se="http://schemas.microsoft.com/office/word/2015/wordml/symex" xmlns:wpg="http://schemas.microsoft.com/office/word/2010/wordprocessingGroup" xmlns:wpi="http://schemas.microsoft.com/office/word/2010/wordprocessingInk" xmlns:wne="http://schemas.microsoft.com/office/word/2006/wordml" xmlns:wps="http://schemas.microsoft.com/office/word/2010/wordprocessingShape" mc:Ignorable="w14 w15 w16se w16cid w16 w16cex w16sdtdh w16sdtfl w16du wp14">
+  <w15:person w15:author="Sam Lui">
+    <w15:presenceInfo w15:providerId="Windows Live" w15:userId="8f887ab463d8bf2b"/>
+  </w15:person>
+</w15:people>
 </file>
 
 <file path=word/styles.xml><?xml version="1.0" encoding="utf-8"?>
@@ -2935,6 +2718,53 @@
     <w:semiHidden/>
     <w:rsid w:val="00A855CB"/>
   </w:style>
+  <w:style w:type="character" w:styleId="CommentReference">
+    <w:name w:val="annotation reference"/>
+    <w:basedOn w:val="DefaultParagraphFont"/>
+    <w:uiPriority w:val="99"/>
+    <w:semiHidden/>
+    <w:unhideWhenUsed/>
+    <w:rsid w:val="00F02531"/>
+    <w:rPr>
+      <w:sz w:val="16"/>
+      <w:szCs w:val="16"/>
+    </w:rPr>
+  </w:style>
+  <w:style w:type="paragraph" w:styleId="CommentText">
+    <w:name w:val="annotation text"/>
+    <w:basedOn w:val="Normal"/>
+    <w:link w:val="CommentTextChar"/>
+    <w:uiPriority w:val="99"/>
+    <w:unhideWhenUsed/>
+    <w:rsid w:val="00F02531"/>
+    <w:pPr>
+      <w:widowControl/>
+      <w:spacing w:after="160"/>
+    </w:pPr>
+    <w:rPr>
+      <w:rFonts w:asciiTheme="minorHAnsi" w:eastAsiaTheme="minorEastAsia" w:hAnsiTheme="minorHAnsi" w:cstheme="minorBidi"/>
+      <w:kern w:val="2"/>
+      <w:sz w:val="20"/>
+      <w:szCs w:val="20"/>
+      <w:lang w:val="en-CA"/>
+      <w14:ligatures w14:val="standardContextual"/>
+    </w:rPr>
+  </w:style>
+  <w:style w:type="character" w:customStyle="1" w:styleId="CommentTextChar">
+    <w:name w:val="Comment Text Char"/>
+    <w:basedOn w:val="DefaultParagraphFont"/>
+    <w:link w:val="CommentText"/>
+    <w:uiPriority w:val="99"/>
+    <w:rsid w:val="00F02531"/>
+    <w:rPr>
+      <w:rFonts w:asciiTheme="minorHAnsi" w:eastAsiaTheme="minorEastAsia" w:hAnsiTheme="minorHAnsi" w:cstheme="minorBidi"/>
+      <w:kern w:val="2"/>
+      <w:sz w:val="20"/>
+      <w:szCs w:val="20"/>
+      <w:lang w:val="en-CA"/>
+      <w14:ligatures w14:val="standardContextual"/>
+    </w:rPr>
+  </w:style>
 </w:styles>
 </file>
 
